--- a/06运维服务能力管理计划、指标体系及相关报告（报告中至少包括近三个月以上的指标达成情况及趋势信息）/CYYH-ITSS-06-01 运维服务能力管理制度.docx
+++ b/06运维服务能力管理计划、指标体系及相关报告（报告中至少包括近三个月以上的指标达成情况及趋势信息）/CYYH-ITSS-06-01 运维服务能力管理制度.docx
@@ -1,7 +1,6 @@
 
 <file path=word/document.xml><?xml version="1.0" encoding="utf-8"?>
-<w:document xmlns:wpc="http://schemas.microsoft.com/office/word/2010/wordprocessingCanvas" xmlns:mc="http://schemas.openxmlformats.org/markup-compatibility/2006" xmlns:o="urn:schemas-microsoft-com:office:office" xmlns:r="http://schemas.openxmlformats.org/officeDocument/2006/relationships" xmlns:m="http://schemas.openxmlformats.org/officeDocument/2006/math" xmlns:v="urn:schemas-microsoft-com:vml" xmlns:wp14="http://schemas.microsoft.com/office/word/2010/wordprocessingDrawing" xmlns:wp="http://schemas.openxmlformats.org/drawingml/2006/wordprocessingDrawing" xmlns:w10="urn:schemas-microsoft-com:office:word" xmlns:w="http://schemas.openxmlformats.org/wordprocessingml/2006/main" xmlns:w14="http://schemas.microsoft.com/office/word/2010/wordml" xmlns:w15="http://schemas.microsoft.com/office/word/2012/wordml" xmlns:wne="http://schemas.microsoft.com/office/word/2006/wordml" xmlns:wpg="http://schemas.microsoft.com/office/word/2010/wordprocessingGroup" xmlns:wpi="http://schemas.microsoft.com/office/word/2010/wordprocessingInk" xmlns:wps="http://schemas.microsoft.com/office/word/2010/wordprocessingShape" mc:Ignorable="w14 w15 wp14">
-  <!-- Generated by Aspose.Words for .NET 13.3.0.1 -->
+<w:document xmlns:wpc="http://schemas.microsoft.com/office/word/2010/wordprocessingCanvas" xmlns:mc="http://schemas.openxmlformats.org/markup-compatibility/2006" xmlns:o="urn:schemas-microsoft-com:office:office" xmlns:r="http://schemas.openxmlformats.org/officeDocument/2006/relationships" xmlns:m="http://schemas.openxmlformats.org/officeDocument/2006/math" xmlns:v="urn:schemas-microsoft-com:vml" xmlns:wp14="http://schemas.microsoft.com/office/word/2010/wordprocessingDrawing" xmlns:wp="http://schemas.openxmlformats.org/drawingml/2006/wordprocessingDrawing" xmlns:w="http://schemas.openxmlformats.org/wordprocessingml/2006/main" xmlns:w14="http://schemas.microsoft.com/office/word/2010/wordml" xmlns:w10="urn:schemas-microsoft-com:office:word" xmlns:w15="http://schemas.microsoft.com/office/word/2012/wordml" xmlns:wpg="http://schemas.microsoft.com/office/word/2010/wordprocessingGroup" xmlns:wpi="http://schemas.microsoft.com/office/word/2010/wordprocessingInk" xmlns:wne="http://schemas.microsoft.com/office/word/2006/wordml" xmlns:wps="http://schemas.microsoft.com/office/word/2010/wordprocessingShape" xmlns:wpsCustomData="http://www.wps.cn/officeDocument/2013/wpsCustomData" mc:Ignorable="w14 w15 wp14">
   <w:body>
     <w:p>
       <w:pPr>
@@ -39,7 +38,7 @@
                     <pic:cNvPicPr/>
                   </pic:nvPicPr>
                   <pic:blipFill>
-                    <a:blip xmlns:r="http://schemas.openxmlformats.org/officeDocument/2006/relationships" r:embed="rId4"/>
+                    <a:blip r:embed="rId10"/>
                     <a:stretch>
                       <a:fillRect/>
                     </a:stretch>
@@ -62,7 +61,7 @@
     </w:p>
     <w:p>
       <w:pPr>
-        <w:pStyle w:val="BodyText"/>
+        <w:pStyle w:val="2"/>
         <w:keepNext w:val="0"/>
         <w:keepLines w:val="0"/>
         <w:pageBreakBefore w:val="0"/>
@@ -82,7 +81,7 @@
     </w:p>
     <w:p>
       <w:pPr>
-        <w:pStyle w:val="BodyText"/>
+        <w:pStyle w:val="2"/>
         <w:keepNext w:val="0"/>
         <w:keepLines w:val="0"/>
         <w:pageBreakBefore w:val="0"/>
@@ -102,7 +101,7 @@
     </w:p>
     <w:p>
       <w:pPr>
-        <w:pStyle w:val="BodyText"/>
+        <w:pStyle w:val="2"/>
         <w:keepNext w:val="0"/>
         <w:keepLines w:val="0"/>
         <w:pageBreakBefore w:val="0"/>
@@ -122,7 +121,7 @@
     </w:p>
     <w:p>
       <w:pPr>
-        <w:pStyle w:val="BodyText"/>
+        <w:pStyle w:val="2"/>
         <w:keepNext w:val="0"/>
         <w:keepLines w:val="0"/>
         <w:pageBreakBefore w:val="0"/>
@@ -142,7 +141,7 @@
     </w:p>
     <w:p>
       <w:pPr>
-        <w:pStyle w:val="BodyText"/>
+        <w:pStyle w:val="2"/>
         <w:keepNext w:val="0"/>
         <w:keepLines w:val="0"/>
         <w:pageBreakBefore w:val="0"/>
@@ -162,7 +161,7 @@
     </w:p>
     <w:p>
       <w:pPr>
-        <w:pStyle w:val="BodyText"/>
+        <w:pStyle w:val="2"/>
         <w:keepNext w:val="0"/>
         <w:keepLines w:val="0"/>
         <w:pageBreakBefore w:val="0"/>
@@ -199,14 +198,14 @@
         <w:ind w:left="1184"/>
         <w:textAlignment w:val="baseline"/>
         <w:rPr>
-          <w:rFonts w:ascii="黑体" w:eastAsia="黑体" w:hAnsi="黑体" w:cs="黑体"/>
+          <w:rFonts w:ascii="黑体" w:hAnsi="黑体" w:eastAsia="黑体" w:cs="黑体"/>
           <w:sz w:val="43"/>
           <w:szCs w:val="43"/>
         </w:rPr>
       </w:pPr>
       <w:r>
         <w:rPr>
-          <w:rFonts w:ascii="黑体" w:eastAsia="黑体" w:hAnsi="黑体" w:cs="黑体"/>
+          <w:rFonts w:ascii="黑体" w:hAnsi="黑体" w:eastAsia="黑体" w:cs="黑体"/>
           <w:b/>
           <w:bCs/>
           <w:spacing w:val="6"/>
@@ -218,7 +217,7 @@
     </w:p>
     <w:p>
       <w:pPr>
-        <w:pStyle w:val="BodyText"/>
+        <w:pStyle w:val="2"/>
         <w:keepNext w:val="0"/>
         <w:keepLines w:val="0"/>
         <w:pageBreakBefore w:val="0"/>
@@ -238,7 +237,7 @@
     </w:p>
     <w:p>
       <w:pPr>
-        <w:pStyle w:val="BodyText"/>
+        <w:pStyle w:val="2"/>
         <w:keepNext w:val="0"/>
         <w:keepLines w:val="0"/>
         <w:pageBreakBefore w:val="0"/>
@@ -258,7 +257,7 @@
     </w:p>
     <w:p>
       <w:pPr>
-        <w:pStyle w:val="BodyText"/>
+        <w:pStyle w:val="2"/>
         <w:keepNext w:val="0"/>
         <w:keepLines w:val="0"/>
         <w:pageBreakBefore w:val="0"/>
@@ -295,14 +294,14 @@
         <w:ind w:left="2074"/>
         <w:textAlignment w:val="baseline"/>
         <w:rPr>
-          <w:rFonts w:ascii="黑体" w:eastAsia="黑体" w:hAnsi="黑体" w:cs="黑体"/>
+          <w:rFonts w:ascii="黑体" w:hAnsi="黑体" w:eastAsia="黑体" w:cs="黑体"/>
           <w:sz w:val="43"/>
           <w:szCs w:val="43"/>
         </w:rPr>
       </w:pPr>
       <w:r>
         <w:rPr>
-          <w:rFonts w:ascii="黑体" w:eastAsia="黑体" w:hAnsi="黑体" w:cs="黑体"/>
+          <w:rFonts w:ascii="黑体" w:hAnsi="黑体" w:eastAsia="黑体" w:cs="黑体"/>
           <w:b/>
           <w:bCs/>
           <w:spacing w:val="4"/>
@@ -314,7 +313,7 @@
     </w:p>
     <w:p>
       <w:pPr>
-        <w:pStyle w:val="BodyText"/>
+        <w:pStyle w:val="2"/>
         <w:keepNext w:val="0"/>
         <w:keepLines w:val="0"/>
         <w:pageBreakBefore w:val="0"/>
@@ -334,7 +333,7 @@
     </w:p>
     <w:p>
       <w:pPr>
-        <w:pStyle w:val="BodyText"/>
+        <w:pStyle w:val="2"/>
         <w:keepNext w:val="0"/>
         <w:keepLines w:val="0"/>
         <w:pageBreakBefore w:val="0"/>
@@ -354,7 +353,7 @@
     </w:p>
     <w:p>
       <w:pPr>
-        <w:pStyle w:val="BodyText"/>
+        <w:pStyle w:val="2"/>
         <w:keepNext w:val="0"/>
         <w:keepLines w:val="0"/>
         <w:pageBreakBefore w:val="0"/>
@@ -374,7 +373,7 @@
     </w:p>
     <w:p>
       <w:pPr>
-        <w:pStyle w:val="BodyText"/>
+        <w:pStyle w:val="2"/>
         <w:keepNext w:val="0"/>
         <w:keepLines w:val="0"/>
         <w:pageBreakBefore w:val="0"/>
@@ -394,7 +393,7 @@
     </w:p>
     <w:p>
       <w:pPr>
-        <w:pStyle w:val="BodyText"/>
+        <w:pStyle w:val="2"/>
         <w:keepNext w:val="0"/>
         <w:keepLines w:val="0"/>
         <w:pageBreakBefore w:val="0"/>
@@ -414,7 +413,7 @@
     </w:p>
     <w:p>
       <w:pPr>
-        <w:pStyle w:val="BodyText"/>
+        <w:pStyle w:val="2"/>
         <w:keepNext w:val="0"/>
         <w:keepLines w:val="0"/>
         <w:pageBreakBefore w:val="0"/>
@@ -434,7 +433,7 @@
     </w:p>
     <w:p>
       <w:pPr>
-        <w:pStyle w:val="BodyText"/>
+        <w:pStyle w:val="2"/>
         <w:keepNext w:val="0"/>
         <w:keepLines w:val="0"/>
         <w:pageBreakBefore w:val="0"/>
@@ -454,7 +453,7 @@
     </w:p>
     <w:p>
       <w:pPr>
-        <w:pStyle w:val="BodyText"/>
+        <w:pStyle w:val="2"/>
         <w:keepNext w:val="0"/>
         <w:keepLines w:val="0"/>
         <w:pageBreakBefore w:val="0"/>
@@ -474,7 +473,7 @@
     </w:p>
     <w:p>
       <w:pPr>
-        <w:pStyle w:val="BodyText"/>
+        <w:pStyle w:val="2"/>
         <w:keepNext w:val="0"/>
         <w:keepLines w:val="0"/>
         <w:pageBreakBefore w:val="0"/>
@@ -494,7 +493,7 @@
     </w:p>
     <w:p>
       <w:pPr>
-        <w:pStyle w:val="BodyText"/>
+        <w:pStyle w:val="2"/>
         <w:keepNext w:val="0"/>
         <w:keepLines w:val="0"/>
         <w:pageBreakBefore w:val="0"/>
@@ -514,7 +513,7 @@
     </w:p>
     <w:p>
       <w:pPr>
-        <w:pStyle w:val="BodyText"/>
+        <w:pStyle w:val="2"/>
         <w:keepNext w:val="0"/>
         <w:keepLines w:val="0"/>
         <w:pageBreakBefore w:val="0"/>
@@ -534,7 +533,7 @@
     </w:p>
     <w:p>
       <w:pPr>
-        <w:pStyle w:val="BodyText"/>
+        <w:pStyle w:val="2"/>
         <w:keepNext w:val="0"/>
         <w:keepLines w:val="0"/>
         <w:pageBreakBefore w:val="0"/>
@@ -554,7 +553,7 @@
     </w:p>
     <w:p>
       <w:pPr>
-        <w:pStyle w:val="BodyText"/>
+        <w:pStyle w:val="2"/>
         <w:keepNext w:val="0"/>
         <w:keepLines w:val="0"/>
         <w:pageBreakBefore w:val="0"/>
@@ -574,7 +573,7 @@
     </w:p>
     <w:p>
       <w:pPr>
-        <w:pStyle w:val="BodyText"/>
+        <w:pStyle w:val="2"/>
         <w:keepNext w:val="0"/>
         <w:keepLines w:val="0"/>
         <w:pageBreakBefore w:val="0"/>
@@ -594,7 +593,7 @@
     </w:p>
     <w:p>
       <w:pPr>
-        <w:pStyle w:val="BodyText"/>
+        <w:pStyle w:val="2"/>
         <w:keepNext w:val="0"/>
         <w:keepLines w:val="0"/>
         <w:pageBreakBefore w:val="0"/>
@@ -614,7 +613,7 @@
     </w:p>
     <w:p>
       <w:pPr>
-        <w:pStyle w:val="BodyText"/>
+        <w:pStyle w:val="2"/>
         <w:keepNext w:val="0"/>
         <w:keepLines w:val="0"/>
         <w:pageBreakBefore w:val="0"/>
@@ -651,14 +650,14 @@
         <w:ind w:left="2970"/>
         <w:textAlignment w:val="baseline"/>
         <w:rPr>
-          <w:rFonts w:ascii="黑体" w:eastAsia="黑体" w:hAnsi="黑体" w:cs="黑体"/>
-          <w:sz w:val="30"/>
-          <w:szCs w:val="30"/>
-        </w:rPr>
-      </w:pPr>
-      <w:r>
-        <w:rPr>
-          <w:rFonts w:ascii="黑体" w:eastAsia="黑体" w:hAnsi="黑体" w:cs="黑体"/>
+          <w:rFonts w:ascii="黑体" w:hAnsi="黑体" w:eastAsia="黑体" w:cs="黑体"/>
+          <w:sz w:val="30"/>
+          <w:szCs w:val="30"/>
+        </w:rPr>
+      </w:pPr>
+      <w:r>
+        <w:rPr>
+          <w:rFonts w:ascii="黑体" w:hAnsi="黑体" w:eastAsia="黑体" w:cs="黑体"/>
           <w:b/>
           <w:bCs/>
           <w:spacing w:val="-3"/>
@@ -669,7 +668,7 @@
       </w:r>
       <w:r>
         <w:rPr>
-          <w:rFonts w:ascii="黑体" w:eastAsia="黑体" w:hAnsi="黑体" w:cs="黑体"/>
+          <w:rFonts w:ascii="黑体" w:hAnsi="黑体" w:eastAsia="黑体" w:cs="黑体"/>
           <w:spacing w:val="-3"/>
           <w:sz w:val="30"/>
           <w:szCs w:val="30"/>
@@ -678,7 +677,7 @@
       </w:r>
       <w:r>
         <w:rPr>
-          <w:rFonts w:ascii="黑体" w:eastAsia="黑体" w:hAnsi="黑体" w:cs="黑体"/>
+          <w:rFonts w:ascii="黑体" w:hAnsi="黑体" w:eastAsia="黑体" w:cs="黑体"/>
           <w:b/>
           <w:bCs/>
           <w:spacing w:val="-3"/>
@@ -707,14 +706,14 @@
         <w:ind w:left="2961"/>
         <w:textAlignment w:val="baseline"/>
         <w:rPr>
-          <w:rFonts w:ascii="黑体" w:eastAsia="黑体" w:hAnsi="黑体" w:cs="黑体"/>
-          <w:sz w:val="30"/>
-          <w:szCs w:val="30"/>
-        </w:rPr>
-      </w:pPr>
-      <w:r>
-        <w:rPr>
-          <w:rFonts w:ascii="黑体" w:eastAsia="黑体" w:hAnsi="黑体" w:cs="黑体"/>
+          <w:rFonts w:ascii="黑体" w:hAnsi="黑体" w:eastAsia="黑体" w:cs="黑体"/>
+          <w:sz w:val="30"/>
+          <w:szCs w:val="30"/>
+        </w:rPr>
+      </w:pPr>
+      <w:r>
+        <w:rPr>
+          <w:rFonts w:ascii="黑体" w:hAnsi="黑体" w:eastAsia="黑体" w:cs="黑体"/>
           <w:b/>
           <w:bCs/>
           <w:spacing w:val="-3"/>
@@ -725,7 +724,7 @@
       </w:r>
       <w:r>
         <w:rPr>
-          <w:rFonts w:ascii="Calibri" w:eastAsia="Calibri" w:hAnsi="Calibri" w:cs="Calibri"/>
+          <w:rFonts w:ascii="Calibri" w:hAnsi="Calibri" w:eastAsia="Calibri" w:cs="Calibri"/>
           <w:b/>
           <w:bCs/>
           <w:spacing w:val="-3"/>
@@ -736,7 +735,7 @@
       </w:r>
       <w:r>
         <w:rPr>
-          <w:rFonts w:ascii="Calibri" w:eastAsia="宋体" w:hAnsi="Calibri" w:cs="Calibri" w:hint="eastAsia"/>
+          <w:rFonts w:hint="eastAsia" w:ascii="Calibri" w:hAnsi="Calibri" w:eastAsia="宋体" w:cs="Calibri"/>
           <w:b/>
           <w:bCs/>
           <w:spacing w:val="-3"/>
@@ -748,7 +747,7 @@
       </w:r>
       <w:r>
         <w:rPr>
-          <w:rFonts w:ascii="黑体" w:eastAsia="黑体" w:hAnsi="黑体" w:cs="黑体"/>
+          <w:rFonts w:ascii="黑体" w:hAnsi="黑体" w:eastAsia="黑体" w:cs="黑体"/>
           <w:b/>
           <w:bCs/>
           <w:spacing w:val="-3"/>
@@ -759,7 +758,7 @@
       </w:r>
       <w:r>
         <w:rPr>
-          <w:rFonts w:ascii="Calibri" w:eastAsia="Calibri" w:hAnsi="Calibri" w:cs="Calibri"/>
+          <w:rFonts w:ascii="Calibri" w:hAnsi="Calibri" w:eastAsia="Calibri" w:cs="Calibri"/>
           <w:b/>
           <w:bCs/>
           <w:spacing w:val="-3"/>
@@ -770,7 +769,7 @@
       </w:r>
       <w:r>
         <w:rPr>
-          <w:rFonts w:ascii="黑体" w:eastAsia="黑体" w:hAnsi="黑体" w:cs="黑体"/>
+          <w:rFonts w:ascii="黑体" w:hAnsi="黑体" w:eastAsia="黑体" w:cs="黑体"/>
           <w:b/>
           <w:bCs/>
           <w:spacing w:val="-3"/>
@@ -799,14 +798,14 @@
         <w:ind w:left="2966"/>
         <w:textAlignment w:val="baseline"/>
         <w:rPr>
-          <w:rFonts w:ascii="Calibri" w:eastAsia="Calibri" w:hAnsi="Calibri" w:cs="Calibri"/>
-          <w:sz w:val="30"/>
-          <w:szCs w:val="30"/>
-        </w:rPr>
-      </w:pPr>
-      <w:r>
-        <w:rPr>
-          <w:rFonts w:ascii="黑体" w:eastAsia="黑体" w:hAnsi="黑体" w:cs="黑体"/>
+          <w:rFonts w:ascii="Calibri" w:hAnsi="Calibri" w:eastAsia="Calibri" w:cs="Calibri"/>
+          <w:sz w:val="30"/>
+          <w:szCs w:val="30"/>
+        </w:rPr>
+      </w:pPr>
+      <w:r>
+        <w:rPr>
+          <w:rFonts w:ascii="黑体" w:hAnsi="黑体" w:eastAsia="黑体" w:cs="黑体"/>
           <w:b/>
           <w:bCs/>
           <w:spacing w:val="-2"/>
@@ -817,7 +816,7 @@
       </w:r>
       <w:r>
         <w:rPr>
-          <w:rFonts w:ascii="Calibri" w:eastAsia="Calibri" w:hAnsi="Calibri" w:cs="Calibri"/>
+          <w:rFonts w:ascii="Calibri" w:hAnsi="Calibri" w:eastAsia="Calibri" w:cs="Calibri"/>
           <w:b/>
           <w:bCs/>
           <w:spacing w:val="-2"/>
@@ -846,14 +845,14 @@
         <w:ind w:left="2967"/>
         <w:textAlignment w:val="baseline"/>
         <w:rPr>
-          <w:rFonts w:ascii="黑体" w:eastAsia="黑体" w:hAnsi="黑体" w:cs="黑体"/>
-          <w:sz w:val="30"/>
-          <w:szCs w:val="30"/>
-        </w:rPr>
-      </w:pPr>
-      <w:r>
-        <w:rPr>
-          <w:rFonts w:ascii="黑体" w:eastAsia="黑体" w:hAnsi="黑体" w:cs="黑体"/>
+          <w:rFonts w:ascii="黑体" w:hAnsi="黑体" w:eastAsia="黑体" w:cs="黑体"/>
+          <w:sz w:val="30"/>
+          <w:szCs w:val="30"/>
+        </w:rPr>
+      </w:pPr>
+      <w:r>
+        <w:rPr>
+          <w:rFonts w:ascii="黑体" w:hAnsi="黑体" w:eastAsia="黑体" w:cs="黑体"/>
           <w:b/>
           <w:bCs/>
           <w:spacing w:val="-4"/>
@@ -882,14 +881,14 @@
         <w:ind w:left="2967"/>
         <w:textAlignment w:val="baseline"/>
         <w:rPr>
-          <w:rFonts w:ascii="黑体" w:eastAsia="黑体" w:hAnsi="黑体" w:cs="黑体"/>
-          <w:sz w:val="30"/>
-          <w:szCs w:val="30"/>
-        </w:rPr>
-      </w:pPr>
-      <w:r>
-        <w:rPr>
-          <w:rFonts w:ascii="黑体" w:eastAsia="黑体" w:hAnsi="黑体" w:cs="黑体"/>
+          <w:rFonts w:ascii="黑体" w:hAnsi="黑体" w:eastAsia="黑体" w:cs="黑体"/>
+          <w:sz w:val="30"/>
+          <w:szCs w:val="30"/>
+        </w:rPr>
+      </w:pPr>
+      <w:r>
+        <w:rPr>
+          <w:rFonts w:ascii="黑体" w:hAnsi="黑体" w:eastAsia="黑体" w:cs="黑体"/>
           <w:b/>
           <w:bCs/>
           <w:spacing w:val="-6"/>
@@ -918,14 +917,14 @@
         <w:ind w:left="2967"/>
         <w:textAlignment w:val="baseline"/>
         <w:rPr>
-          <w:rFonts w:ascii="黑体" w:eastAsia="黑体" w:hAnsi="黑体" w:cs="黑体"/>
-          <w:sz w:val="30"/>
-          <w:szCs w:val="30"/>
-        </w:rPr>
-      </w:pPr>
-      <w:r>
-        <w:rPr>
-          <w:rFonts w:ascii="黑体" w:eastAsia="黑体" w:hAnsi="黑体" w:cs="黑体"/>
+          <w:rFonts w:ascii="黑体" w:hAnsi="黑体" w:eastAsia="黑体" w:cs="黑体"/>
+          <w:sz w:val="30"/>
+          <w:szCs w:val="30"/>
+        </w:rPr>
+      </w:pPr>
+      <w:r>
+        <w:rPr>
+          <w:rFonts w:ascii="黑体" w:hAnsi="黑体" w:eastAsia="黑体" w:cs="黑体"/>
           <w:b/>
           <w:bCs/>
           <w:spacing w:val="-6"/>
@@ -954,14 +953,14 @@
         <w:ind w:left="2961"/>
         <w:textAlignment w:val="baseline"/>
         <w:rPr>
-          <w:rFonts w:ascii="黑体" w:eastAsia="黑体" w:hAnsi="黑体" w:cs="黑体"/>
-          <w:sz w:val="30"/>
-          <w:szCs w:val="30"/>
-        </w:rPr>
-      </w:pPr>
-      <w:r>
-        <w:rPr>
-          <w:rFonts w:ascii="黑体" w:eastAsia="黑体" w:hAnsi="黑体" w:cs="黑体"/>
+          <w:rFonts w:ascii="黑体" w:hAnsi="黑体" w:eastAsia="黑体" w:cs="黑体"/>
+          <w:sz w:val="30"/>
+          <w:szCs w:val="30"/>
+        </w:rPr>
+      </w:pPr>
+      <w:r>
+        <w:rPr>
+          <w:rFonts w:ascii="黑体" w:hAnsi="黑体" w:eastAsia="黑体" w:cs="黑体"/>
           <w:b/>
           <w:bCs/>
           <w:spacing w:val="-5"/>
@@ -972,7 +971,7 @@
       </w:r>
       <w:r>
         <w:rPr>
-          <w:rFonts w:ascii="Calibri" w:eastAsia="Calibri" w:hAnsi="Calibri" w:cs="Calibri"/>
+          <w:rFonts w:ascii="Calibri" w:hAnsi="Calibri" w:eastAsia="Calibri" w:cs="Calibri"/>
           <w:b/>
           <w:bCs/>
           <w:spacing w:val="-5"/>
@@ -984,7 +983,7 @@
       </w:r>
       <w:r>
         <w:rPr>
-          <w:rFonts w:ascii="Calibri" w:eastAsia="宋体" w:hAnsi="Calibri" w:cs="Calibri" w:hint="eastAsia"/>
+          <w:rFonts w:hint="eastAsia" w:ascii="Calibri" w:hAnsi="Calibri" w:eastAsia="宋体" w:cs="Calibri"/>
           <w:b/>
           <w:bCs/>
           <w:spacing w:val="-5"/>
@@ -997,7 +996,7 @@
       </w:r>
       <w:r>
         <w:rPr>
-          <w:rFonts w:ascii="Calibri" w:eastAsia="Calibri" w:hAnsi="Calibri" w:cs="Calibri"/>
+          <w:rFonts w:ascii="Calibri" w:hAnsi="Calibri" w:eastAsia="Calibri" w:cs="Calibri"/>
           <w:b/>
           <w:bCs/>
           <w:spacing w:val="12"/>
@@ -1009,7 +1008,7 @@
       </w:r>
       <w:r>
         <w:rPr>
-          <w:rFonts w:ascii="Calibri" w:eastAsia="Calibri" w:hAnsi="Calibri" w:cs="Calibri"/>
+          <w:rFonts w:ascii="Calibri" w:hAnsi="Calibri" w:eastAsia="Calibri" w:cs="Calibri"/>
           <w:b/>
           <w:bCs/>
           <w:spacing w:val="-55"/>
@@ -1020,7 +1019,7 @@
       </w:r>
       <w:r>
         <w:rPr>
-          <w:rFonts w:ascii="黑体" w:eastAsia="黑体" w:hAnsi="黑体" w:cs="黑体"/>
+          <w:rFonts w:ascii="黑体" w:hAnsi="黑体" w:eastAsia="黑体" w:cs="黑体"/>
           <w:b/>
           <w:bCs/>
           <w:spacing w:val="-5"/>
@@ -1031,7 +1030,7 @@
       </w:r>
       <w:r>
         <w:rPr>
-          <w:rFonts w:ascii="黑体" w:eastAsia="黑体" w:hAnsi="黑体" w:cs="黑体"/>
+          <w:rFonts w:ascii="黑体" w:hAnsi="黑体" w:eastAsia="黑体" w:cs="黑体"/>
           <w:spacing w:val="17"/>
           <w:sz w:val="30"/>
           <w:szCs w:val="30"/>
@@ -1041,7 +1040,7 @@
       </w:r>
       <w:r>
         <w:rPr>
-          <w:rFonts w:ascii="黑体" w:eastAsia="黑体" w:hAnsi="黑体" w:cs="黑体"/>
+          <w:rFonts w:ascii="Calibri" w:hAnsi="Calibri" w:eastAsia="Calibri" w:cs="Calibri"/>
           <w:b/>
           <w:bCs/>
           <w:spacing w:val="-5"/>
@@ -1049,214 +1048,190 @@
           <w:szCs w:val="30"/>
           <w:u w:val="single" w:color="auto"/>
         </w:rPr>
-        <w:t>0</w:t>
-      </w:r>
-      <w:r>
-        <w:rPr>
-          <w:rFonts w:ascii="Calibri" w:eastAsia="Calibri" w:hAnsi="Calibri" w:cs="Calibri"/>
+        <w:t>1</w:t>
+      </w:r>
+      <w:r>
+        <w:rPr>
+          <w:rFonts w:ascii="Calibri" w:hAnsi="Calibri" w:eastAsia="Calibri" w:cs="Calibri"/>
+          <w:b/>
+          <w:bCs/>
+          <w:spacing w:val="21"/>
+          <w:sz w:val="30"/>
+          <w:szCs w:val="30"/>
+          <w:u w:val="single" w:color="auto"/>
+        </w:rPr>
+        <w:t xml:space="preserve"> </w:t>
+      </w:r>
+      <w:r>
+        <w:rPr>
+          <w:rFonts w:ascii="黑体" w:hAnsi="黑体" w:eastAsia="黑体" w:cs="黑体"/>
           <w:b/>
           <w:bCs/>
           <w:spacing w:val="-5"/>
           <w:sz w:val="30"/>
           <w:szCs w:val="30"/>
+        </w:rPr>
+        <w:t>月</w:t>
+      </w:r>
+      <w:r>
+        <w:rPr>
+          <w:rFonts w:ascii="黑体" w:hAnsi="黑体" w:eastAsia="黑体" w:cs="黑体"/>
+          <w:spacing w:val="20"/>
+          <w:sz w:val="30"/>
+          <w:szCs w:val="30"/>
           <w:u w:val="single" w:color="auto"/>
         </w:rPr>
-        <w:t>1</w:t>
-      </w:r>
-      <w:r>
-        <w:rPr>
-          <w:rFonts w:ascii="Calibri" w:eastAsia="Calibri" w:hAnsi="Calibri" w:cs="Calibri"/>
-          <w:b/>
-          <w:bCs/>
-          <w:spacing w:val="21"/>
-          <w:sz w:val="30"/>
-          <w:szCs w:val="30"/>
-          <w:u w:val="single" w:color="auto"/>
-        </w:rPr>
         <w:t xml:space="preserve"> </w:t>
       </w:r>
       <w:r>
         <w:rPr>
-          <w:rFonts w:ascii="黑体" w:eastAsia="黑体" w:hAnsi="黑体" w:cs="黑体"/>
+          <w:rFonts w:ascii="Calibri" w:hAnsi="Calibri" w:eastAsia="Calibri" w:cs="Calibri"/>
           <w:b/>
           <w:bCs/>
           <w:spacing w:val="-5"/>
           <w:sz w:val="30"/>
           <w:szCs w:val="30"/>
-        </w:rPr>
-        <w:t>月</w:t>
-      </w:r>
-      <w:r>
-        <w:rPr>
-          <w:rFonts w:ascii="黑体" w:eastAsia="黑体" w:hAnsi="黑体" w:cs="黑体"/>
-          <w:spacing w:val="20"/>
-          <w:sz w:val="30"/>
-          <w:szCs w:val="30"/>
           <w:u w:val="single" w:color="auto"/>
         </w:rPr>
+        <w:t>8</w:t>
+      </w:r>
+      <w:r>
+        <w:rPr>
+          <w:rFonts w:ascii="Calibri" w:hAnsi="Calibri" w:eastAsia="Calibri" w:cs="Calibri"/>
+          <w:b/>
+          <w:bCs/>
+          <w:spacing w:val="13"/>
+          <w:sz w:val="30"/>
+          <w:szCs w:val="30"/>
+          <w:u w:val="single" w:color="auto"/>
+        </w:rPr>
         <w:t xml:space="preserve"> </w:t>
       </w:r>
       <w:r>
         <w:rPr>
-          <w:rFonts w:ascii="黑体" w:eastAsia="黑体" w:hAnsi="黑体" w:cs="黑体"/>
+          <w:rFonts w:ascii="Calibri" w:hAnsi="Calibri" w:eastAsia="Calibri" w:cs="Calibri"/>
           <w:b/>
           <w:bCs/>
           <w:spacing w:val="-5"/>
           <w:sz w:val="30"/>
           <w:szCs w:val="30"/>
-          <w:u w:val="single" w:color="auto"/>
-        </w:rPr>
-        <w:t>0</w:t>
-      </w:r>
-      <w:r>
-        <w:rPr>
-          <w:rFonts w:ascii="Calibri" w:eastAsia="Calibri" w:hAnsi="Calibri" w:cs="Calibri"/>
+        </w:rPr>
+        <w:t xml:space="preserve"> </w:t>
+      </w:r>
+      <w:r>
+        <w:rPr>
+          <w:rFonts w:ascii="黑体" w:hAnsi="黑体" w:eastAsia="黑体" w:cs="黑体"/>
           <w:b/>
           <w:bCs/>
           <w:spacing w:val="-5"/>
           <w:sz w:val="30"/>
           <w:szCs w:val="30"/>
-          <w:u w:val="single" w:color="auto"/>
-        </w:rPr>
-        <w:t>8</w:t>
-      </w:r>
-      <w:r>
-        <w:rPr>
-          <w:rFonts w:ascii="Calibri" w:eastAsia="Calibri" w:hAnsi="Calibri" w:cs="Calibri"/>
-          <w:b/>
-          <w:bCs/>
-          <w:spacing w:val="13"/>
-          <w:sz w:val="30"/>
-          <w:szCs w:val="30"/>
-          <w:u w:val="single" w:color="auto"/>
-        </w:rPr>
-        <w:t xml:space="preserve"> </w:t>
-      </w:r>
-      <w:r>
-        <w:rPr>
-          <w:rFonts w:ascii="Calibri" w:eastAsia="Calibri" w:hAnsi="Calibri" w:cs="Calibri"/>
+        </w:rPr>
+        <w:t>日</w:t>
+      </w:r>
+    </w:p>
+    <w:p>
+      <w:pPr>
+        <w:keepNext w:val="0"/>
+        <w:keepLines w:val="0"/>
+        <w:pageBreakBefore w:val="0"/>
+        <w:widowControl w:val="0"/>
+        <w:kinsoku w:val="0"/>
+        <w:wordWrap/>
+        <w:overflowPunct/>
+        <w:topLinePunct w:val="0"/>
+        <w:autoSpaceDE w:val="0"/>
+        <w:autoSpaceDN w:val="0"/>
+        <w:bidi w:val="0"/>
+        <w:adjustRightInd w:val="0"/>
+        <w:snapToGrid w:val="0"/>
+        <w:spacing w:line="221" w:lineRule="auto"/>
+        <w:textAlignment w:val="baseline"/>
+        <w:rPr>
+          <w:rFonts w:ascii="黑体" w:hAnsi="黑体" w:eastAsia="黑体" w:cs="黑体"/>
+          <w:sz w:val="30"/>
+          <w:szCs w:val="30"/>
+        </w:rPr>
+        <w:sectPr>
+          <w:footerReference r:id="rId5" w:type="default"/>
+          <w:pgSz w:w="11910" w:h="16840"/>
+          <w:pgMar w:top="895" w:right="1786" w:bottom="1578" w:left="1696" w:header="0" w:footer="1343" w:gutter="0"/>
+          <w:cols w:space="720" w:num="1"/>
+        </w:sectPr>
+      </w:pPr>
+    </w:p>
+    <w:p>
+      <w:pPr>
+        <w:keepNext w:val="0"/>
+        <w:keepLines w:val="0"/>
+        <w:pageBreakBefore w:val="0"/>
+        <w:widowControl w:val="0"/>
+        <w:kinsoku w:val="0"/>
+        <w:wordWrap/>
+        <w:overflowPunct/>
+        <w:topLinePunct w:val="0"/>
+        <w:autoSpaceDE w:val="0"/>
+        <w:autoSpaceDN w:val="0"/>
+        <w:bidi w:val="0"/>
+        <w:adjustRightInd w:val="0"/>
+        <w:snapToGrid w:val="0"/>
+        <w:spacing w:line="426" w:lineRule="exact"/>
+        <w:textAlignment w:val="baseline"/>
+      </w:pPr>
+    </w:p>
+    <w:p>
+      <w:pPr>
+        <w:pStyle w:val="2"/>
+        <w:keepNext w:val="0"/>
+        <w:keepLines w:val="0"/>
+        <w:pageBreakBefore w:val="0"/>
+        <w:widowControl w:val="0"/>
+        <w:kinsoku w:val="0"/>
+        <w:wordWrap/>
+        <w:overflowPunct/>
+        <w:topLinePunct w:val="0"/>
+        <w:autoSpaceDE w:val="0"/>
+        <w:autoSpaceDN w:val="0"/>
+        <w:bidi w:val="0"/>
+        <w:adjustRightInd w:val="0"/>
+        <w:snapToGrid w:val="0"/>
+        <w:spacing w:line="319" w:lineRule="auto"/>
+        <w:textAlignment w:val="baseline"/>
+      </w:pPr>
+    </w:p>
+    <w:p>
+      <w:pPr>
+        <w:keepNext w:val="0"/>
+        <w:keepLines w:val="0"/>
+        <w:pageBreakBefore w:val="0"/>
+        <w:widowControl w:val="0"/>
+        <w:kinsoku w:val="0"/>
+        <w:wordWrap/>
+        <w:overflowPunct/>
+        <w:topLinePunct w:val="0"/>
+        <w:autoSpaceDE w:val="0"/>
+        <w:autoSpaceDN w:val="0"/>
+        <w:bidi w:val="0"/>
+        <w:adjustRightInd w:val="0"/>
+        <w:snapToGrid w:val="0"/>
+        <w:spacing w:before="98" w:line="222" w:lineRule="auto"/>
+        <w:ind w:left="3420"/>
+        <w:textAlignment w:val="baseline"/>
+        <w:rPr>
+          <w:rFonts w:ascii="黑体" w:hAnsi="黑体" w:eastAsia="黑体" w:cs="黑体"/>
+          <w:sz w:val="30"/>
+          <w:szCs w:val="30"/>
+        </w:rPr>
+      </w:pPr>
+      <w:r>
+        <w:rPr>
+          <w:rFonts w:ascii="黑体" w:hAnsi="黑体" w:eastAsia="黑体" w:cs="黑体"/>
           <w:b/>
           <w:bCs/>
           <w:spacing w:val="-5"/>
           <w:sz w:val="30"/>
           <w:szCs w:val="30"/>
         </w:rPr>
-        <w:t xml:space="preserve"> </w:t>
-      </w:r>
-      <w:r>
-        <w:rPr>
-          <w:rFonts w:ascii="黑体" w:eastAsia="黑体" w:hAnsi="黑体" w:cs="黑体"/>
-          <w:b/>
-          <w:bCs/>
-          <w:spacing w:val="-5"/>
-          <w:sz w:val="30"/>
-          <w:szCs w:val="30"/>
-        </w:rPr>
-        <w:t>日</w:t>
-      </w:r>
-    </w:p>
-    <w:p>
-      <w:pPr>
-        <w:keepNext w:val="0"/>
-        <w:keepLines w:val="0"/>
-        <w:pageBreakBefore w:val="0"/>
-        <w:widowControl w:val="0"/>
-        <w:kinsoku w:val="0"/>
-        <w:wordWrap/>
-        <w:overflowPunct/>
-        <w:topLinePunct w:val="0"/>
-        <w:autoSpaceDE w:val="0"/>
-        <w:autoSpaceDN w:val="0"/>
-        <w:bidi w:val="0"/>
-        <w:adjustRightInd w:val="0"/>
-        <w:snapToGrid w:val="0"/>
-        <w:spacing w:line="221" w:lineRule="auto"/>
-        <w:textAlignment w:val="baseline"/>
-        <w:rPr>
-          <w:rFonts w:ascii="黑体" w:eastAsia="黑体" w:hAnsi="黑体" w:cs="黑体"/>
-          <w:sz w:val="30"/>
-          <w:szCs w:val="30"/>
-        </w:rPr>
-        <w:sectPr>
-          <w:footerReference w:type="default" r:id="rId5"/>
-          <w:pgSz w:w="11910" w:h="16840"/>
-          <w:pgMar w:top="895" w:right="1786" w:bottom="1578" w:left="1696" w:header="0" w:footer="1343" w:gutter="0"/>
-          <w:cols w:num="1" w:space="720"/>
-        </w:sectPr>
-      </w:pPr>
-    </w:p>
-    <w:p>
-      <w:pPr>
-        <w:keepNext w:val="0"/>
-        <w:keepLines w:val="0"/>
-        <w:pageBreakBefore w:val="0"/>
-        <w:widowControl w:val="0"/>
-        <w:kinsoku w:val="0"/>
-        <w:wordWrap/>
-        <w:overflowPunct/>
-        <w:topLinePunct w:val="0"/>
-        <w:autoSpaceDE w:val="0"/>
-        <w:autoSpaceDN w:val="0"/>
-        <w:bidi w:val="0"/>
-        <w:adjustRightInd w:val="0"/>
-        <w:snapToGrid w:val="0"/>
-        <w:spacing w:line="426" w:lineRule="exact"/>
-        <w:textAlignment w:val="baseline"/>
-      </w:pPr>
-    </w:p>
-    <w:p>
-      <w:pPr>
-        <w:pStyle w:val="BodyText"/>
-        <w:keepNext w:val="0"/>
-        <w:keepLines w:val="0"/>
-        <w:pageBreakBefore w:val="0"/>
-        <w:widowControl w:val="0"/>
-        <w:kinsoku w:val="0"/>
-        <w:wordWrap/>
-        <w:overflowPunct/>
-        <w:topLinePunct w:val="0"/>
-        <w:autoSpaceDE w:val="0"/>
-        <w:autoSpaceDN w:val="0"/>
-        <w:bidi w:val="0"/>
-        <w:adjustRightInd w:val="0"/>
-        <w:snapToGrid w:val="0"/>
-        <w:spacing w:line="319" w:lineRule="auto"/>
-        <w:textAlignment w:val="baseline"/>
-      </w:pPr>
-    </w:p>
-    <w:p>
-      <w:pPr>
-        <w:keepNext w:val="0"/>
-        <w:keepLines w:val="0"/>
-        <w:pageBreakBefore w:val="0"/>
-        <w:widowControl w:val="0"/>
-        <w:kinsoku w:val="0"/>
-        <w:wordWrap/>
-        <w:overflowPunct/>
-        <w:topLinePunct w:val="0"/>
-        <w:autoSpaceDE w:val="0"/>
-        <w:autoSpaceDN w:val="0"/>
-        <w:bidi w:val="0"/>
-        <w:adjustRightInd w:val="0"/>
-        <w:snapToGrid w:val="0"/>
-        <w:spacing w:before="98" w:line="222" w:lineRule="auto"/>
-        <w:ind w:left="3420"/>
-        <w:textAlignment w:val="baseline"/>
-        <w:rPr>
-          <w:rFonts w:ascii="黑体" w:eastAsia="黑体" w:hAnsi="黑体" w:cs="黑体"/>
-          <w:sz w:val="30"/>
-          <w:szCs w:val="30"/>
-        </w:rPr>
-      </w:pPr>
-      <w:r>
-        <w:rPr>
-          <w:rFonts w:ascii="黑体" w:eastAsia="黑体" w:hAnsi="黑体" w:cs="黑体"/>
-          <w:b/>
-          <w:bCs/>
-          <w:spacing w:val="-5"/>
-          <w:sz w:val="30"/>
-          <w:szCs w:val="30"/>
-        </w:rPr>
         <w:t>文件修改记录</w:t>
       </w:r>
     </w:p>
@@ -1281,16 +1256,16 @@
     </w:p>
     <w:tbl>
       <w:tblPr>
-        <w:tblStyle w:val="TableNormal0"/>
+        <w:tblStyle w:val="10"/>
         <w:tblW w:w="8508" w:type="dxa"/>
         <w:tblInd w:w="53" w:type="dxa"/>
         <w:tblBorders>
-          <w:top w:val="single" w:sz="2" w:space="0" w:color="000000"/>
-          <w:left w:val="single" w:sz="2" w:space="0" w:color="000000"/>
-          <w:bottom w:val="single" w:sz="2" w:space="0" w:color="000000"/>
-          <w:right w:val="single" w:sz="2" w:space="0" w:color="000000"/>
-          <w:insideH w:val="single" w:sz="2" w:space="0" w:color="000000"/>
-          <w:insideV w:val="single" w:sz="2" w:space="0" w:color="000000"/>
+          <w:top w:val="single" w:color="000000" w:sz="2" w:space="0"/>
+          <w:left w:val="single" w:color="000000" w:sz="2" w:space="0"/>
+          <w:bottom w:val="single" w:color="000000" w:sz="2" w:space="0"/>
+          <w:right w:val="single" w:color="000000" w:sz="2" w:space="0"/>
+          <w:insideH w:val="single" w:color="000000" w:sz="2" w:space="0"/>
+          <w:insideV w:val="single" w:color="000000" w:sz="2" w:space="0"/>
         </w:tblBorders>
         <w:tblLayout w:type="fixed"/>
         <w:tblCellMar>
@@ -1309,17 +1284,14 @@
       </w:tblGrid>
       <w:tr>
         <w:tblPrEx>
-          <w:tblW w:w="8508" w:type="dxa"/>
-          <w:tblInd w:w="53" w:type="dxa"/>
           <w:tblBorders>
-            <w:top w:val="single" w:sz="2" w:space="0" w:color="000000"/>
-            <w:left w:val="single" w:sz="2" w:space="0" w:color="000000"/>
-            <w:bottom w:val="single" w:sz="2" w:space="0" w:color="000000"/>
-            <w:right w:val="single" w:sz="2" w:space="0" w:color="000000"/>
-            <w:insideH w:val="single" w:sz="2" w:space="0" w:color="000000"/>
-            <w:insideV w:val="single" w:sz="2" w:space="0" w:color="000000"/>
+            <w:top w:val="single" w:color="000000" w:sz="2" w:space="0"/>
+            <w:left w:val="single" w:color="000000" w:sz="2" w:space="0"/>
+            <w:bottom w:val="single" w:color="000000" w:sz="2" w:space="0"/>
+            <w:right w:val="single" w:color="000000" w:sz="2" w:space="0"/>
+            <w:insideH w:val="single" w:color="000000" w:sz="2" w:space="0"/>
+            <w:insideV w:val="single" w:color="000000" w:sz="2" w:space="0"/>
           </w:tblBorders>
-          <w:tblLayout w:type="fixed"/>
           <w:tblCellMar>
             <w:top w:w="0" w:type="dxa"/>
             <w:left w:w="0" w:type="dxa"/>
@@ -1328,7 +1300,7 @@
           </w:tblCellMar>
         </w:tblPrEx>
         <w:trPr>
-          <w:trHeight w:val="632"/>
+          <w:trHeight w:val="632" w:hRule="atLeast"/>
         </w:trPr>
         <w:tc>
           <w:tcPr>
@@ -1353,14 +1325,14 @@
               <w:ind w:left="229"/>
               <w:textAlignment w:val="baseline"/>
               <w:rPr>
-                <w:rFonts w:ascii="黑体" w:eastAsia="黑体" w:hAnsi="黑体" w:cs="黑体"/>
+                <w:rFonts w:ascii="黑体" w:hAnsi="黑体" w:eastAsia="黑体" w:cs="黑体"/>
                 <w:sz w:val="28"/>
                 <w:szCs w:val="28"/>
               </w:rPr>
             </w:pPr>
             <w:r>
               <w:rPr>
-                <w:rFonts w:ascii="黑体" w:eastAsia="黑体" w:hAnsi="黑体" w:cs="黑体"/>
+                <w:rFonts w:ascii="黑体" w:hAnsi="黑体" w:eastAsia="黑体" w:cs="黑体"/>
                 <w:spacing w:val="-4"/>
                 <w:sz w:val="28"/>
                 <w:szCs w:val="28"/>
@@ -1392,14 +1364,14 @@
               <w:ind w:left="368"/>
               <w:textAlignment w:val="baseline"/>
               <w:rPr>
-                <w:rFonts w:ascii="黑体" w:eastAsia="黑体" w:hAnsi="黑体" w:cs="黑体"/>
+                <w:rFonts w:ascii="黑体" w:hAnsi="黑体" w:eastAsia="黑体" w:cs="黑体"/>
                 <w:sz w:val="28"/>
                 <w:szCs w:val="28"/>
               </w:rPr>
             </w:pPr>
             <w:r>
               <w:rPr>
-                <w:rFonts w:ascii="黑体" w:eastAsia="黑体" w:hAnsi="黑体" w:cs="黑体"/>
+                <w:rFonts w:ascii="黑体" w:hAnsi="黑体" w:eastAsia="黑体" w:cs="黑体"/>
                 <w:spacing w:val="-3"/>
                 <w:sz w:val="28"/>
                 <w:szCs w:val="28"/>
@@ -1431,14 +1403,14 @@
               <w:ind w:left="433"/>
               <w:textAlignment w:val="baseline"/>
               <w:rPr>
-                <w:rFonts w:ascii="黑体" w:eastAsia="黑体" w:hAnsi="黑体" w:cs="黑体"/>
+                <w:rFonts w:ascii="黑体" w:hAnsi="黑体" w:eastAsia="黑体" w:cs="黑体"/>
                 <w:sz w:val="28"/>
                 <w:szCs w:val="28"/>
               </w:rPr>
             </w:pPr>
             <w:r>
               <w:rPr>
-                <w:rFonts w:ascii="黑体" w:eastAsia="黑体" w:hAnsi="黑体" w:cs="黑体"/>
+                <w:rFonts w:ascii="黑体" w:hAnsi="黑体" w:eastAsia="黑体" w:cs="黑体"/>
                 <w:spacing w:val="-3"/>
                 <w:sz w:val="28"/>
                 <w:szCs w:val="28"/>
@@ -1470,14 +1442,14 @@
               <w:ind w:left="443"/>
               <w:textAlignment w:val="baseline"/>
               <w:rPr>
-                <w:rFonts w:ascii="黑体" w:eastAsia="黑体" w:hAnsi="黑体" w:cs="黑体"/>
+                <w:rFonts w:ascii="黑体" w:hAnsi="黑体" w:eastAsia="黑体" w:cs="黑体"/>
                 <w:sz w:val="28"/>
                 <w:szCs w:val="28"/>
               </w:rPr>
             </w:pPr>
             <w:r>
               <w:rPr>
-                <w:rFonts w:ascii="黑体" w:eastAsia="黑体" w:hAnsi="黑体" w:cs="黑体"/>
+                <w:rFonts w:ascii="黑体" w:hAnsi="黑体" w:eastAsia="黑体" w:cs="黑体"/>
                 <w:spacing w:val="-6"/>
                 <w:sz w:val="28"/>
                 <w:szCs w:val="28"/>
@@ -1509,14 +1481,14 @@
               <w:ind w:left="331"/>
               <w:textAlignment w:val="baseline"/>
               <w:rPr>
-                <w:rFonts w:ascii="黑体" w:eastAsia="黑体" w:hAnsi="黑体" w:cs="黑体"/>
+                <w:rFonts w:ascii="黑体" w:hAnsi="黑体" w:eastAsia="黑体" w:cs="黑体"/>
                 <w:sz w:val="28"/>
                 <w:szCs w:val="28"/>
               </w:rPr>
             </w:pPr>
             <w:r>
               <w:rPr>
-                <w:rFonts w:ascii="黑体" w:eastAsia="黑体" w:hAnsi="黑体" w:cs="黑体"/>
+                <w:rFonts w:ascii="黑体" w:hAnsi="黑体" w:eastAsia="黑体" w:cs="黑体"/>
                 <w:spacing w:val="-2"/>
                 <w:sz w:val="28"/>
                 <w:szCs w:val="28"/>
@@ -1528,9 +1500,14 @@
       </w:tr>
       <w:tr>
         <w:tblPrEx>
-          <w:tblW w:w="8508" w:type="dxa"/>
-          <w:tblInd w:w="53" w:type="dxa"/>
-          <w:tblLayout w:type="fixed"/>
+          <w:tblBorders>
+            <w:top w:val="single" w:color="000000" w:sz="2" w:space="0"/>
+            <w:left w:val="single" w:color="000000" w:sz="2" w:space="0"/>
+            <w:bottom w:val="single" w:color="000000" w:sz="2" w:space="0"/>
+            <w:right w:val="single" w:color="000000" w:sz="2" w:space="0"/>
+            <w:insideH w:val="single" w:color="000000" w:sz="2" w:space="0"/>
+            <w:insideV w:val="single" w:color="000000" w:sz="2" w:space="0"/>
+          </w:tblBorders>
           <w:tblCellMar>
             <w:top w:w="0" w:type="dxa"/>
             <w:left w:w="0" w:type="dxa"/>
@@ -1539,7 +1516,7 @@
           </w:tblCellMar>
         </w:tblPrEx>
         <w:trPr>
-          <w:trHeight w:val="865"/>
+          <w:trHeight w:val="865" w:hRule="atLeast"/>
         </w:trPr>
         <w:tc>
           <w:tcPr>
@@ -1564,14 +1541,14 @@
               <w:ind w:left="310"/>
               <w:textAlignment w:val="baseline"/>
               <w:rPr>
-                <w:rFonts w:ascii="黑体" w:eastAsia="黑体" w:hAnsi="黑体" w:cs="黑体"/>
+                <w:rFonts w:ascii="黑体" w:hAnsi="黑体" w:eastAsia="黑体" w:cs="黑体"/>
                 <w:sz w:val="28"/>
                 <w:szCs w:val="28"/>
               </w:rPr>
             </w:pPr>
             <w:r>
               <w:rPr>
-                <w:rFonts w:ascii="黑体" w:eastAsia="黑体" w:hAnsi="黑体" w:cs="黑体"/>
+                <w:rFonts w:ascii="黑体" w:hAnsi="黑体" w:eastAsia="黑体" w:cs="黑体"/>
                 <w:spacing w:val="-1"/>
                 <w:sz w:val="28"/>
                 <w:szCs w:val="28"/>
@@ -1603,14 +1580,14 @@
               <w:ind w:left="559" w:right="27" w:hanging="420"/>
               <w:textAlignment w:val="baseline"/>
               <w:rPr>
-                <w:rFonts w:ascii="黑体" w:eastAsia="黑体" w:hAnsi="黑体" w:cs="黑体"/>
+                <w:rFonts w:ascii="黑体" w:hAnsi="黑体" w:eastAsia="黑体" w:cs="黑体"/>
                 <w:sz w:val="28"/>
                 <w:szCs w:val="28"/>
               </w:rPr>
             </w:pPr>
             <w:r>
               <w:rPr>
-                <w:rFonts w:ascii="黑体" w:eastAsia="黑体" w:hAnsi="黑体" w:cs="黑体"/>
+                <w:rFonts w:ascii="黑体" w:hAnsi="黑体" w:eastAsia="黑体" w:cs="黑体"/>
                 <w:spacing w:val="-2"/>
                 <w:sz w:val="28"/>
                 <w:szCs w:val="28"/>
@@ -1619,7 +1596,7 @@
             </w:r>
             <w:r>
               <w:rPr>
-                <w:rFonts w:ascii="黑体" w:eastAsia="黑体" w:hAnsi="黑体" w:cs="黑体"/>
+                <w:rFonts w:ascii="黑体" w:hAnsi="黑体" w:eastAsia="黑体" w:cs="黑体"/>
                 <w:spacing w:val="-3"/>
                 <w:sz w:val="28"/>
                 <w:szCs w:val="28"/>
@@ -1651,14 +1628,14 @@
               <w:ind w:left="444"/>
               <w:textAlignment w:val="baseline"/>
               <w:rPr>
-                <w:rFonts w:ascii="黑体" w:eastAsia="黑体" w:hAnsi="黑体" w:cs="黑体"/>
+                <w:rFonts w:ascii="黑体" w:hAnsi="黑体" w:eastAsia="黑体" w:cs="黑体"/>
                 <w:sz w:val="28"/>
                 <w:szCs w:val="28"/>
               </w:rPr>
             </w:pPr>
             <w:r>
               <w:rPr>
-                <w:rFonts w:ascii="黑体" w:eastAsia="黑体" w:hAnsi="黑体" w:cs="黑体"/>
+                <w:rFonts w:ascii="黑体" w:hAnsi="黑体" w:eastAsia="黑体" w:cs="黑体"/>
                 <w:spacing w:val="-7"/>
                 <w:sz w:val="28"/>
                 <w:szCs w:val="28"/>
@@ -1690,14 +1667,14 @@
               <w:ind w:left="441"/>
               <w:textAlignment w:val="baseline"/>
               <w:rPr>
-                <w:rFonts w:ascii="黑体" w:eastAsia="黑体" w:hAnsi="黑体" w:cs="黑体"/>
+                <w:rFonts w:ascii="黑体" w:hAnsi="黑体" w:eastAsia="黑体" w:cs="黑体"/>
                 <w:sz w:val="28"/>
                 <w:szCs w:val="28"/>
               </w:rPr>
             </w:pPr>
             <w:r>
               <w:rPr>
-                <w:rFonts w:ascii="黑体" w:eastAsia="黑体" w:hAnsi="黑体" w:cs="黑体"/>
+                <w:rFonts w:ascii="黑体" w:hAnsi="黑体" w:eastAsia="黑体" w:cs="黑体"/>
                 <w:spacing w:val="-5"/>
                 <w:sz w:val="28"/>
                 <w:szCs w:val="28"/>
@@ -1729,14 +1706,14 @@
               <w:ind w:left="192"/>
               <w:textAlignment w:val="baseline"/>
               <w:rPr>
-                <w:rFonts w:ascii="黑体" w:eastAsia="黑体" w:hAnsi="黑体" w:cs="黑体"/>
+                <w:rFonts w:ascii="黑体" w:hAnsi="黑体" w:eastAsia="黑体" w:cs="黑体"/>
                 <w:sz w:val="28"/>
                 <w:szCs w:val="28"/>
               </w:rPr>
             </w:pPr>
             <w:r>
               <w:rPr>
-                <w:rFonts w:ascii="黑体" w:eastAsia="黑体" w:hAnsi="黑体" w:cs="黑体"/>
+                <w:rFonts w:ascii="黑体" w:hAnsi="黑体" w:eastAsia="黑体" w:cs="黑体"/>
                 <w:spacing w:val="-1"/>
                 <w:sz w:val="28"/>
                 <w:szCs w:val="28"/>
@@ -1745,7 +1722,7 @@
             </w:r>
             <w:r>
               <w:rPr>
-                <w:rFonts w:ascii="黑体" w:eastAsia="黑体" w:hAnsi="黑体" w:cs="黑体" w:hint="eastAsia"/>
+                <w:rFonts w:hint="eastAsia" w:ascii="黑体" w:hAnsi="黑体" w:eastAsia="黑体" w:cs="黑体"/>
                 <w:spacing w:val="-1"/>
                 <w:sz w:val="28"/>
                 <w:szCs w:val="28"/>
@@ -1755,7 +1732,7 @@
             </w:r>
             <w:r>
               <w:rPr>
-                <w:rFonts w:ascii="黑体" w:eastAsia="黑体" w:hAnsi="黑体" w:cs="黑体"/>
+                <w:rFonts w:ascii="黑体" w:hAnsi="黑体" w:eastAsia="黑体" w:cs="黑体"/>
                 <w:spacing w:val="-1"/>
                 <w:sz w:val="28"/>
                 <w:szCs w:val="28"/>
@@ -1767,9 +1744,14 @@
       </w:tr>
       <w:tr>
         <w:tblPrEx>
-          <w:tblW w:w="8508" w:type="dxa"/>
-          <w:tblInd w:w="53" w:type="dxa"/>
-          <w:tblLayout w:type="fixed"/>
+          <w:tblBorders>
+            <w:top w:val="single" w:color="000000" w:sz="2" w:space="0"/>
+            <w:left w:val="single" w:color="000000" w:sz="2" w:space="0"/>
+            <w:bottom w:val="single" w:color="000000" w:sz="2" w:space="0"/>
+            <w:right w:val="single" w:color="000000" w:sz="2" w:space="0"/>
+            <w:insideH w:val="single" w:color="000000" w:sz="2" w:space="0"/>
+            <w:insideV w:val="single" w:color="000000" w:sz="2" w:space="0"/>
+          </w:tblBorders>
           <w:tblCellMar>
             <w:top w:w="0" w:type="dxa"/>
             <w:left w:w="0" w:type="dxa"/>
@@ -1778,7 +1760,7 @@
           </w:tblCellMar>
         </w:tblPrEx>
         <w:trPr>
-          <w:trHeight w:val="628"/>
+          <w:trHeight w:val="628" w:hRule="atLeast"/>
         </w:trPr>
         <w:tc>
           <w:tcPr>
@@ -1786,7 +1768,7 @@
           </w:tcPr>
           <w:p>
             <w:pPr>
-              <w:pStyle w:val="TableText"/>
+              <w:pStyle w:val="11"/>
               <w:keepNext w:val="0"/>
               <w:keepLines w:val="0"/>
               <w:pageBreakBefore w:val="0"/>
@@ -1810,7 +1792,7 @@
           </w:tcPr>
           <w:p>
             <w:pPr>
-              <w:pStyle w:val="TableText"/>
+              <w:pStyle w:val="11"/>
               <w:keepNext w:val="0"/>
               <w:keepLines w:val="0"/>
               <w:pageBreakBefore w:val="0"/>
@@ -1834,7 +1816,7 @@
           </w:tcPr>
           <w:p>
             <w:pPr>
-              <w:pStyle w:val="TableText"/>
+              <w:pStyle w:val="11"/>
               <w:keepNext w:val="0"/>
               <w:keepLines w:val="0"/>
               <w:pageBreakBefore w:val="0"/>
@@ -1858,7 +1840,7 @@
           </w:tcPr>
           <w:p>
             <w:pPr>
-              <w:pStyle w:val="TableText"/>
+              <w:pStyle w:val="11"/>
               <w:keepNext w:val="0"/>
               <w:keepLines w:val="0"/>
               <w:pageBreakBefore w:val="0"/>
@@ -1882,7 +1864,7 @@
           </w:tcPr>
           <w:p>
             <w:pPr>
-              <w:pStyle w:val="TableText"/>
+              <w:pStyle w:val="11"/>
               <w:keepNext w:val="0"/>
               <w:keepLines w:val="0"/>
               <w:pageBreakBefore w:val="0"/>
@@ -1903,9 +1885,14 @@
       </w:tr>
       <w:tr>
         <w:tblPrEx>
-          <w:tblW w:w="8508" w:type="dxa"/>
-          <w:tblInd w:w="53" w:type="dxa"/>
-          <w:tblLayout w:type="fixed"/>
+          <w:tblBorders>
+            <w:top w:val="single" w:color="000000" w:sz="2" w:space="0"/>
+            <w:left w:val="single" w:color="000000" w:sz="2" w:space="0"/>
+            <w:bottom w:val="single" w:color="000000" w:sz="2" w:space="0"/>
+            <w:right w:val="single" w:color="000000" w:sz="2" w:space="0"/>
+            <w:insideH w:val="single" w:color="000000" w:sz="2" w:space="0"/>
+            <w:insideV w:val="single" w:color="000000" w:sz="2" w:space="0"/>
+          </w:tblBorders>
           <w:tblCellMar>
             <w:top w:w="0" w:type="dxa"/>
             <w:left w:w="0" w:type="dxa"/>
@@ -1914,7 +1901,7 @@
           </w:tblCellMar>
         </w:tblPrEx>
         <w:trPr>
-          <w:trHeight w:val="628"/>
+          <w:trHeight w:val="628" w:hRule="atLeast"/>
         </w:trPr>
         <w:tc>
           <w:tcPr>
@@ -1922,7 +1909,7 @@
           </w:tcPr>
           <w:p>
             <w:pPr>
-              <w:pStyle w:val="TableText"/>
+              <w:pStyle w:val="11"/>
               <w:keepNext w:val="0"/>
               <w:keepLines w:val="0"/>
               <w:pageBreakBefore w:val="0"/>
@@ -1946,7 +1933,7 @@
           </w:tcPr>
           <w:p>
             <w:pPr>
-              <w:pStyle w:val="TableText"/>
+              <w:pStyle w:val="11"/>
               <w:keepNext w:val="0"/>
               <w:keepLines w:val="0"/>
               <w:pageBreakBefore w:val="0"/>
@@ -1970,7 +1957,7 @@
           </w:tcPr>
           <w:p>
             <w:pPr>
-              <w:pStyle w:val="TableText"/>
+              <w:pStyle w:val="11"/>
               <w:keepNext w:val="0"/>
               <w:keepLines w:val="0"/>
               <w:pageBreakBefore w:val="0"/>
@@ -1994,7 +1981,7 @@
           </w:tcPr>
           <w:p>
             <w:pPr>
-              <w:pStyle w:val="TableText"/>
+              <w:pStyle w:val="11"/>
               <w:keepNext w:val="0"/>
               <w:keepLines w:val="0"/>
               <w:pageBreakBefore w:val="0"/>
@@ -2018,7 +2005,7 @@
           </w:tcPr>
           <w:p>
             <w:pPr>
-              <w:pStyle w:val="TableText"/>
+              <w:pStyle w:val="11"/>
               <w:keepNext w:val="0"/>
               <w:keepLines w:val="0"/>
               <w:pageBreakBefore w:val="0"/>
@@ -2039,9 +2026,14 @@
       </w:tr>
       <w:tr>
         <w:tblPrEx>
-          <w:tblW w:w="8508" w:type="dxa"/>
-          <w:tblInd w:w="53" w:type="dxa"/>
-          <w:tblLayout w:type="fixed"/>
+          <w:tblBorders>
+            <w:top w:val="single" w:color="000000" w:sz="2" w:space="0"/>
+            <w:left w:val="single" w:color="000000" w:sz="2" w:space="0"/>
+            <w:bottom w:val="single" w:color="000000" w:sz="2" w:space="0"/>
+            <w:right w:val="single" w:color="000000" w:sz="2" w:space="0"/>
+            <w:insideH w:val="single" w:color="000000" w:sz="2" w:space="0"/>
+            <w:insideV w:val="single" w:color="000000" w:sz="2" w:space="0"/>
+          </w:tblBorders>
           <w:tblCellMar>
             <w:top w:w="0" w:type="dxa"/>
             <w:left w:w="0" w:type="dxa"/>
@@ -2050,7 +2042,7 @@
           </w:tblCellMar>
         </w:tblPrEx>
         <w:trPr>
-          <w:trHeight w:val="627"/>
+          <w:trHeight w:val="627" w:hRule="atLeast"/>
         </w:trPr>
         <w:tc>
           <w:tcPr>
@@ -2058,7 +2050,7 @@
           </w:tcPr>
           <w:p>
             <w:pPr>
-              <w:pStyle w:val="TableText"/>
+              <w:pStyle w:val="11"/>
               <w:keepNext w:val="0"/>
               <w:keepLines w:val="0"/>
               <w:pageBreakBefore w:val="0"/>
@@ -2082,7 +2074,7 @@
           </w:tcPr>
           <w:p>
             <w:pPr>
-              <w:pStyle w:val="TableText"/>
+              <w:pStyle w:val="11"/>
               <w:keepNext w:val="0"/>
               <w:keepLines w:val="0"/>
               <w:pageBreakBefore w:val="0"/>
@@ -2106,7 +2098,7 @@
           </w:tcPr>
           <w:p>
             <w:pPr>
-              <w:pStyle w:val="TableText"/>
+              <w:pStyle w:val="11"/>
               <w:keepNext w:val="0"/>
               <w:keepLines w:val="0"/>
               <w:pageBreakBefore w:val="0"/>
@@ -2130,7 +2122,7 @@
           </w:tcPr>
           <w:p>
             <w:pPr>
-              <w:pStyle w:val="TableText"/>
+              <w:pStyle w:val="11"/>
               <w:keepNext w:val="0"/>
               <w:keepLines w:val="0"/>
               <w:pageBreakBefore w:val="0"/>
@@ -2154,7 +2146,7 @@
           </w:tcPr>
           <w:p>
             <w:pPr>
-              <w:pStyle w:val="TableText"/>
+              <w:pStyle w:val="11"/>
               <w:keepNext w:val="0"/>
               <w:keepLines w:val="0"/>
               <w:pageBreakBefore w:val="0"/>
@@ -2175,9 +2167,14 @@
       </w:tr>
       <w:tr>
         <w:tblPrEx>
-          <w:tblW w:w="8508" w:type="dxa"/>
-          <w:tblInd w:w="53" w:type="dxa"/>
-          <w:tblLayout w:type="fixed"/>
+          <w:tblBorders>
+            <w:top w:val="single" w:color="000000" w:sz="2" w:space="0"/>
+            <w:left w:val="single" w:color="000000" w:sz="2" w:space="0"/>
+            <w:bottom w:val="single" w:color="000000" w:sz="2" w:space="0"/>
+            <w:right w:val="single" w:color="000000" w:sz="2" w:space="0"/>
+            <w:insideH w:val="single" w:color="000000" w:sz="2" w:space="0"/>
+            <w:insideV w:val="single" w:color="000000" w:sz="2" w:space="0"/>
+          </w:tblBorders>
           <w:tblCellMar>
             <w:top w:w="0" w:type="dxa"/>
             <w:left w:w="0" w:type="dxa"/>
@@ -2186,7 +2183,7 @@
           </w:tblCellMar>
         </w:tblPrEx>
         <w:trPr>
-          <w:trHeight w:val="627"/>
+          <w:trHeight w:val="627" w:hRule="atLeast"/>
         </w:trPr>
         <w:tc>
           <w:tcPr>
@@ -2194,7 +2191,7 @@
           </w:tcPr>
           <w:p>
             <w:pPr>
-              <w:pStyle w:val="TableText"/>
+              <w:pStyle w:val="11"/>
               <w:keepNext w:val="0"/>
               <w:keepLines w:val="0"/>
               <w:pageBreakBefore w:val="0"/>
@@ -2218,7 +2215,7 @@
           </w:tcPr>
           <w:p>
             <w:pPr>
-              <w:pStyle w:val="TableText"/>
+              <w:pStyle w:val="11"/>
               <w:keepNext w:val="0"/>
               <w:keepLines w:val="0"/>
               <w:pageBreakBefore w:val="0"/>
@@ -2242,7 +2239,7 @@
           </w:tcPr>
           <w:p>
             <w:pPr>
-              <w:pStyle w:val="TableText"/>
+              <w:pStyle w:val="11"/>
               <w:keepNext w:val="0"/>
               <w:keepLines w:val="0"/>
               <w:pageBreakBefore w:val="0"/>
@@ -2266,7 +2263,7 @@
           </w:tcPr>
           <w:p>
             <w:pPr>
-              <w:pStyle w:val="TableText"/>
+              <w:pStyle w:val="11"/>
               <w:keepNext w:val="0"/>
               <w:keepLines w:val="0"/>
               <w:pageBreakBefore w:val="0"/>
@@ -2290,7 +2287,7 @@
           </w:tcPr>
           <w:p>
             <w:pPr>
-              <w:pStyle w:val="TableText"/>
+              <w:pStyle w:val="11"/>
               <w:keepNext w:val="0"/>
               <w:keepLines w:val="0"/>
               <w:pageBreakBefore w:val="0"/>
@@ -2311,9 +2308,14 @@
       </w:tr>
       <w:tr>
         <w:tblPrEx>
-          <w:tblW w:w="8508" w:type="dxa"/>
-          <w:tblInd w:w="53" w:type="dxa"/>
-          <w:tblLayout w:type="fixed"/>
+          <w:tblBorders>
+            <w:top w:val="single" w:color="000000" w:sz="2" w:space="0"/>
+            <w:left w:val="single" w:color="000000" w:sz="2" w:space="0"/>
+            <w:bottom w:val="single" w:color="000000" w:sz="2" w:space="0"/>
+            <w:right w:val="single" w:color="000000" w:sz="2" w:space="0"/>
+            <w:insideH w:val="single" w:color="000000" w:sz="2" w:space="0"/>
+            <w:insideV w:val="single" w:color="000000" w:sz="2" w:space="0"/>
+          </w:tblBorders>
           <w:tblCellMar>
             <w:top w:w="0" w:type="dxa"/>
             <w:left w:w="0" w:type="dxa"/>
@@ -2322,7 +2324,7 @@
           </w:tblCellMar>
         </w:tblPrEx>
         <w:trPr>
-          <w:trHeight w:val="628"/>
+          <w:trHeight w:val="628" w:hRule="atLeast"/>
         </w:trPr>
         <w:tc>
           <w:tcPr>
@@ -2330,7 +2332,7 @@
           </w:tcPr>
           <w:p>
             <w:pPr>
-              <w:pStyle w:val="TableText"/>
+              <w:pStyle w:val="11"/>
               <w:keepNext w:val="0"/>
               <w:keepLines w:val="0"/>
               <w:pageBreakBefore w:val="0"/>
@@ -2354,7 +2356,7 @@
           </w:tcPr>
           <w:p>
             <w:pPr>
-              <w:pStyle w:val="TableText"/>
+              <w:pStyle w:val="11"/>
               <w:keepNext w:val="0"/>
               <w:keepLines w:val="0"/>
               <w:pageBreakBefore w:val="0"/>
@@ -2378,7 +2380,7 @@
           </w:tcPr>
           <w:p>
             <w:pPr>
-              <w:pStyle w:val="TableText"/>
+              <w:pStyle w:val="11"/>
               <w:keepNext w:val="0"/>
               <w:keepLines w:val="0"/>
               <w:pageBreakBefore w:val="0"/>
@@ -2402,7 +2404,7 @@
           </w:tcPr>
           <w:p>
             <w:pPr>
-              <w:pStyle w:val="TableText"/>
+              <w:pStyle w:val="11"/>
               <w:keepNext w:val="0"/>
               <w:keepLines w:val="0"/>
               <w:pageBreakBefore w:val="0"/>
@@ -2426,7 +2428,7 @@
           </w:tcPr>
           <w:p>
             <w:pPr>
-              <w:pStyle w:val="TableText"/>
+              <w:pStyle w:val="11"/>
               <w:keepNext w:val="0"/>
               <w:keepLines w:val="0"/>
               <w:pageBreakBefore w:val="0"/>
@@ -2447,9 +2449,14 @@
       </w:tr>
       <w:tr>
         <w:tblPrEx>
-          <w:tblW w:w="8508" w:type="dxa"/>
-          <w:tblInd w:w="53" w:type="dxa"/>
-          <w:tblLayout w:type="fixed"/>
+          <w:tblBorders>
+            <w:top w:val="single" w:color="000000" w:sz="2" w:space="0"/>
+            <w:left w:val="single" w:color="000000" w:sz="2" w:space="0"/>
+            <w:bottom w:val="single" w:color="000000" w:sz="2" w:space="0"/>
+            <w:right w:val="single" w:color="000000" w:sz="2" w:space="0"/>
+            <w:insideH w:val="single" w:color="000000" w:sz="2" w:space="0"/>
+            <w:insideV w:val="single" w:color="000000" w:sz="2" w:space="0"/>
+          </w:tblBorders>
           <w:tblCellMar>
             <w:top w:w="0" w:type="dxa"/>
             <w:left w:w="0" w:type="dxa"/>
@@ -2458,7 +2465,7 @@
           </w:tblCellMar>
         </w:tblPrEx>
         <w:trPr>
-          <w:trHeight w:val="629"/>
+          <w:trHeight w:val="629" w:hRule="atLeast"/>
         </w:trPr>
         <w:tc>
           <w:tcPr>
@@ -2466,7 +2473,7 @@
           </w:tcPr>
           <w:p>
             <w:pPr>
-              <w:pStyle w:val="TableText"/>
+              <w:pStyle w:val="11"/>
               <w:keepNext w:val="0"/>
               <w:keepLines w:val="0"/>
               <w:pageBreakBefore w:val="0"/>
@@ -2490,7 +2497,7 @@
           </w:tcPr>
           <w:p>
             <w:pPr>
-              <w:pStyle w:val="TableText"/>
+              <w:pStyle w:val="11"/>
               <w:keepNext w:val="0"/>
               <w:keepLines w:val="0"/>
               <w:pageBreakBefore w:val="0"/>
@@ -2514,7 +2521,7 @@
           </w:tcPr>
           <w:p>
             <w:pPr>
-              <w:pStyle w:val="TableText"/>
+              <w:pStyle w:val="11"/>
               <w:keepNext w:val="0"/>
               <w:keepLines w:val="0"/>
               <w:pageBreakBefore w:val="0"/>
@@ -2538,7 +2545,7 @@
           </w:tcPr>
           <w:p>
             <w:pPr>
-              <w:pStyle w:val="TableText"/>
+              <w:pStyle w:val="11"/>
               <w:keepNext w:val="0"/>
               <w:keepLines w:val="0"/>
               <w:pageBreakBefore w:val="0"/>
@@ -2562,7 +2569,7 @@
           </w:tcPr>
           <w:p>
             <w:pPr>
-              <w:pStyle w:val="TableText"/>
+              <w:pStyle w:val="11"/>
               <w:keepNext w:val="0"/>
               <w:keepLines w:val="0"/>
               <w:pageBreakBefore w:val="0"/>
@@ -2583,9 +2590,14 @@
       </w:tr>
       <w:tr>
         <w:tblPrEx>
-          <w:tblW w:w="8508" w:type="dxa"/>
-          <w:tblInd w:w="53" w:type="dxa"/>
-          <w:tblLayout w:type="fixed"/>
+          <w:tblBorders>
+            <w:top w:val="single" w:color="000000" w:sz="2" w:space="0"/>
+            <w:left w:val="single" w:color="000000" w:sz="2" w:space="0"/>
+            <w:bottom w:val="single" w:color="000000" w:sz="2" w:space="0"/>
+            <w:right w:val="single" w:color="000000" w:sz="2" w:space="0"/>
+            <w:insideH w:val="single" w:color="000000" w:sz="2" w:space="0"/>
+            <w:insideV w:val="single" w:color="000000" w:sz="2" w:space="0"/>
+          </w:tblBorders>
           <w:tblCellMar>
             <w:top w:w="0" w:type="dxa"/>
             <w:left w:w="0" w:type="dxa"/>
@@ -2594,7 +2606,7 @@
           </w:tblCellMar>
         </w:tblPrEx>
         <w:trPr>
-          <w:trHeight w:val="628"/>
+          <w:trHeight w:val="628" w:hRule="atLeast"/>
         </w:trPr>
         <w:tc>
           <w:tcPr>
@@ -2602,7 +2614,7 @@
           </w:tcPr>
           <w:p>
             <w:pPr>
-              <w:pStyle w:val="TableText"/>
+              <w:pStyle w:val="11"/>
               <w:keepNext w:val="0"/>
               <w:keepLines w:val="0"/>
               <w:pageBreakBefore w:val="0"/>
@@ -2626,7 +2638,7 @@
           </w:tcPr>
           <w:p>
             <w:pPr>
-              <w:pStyle w:val="TableText"/>
+              <w:pStyle w:val="11"/>
               <w:keepNext w:val="0"/>
               <w:keepLines w:val="0"/>
               <w:pageBreakBefore w:val="0"/>
@@ -2650,7 +2662,7 @@
           </w:tcPr>
           <w:p>
             <w:pPr>
-              <w:pStyle w:val="TableText"/>
+              <w:pStyle w:val="11"/>
               <w:keepNext w:val="0"/>
               <w:keepLines w:val="0"/>
               <w:pageBreakBefore w:val="0"/>
@@ -2674,7 +2686,7 @@
           </w:tcPr>
           <w:p>
             <w:pPr>
-              <w:pStyle w:val="TableText"/>
+              <w:pStyle w:val="11"/>
               <w:keepNext w:val="0"/>
               <w:keepLines w:val="0"/>
               <w:pageBreakBefore w:val="0"/>
@@ -2698,7 +2710,7 @@
           </w:tcPr>
           <w:p>
             <w:pPr>
-              <w:pStyle w:val="TableText"/>
+              <w:pStyle w:val="11"/>
               <w:keepNext w:val="0"/>
               <w:keepLines w:val="0"/>
               <w:pageBreakBefore w:val="0"/>
@@ -2719,9 +2731,14 @@
       </w:tr>
       <w:tr>
         <w:tblPrEx>
-          <w:tblW w:w="8508" w:type="dxa"/>
-          <w:tblInd w:w="53" w:type="dxa"/>
-          <w:tblLayout w:type="fixed"/>
+          <w:tblBorders>
+            <w:top w:val="single" w:color="000000" w:sz="2" w:space="0"/>
+            <w:left w:val="single" w:color="000000" w:sz="2" w:space="0"/>
+            <w:bottom w:val="single" w:color="000000" w:sz="2" w:space="0"/>
+            <w:right w:val="single" w:color="000000" w:sz="2" w:space="0"/>
+            <w:insideH w:val="single" w:color="000000" w:sz="2" w:space="0"/>
+            <w:insideV w:val="single" w:color="000000" w:sz="2" w:space="0"/>
+          </w:tblBorders>
           <w:tblCellMar>
             <w:top w:w="0" w:type="dxa"/>
             <w:left w:w="0" w:type="dxa"/>
@@ -2730,7 +2747,7 @@
           </w:tblCellMar>
         </w:tblPrEx>
         <w:trPr>
-          <w:trHeight w:val="632"/>
+          <w:trHeight w:val="632" w:hRule="atLeast"/>
         </w:trPr>
         <w:tc>
           <w:tcPr>
@@ -2738,7 +2755,7 @@
           </w:tcPr>
           <w:p>
             <w:pPr>
-              <w:pStyle w:val="TableText"/>
+              <w:pStyle w:val="11"/>
               <w:keepNext w:val="0"/>
               <w:keepLines w:val="0"/>
               <w:pageBreakBefore w:val="0"/>
@@ -2762,7 +2779,7 @@
           </w:tcPr>
           <w:p>
             <w:pPr>
-              <w:pStyle w:val="TableText"/>
+              <w:pStyle w:val="11"/>
               <w:keepNext w:val="0"/>
               <w:keepLines w:val="0"/>
               <w:pageBreakBefore w:val="0"/>
@@ -2786,7 +2803,7 @@
           </w:tcPr>
           <w:p>
             <w:pPr>
-              <w:pStyle w:val="TableText"/>
+              <w:pStyle w:val="11"/>
               <w:keepNext w:val="0"/>
               <w:keepLines w:val="0"/>
               <w:pageBreakBefore w:val="0"/>
@@ -2810,7 +2827,7 @@
           </w:tcPr>
           <w:p>
             <w:pPr>
-              <w:pStyle w:val="TableText"/>
+              <w:pStyle w:val="11"/>
               <w:keepNext w:val="0"/>
               <w:keepLines w:val="0"/>
               <w:pageBreakBefore w:val="0"/>
@@ -2834,7 +2851,7 @@
           </w:tcPr>
           <w:p>
             <w:pPr>
-              <w:pStyle w:val="TableText"/>
+              <w:pStyle w:val="11"/>
               <w:keepNext w:val="0"/>
               <w:keepLines w:val="0"/>
               <w:pageBreakBefore w:val="0"/>
@@ -2856,7 +2873,7 @@
     </w:tbl>
     <w:p>
       <w:pPr>
-        <w:pStyle w:val="BodyText"/>
+        <w:pStyle w:val="2"/>
         <w:keepNext w:val="0"/>
         <w:keepLines w:val="0"/>
         <w:pageBreakBefore w:val="0"/>
@@ -2890,10 +2907,10 @@
         <w:snapToGrid w:val="0"/>
         <w:textAlignment w:val="baseline"/>
         <w:sectPr>
-          <w:footerReference w:type="default" r:id="rId6"/>
+          <w:footerReference r:id="rId6" w:type="default"/>
           <w:pgSz w:w="11910" w:h="16840"/>
           <w:pgMar w:top="895" w:right="1648" w:bottom="1578" w:left="1696" w:header="0" w:footer="1343" w:gutter="0"/>
-          <w:cols w:num="1" w:space="720"/>
+          <w:cols w:space="720" w:num="1"/>
         </w:sectPr>
       </w:pPr>
     </w:p>
@@ -2919,7 +2936,7 @@
     </w:p>
     <w:p>
       <w:pPr>
-        <w:pStyle w:val="BodyText"/>
+        <w:pStyle w:val="2"/>
         <w:keepNext w:val="0"/>
         <w:keepLines w:val="0"/>
         <w:pageBreakBefore w:val="0"/>
@@ -2940,7 +2957,7 @@
     <w:sdt>
       <w:sdtPr>
         <w:rPr>
-          <w:rFonts w:ascii="宋体" w:eastAsia="宋体" w:hAnsi="宋体" w:cs="Arial"/>
+          <w:rFonts w:ascii="宋体" w:hAnsi="宋体" w:eastAsia="宋体" w:cs="Arial"/>
           <w:snapToGrid w:val="0"/>
           <w:color w:val="000000"/>
           <w:kern w:val="0"/>
@@ -2956,7 +2973,7 @@
       </w:sdtPr>
       <w:sdtEndPr>
         <w:rPr>
-          <w:rFonts w:ascii="宋体" w:eastAsia="宋体" w:hAnsi="宋体" w:cs="宋体"/>
+          <w:rFonts w:ascii="宋体" w:hAnsi="宋体" w:eastAsia="宋体" w:cs="宋体"/>
           <w:snapToGrid w:val="0"/>
           <w:color w:val="000000"/>
           <w:kern w:val="0"/>
@@ -2969,12 +2986,12 @@
         <w:p>
           <w:pPr>
             <w:spacing w:before="0" w:beforeLines="0" w:after="0" w:afterLines="0" w:line="240" w:lineRule="auto"/>
-            <w:ind w:left="0" w:right="0" w:firstLine="0" w:leftChars="0" w:rightChars="0" w:firstLineChars="0"/>
+            <w:ind w:left="0" w:leftChars="0" w:right="0" w:rightChars="0" w:firstLine="0" w:firstLineChars="0"/>
             <w:jc w:val="center"/>
           </w:pPr>
           <w:r>
             <w:rPr>
-              <w:rFonts w:ascii="宋体" w:eastAsia="宋体" w:hAnsi="宋体"/>
+              <w:rFonts w:ascii="宋体" w:hAnsi="宋体" w:eastAsia="宋体"/>
               <w:sz w:val="21"/>
             </w:rPr>
             <w:t>目录</w:t>
@@ -2982,14 +2999,14 @@
         </w:p>
         <w:p>
           <w:pPr>
-            <w:pStyle w:val="TOC1"/>
+            <w:pStyle w:val="4"/>
             <w:tabs>
               <w:tab w:val="right" w:leader="dot" w:pos="8840"/>
             </w:tabs>
           </w:pPr>
           <w:r>
             <w:rPr>
-              <w:rFonts w:ascii="宋体" w:eastAsia="宋体" w:hAnsi="宋体" w:cs="宋体"/>
+              <w:rFonts w:ascii="宋体" w:hAnsi="宋体" w:eastAsia="宋体" w:cs="宋体"/>
               <w:sz w:val="24"/>
               <w:szCs w:val="24"/>
             </w:rPr>
@@ -2997,7 +3014,7 @@
           </w:r>
           <w:r>
             <w:rPr>
-              <w:rFonts w:ascii="宋体" w:eastAsia="宋体" w:hAnsi="宋体" w:cs="宋体"/>
+              <w:rFonts w:ascii="宋体" w:hAnsi="宋体" w:eastAsia="宋体" w:cs="宋体"/>
               <w:sz w:val="24"/>
               <w:szCs w:val="24"/>
             </w:rPr>
@@ -3005,7 +3022,7 @@
           </w:r>
           <w:r>
             <w:rPr>
-              <w:rFonts w:ascii="宋体" w:eastAsia="宋体" w:hAnsi="宋体" w:cs="宋体"/>
+              <w:rFonts w:ascii="宋体" w:hAnsi="宋体" w:eastAsia="宋体" w:cs="宋体"/>
               <w:sz w:val="24"/>
               <w:szCs w:val="24"/>
             </w:rPr>
@@ -3013,28 +3030,28 @@
           </w:r>
           <w:r>
             <w:rPr>
-              <w:rFonts w:ascii="宋体" w:eastAsia="宋体" w:hAnsi="宋体" w:cs="宋体"/>
+              <w:rFonts w:ascii="宋体" w:hAnsi="宋体" w:eastAsia="宋体" w:cs="宋体"/>
               <w:szCs w:val="24"/>
             </w:rPr>
             <w:fldChar w:fldCharType="begin"/>
           </w:r>
           <w:r>
             <w:rPr>
-              <w:rFonts w:ascii="宋体" w:eastAsia="宋体" w:hAnsi="宋体" w:cs="宋体"/>
+              <w:rFonts w:ascii="宋体" w:hAnsi="宋体" w:eastAsia="宋体" w:cs="宋体"/>
               <w:szCs w:val="24"/>
             </w:rPr>
             <w:instrText xml:space="preserve"> HYPERLINK \l _Toc9855 </w:instrText>
           </w:r>
           <w:r>
             <w:rPr>
-              <w:rFonts w:ascii="宋体" w:eastAsia="宋体" w:hAnsi="宋体" w:cs="宋体"/>
+              <w:rFonts w:ascii="宋体" w:hAnsi="宋体" w:eastAsia="宋体" w:cs="宋体"/>
               <w:szCs w:val="24"/>
             </w:rPr>
             <w:fldChar w:fldCharType="separate"/>
           </w:r>
           <w:r>
             <w:rPr>
-              <w:rFonts w:ascii="黑体" w:eastAsia="黑体" w:hAnsi="黑体" w:cs="黑体"/>
+              <w:rFonts w:ascii="黑体" w:hAnsi="黑体" w:eastAsia="黑体" w:cs="黑体"/>
               <w:bCs/>
               <w:spacing w:val="3"/>
               <w:szCs w:val="31"/>
@@ -3043,7 +3060,7 @@
           </w:r>
           <w:r>
             <w:rPr>
-              <w:rFonts w:ascii="黑体" w:eastAsia="黑体" w:hAnsi="黑体" w:cs="黑体"/>
+              <w:rFonts w:ascii="黑体" w:hAnsi="黑体" w:eastAsia="黑体" w:cs="黑体"/>
               <w:spacing w:val="-27"/>
               <w:szCs w:val="31"/>
             </w:rPr>
@@ -3051,7 +3068,7 @@
           </w:r>
           <w:r>
             <w:rPr>
-              <w:rFonts w:ascii="黑体" w:eastAsia="黑体" w:hAnsi="黑体" w:cs="黑体"/>
+              <w:rFonts w:ascii="黑体" w:hAnsi="黑体" w:eastAsia="黑体" w:cs="黑体"/>
               <w:bCs/>
               <w:spacing w:val="3"/>
               <w:szCs w:val="31"/>
@@ -3078,7 +3095,7 @@
           </w:r>
           <w:r>
             <w:rPr>
-              <w:rFonts w:ascii="宋体" w:eastAsia="宋体" w:hAnsi="宋体" w:cs="宋体"/>
+              <w:rFonts w:ascii="宋体" w:hAnsi="宋体" w:eastAsia="宋体" w:cs="宋体"/>
               <w:szCs w:val="24"/>
             </w:rPr>
             <w:fldChar w:fldCharType="end"/>
@@ -3086,35 +3103,35 @@
         </w:p>
         <w:p>
           <w:pPr>
-            <w:pStyle w:val="TOC2"/>
+            <w:pStyle w:val="5"/>
             <w:tabs>
               <w:tab w:val="right" w:leader="dot" w:pos="8840"/>
             </w:tabs>
           </w:pPr>
           <w:r>
             <w:rPr>
-              <w:rFonts w:ascii="宋体" w:eastAsia="宋体" w:hAnsi="宋体" w:cs="宋体"/>
+              <w:rFonts w:ascii="宋体" w:hAnsi="宋体" w:eastAsia="宋体" w:cs="宋体"/>
               <w:szCs w:val="24"/>
             </w:rPr>
             <w:fldChar w:fldCharType="begin"/>
           </w:r>
           <w:r>
             <w:rPr>
-              <w:rFonts w:ascii="宋体" w:eastAsia="宋体" w:hAnsi="宋体" w:cs="宋体"/>
+              <w:rFonts w:ascii="宋体" w:hAnsi="宋体" w:eastAsia="宋体" w:cs="宋体"/>
               <w:szCs w:val="24"/>
             </w:rPr>
             <w:instrText xml:space="preserve"> HYPERLINK \l _Toc3384 </w:instrText>
           </w:r>
           <w:r>
             <w:rPr>
-              <w:rFonts w:ascii="宋体" w:eastAsia="宋体" w:hAnsi="宋体" w:cs="宋体"/>
+              <w:rFonts w:ascii="宋体" w:hAnsi="宋体" w:eastAsia="宋体" w:cs="宋体"/>
               <w:szCs w:val="24"/>
             </w:rPr>
             <w:fldChar w:fldCharType="separate"/>
           </w:r>
           <w:r>
             <w:rPr>
-              <w:rFonts w:ascii="黑体" w:eastAsia="黑体" w:hAnsi="黑体" w:cs="黑体"/>
+              <w:rFonts w:ascii="黑体" w:hAnsi="黑体" w:eastAsia="黑体" w:cs="黑体"/>
               <w:bCs/>
               <w:spacing w:val="-9"/>
               <w:szCs w:val="30"/>
@@ -3123,7 +3140,7 @@
           </w:r>
           <w:r>
             <w:rPr>
-              <w:rFonts w:ascii="黑体" w:eastAsia="黑体" w:hAnsi="黑体" w:cs="黑体"/>
+              <w:rFonts w:ascii="黑体" w:hAnsi="黑体" w:eastAsia="黑体" w:cs="黑体"/>
               <w:spacing w:val="-23"/>
               <w:szCs w:val="30"/>
             </w:rPr>
@@ -3131,7 +3148,7 @@
           </w:r>
           <w:r>
             <w:rPr>
-              <w:rFonts w:ascii="黑体" w:eastAsia="黑体" w:hAnsi="黑体" w:cs="黑体"/>
+              <w:rFonts w:ascii="黑体" w:hAnsi="黑体" w:eastAsia="黑体" w:cs="黑体"/>
               <w:bCs/>
               <w:spacing w:val="-9"/>
               <w:szCs w:val="30"/>
@@ -3158,7 +3175,7 @@
           </w:r>
           <w:r>
             <w:rPr>
-              <w:rFonts w:ascii="宋体" w:eastAsia="宋体" w:hAnsi="宋体" w:cs="宋体"/>
+              <w:rFonts w:ascii="宋体" w:hAnsi="宋体" w:eastAsia="宋体" w:cs="宋体"/>
               <w:szCs w:val="24"/>
             </w:rPr>
             <w:fldChar w:fldCharType="end"/>
@@ -3166,35 +3183,35 @@
         </w:p>
         <w:p>
           <w:pPr>
-            <w:pStyle w:val="TOC2"/>
+            <w:pStyle w:val="5"/>
             <w:tabs>
               <w:tab w:val="right" w:leader="dot" w:pos="8840"/>
             </w:tabs>
           </w:pPr>
           <w:r>
             <w:rPr>
-              <w:rFonts w:ascii="宋体" w:eastAsia="宋体" w:hAnsi="宋体" w:cs="宋体"/>
+              <w:rFonts w:ascii="宋体" w:hAnsi="宋体" w:eastAsia="宋体" w:cs="宋体"/>
               <w:szCs w:val="24"/>
             </w:rPr>
             <w:fldChar w:fldCharType="begin"/>
           </w:r>
           <w:r>
             <w:rPr>
-              <w:rFonts w:ascii="宋体" w:eastAsia="宋体" w:hAnsi="宋体" w:cs="宋体"/>
+              <w:rFonts w:ascii="宋体" w:hAnsi="宋体" w:eastAsia="宋体" w:cs="宋体"/>
               <w:szCs w:val="24"/>
             </w:rPr>
             <w:instrText xml:space="preserve"> HYPERLINK \l _Toc25022 </w:instrText>
           </w:r>
           <w:r>
             <w:rPr>
-              <w:rFonts w:ascii="宋体" w:eastAsia="宋体" w:hAnsi="宋体" w:cs="宋体"/>
+              <w:rFonts w:ascii="宋体" w:hAnsi="宋体" w:eastAsia="宋体" w:cs="宋体"/>
               <w:szCs w:val="24"/>
             </w:rPr>
             <w:fldChar w:fldCharType="separate"/>
           </w:r>
           <w:r>
             <w:rPr>
-              <w:rFonts w:ascii="黑体" w:eastAsia="黑体" w:hAnsi="黑体" w:cs="黑体"/>
+              <w:rFonts w:ascii="黑体" w:hAnsi="黑体" w:eastAsia="黑体" w:cs="黑体"/>
               <w:bCs/>
               <w:spacing w:val="-11"/>
               <w:szCs w:val="30"/>
@@ -3203,7 +3220,7 @@
           </w:r>
           <w:r>
             <w:rPr>
-              <w:rFonts w:ascii="黑体" w:eastAsia="黑体" w:hAnsi="黑体" w:cs="黑体"/>
+              <w:rFonts w:ascii="黑体" w:hAnsi="黑体" w:eastAsia="黑体" w:cs="黑体"/>
               <w:spacing w:val="-11"/>
               <w:szCs w:val="30"/>
             </w:rPr>
@@ -3211,7 +3228,7 @@
           </w:r>
           <w:r>
             <w:rPr>
-              <w:rFonts w:ascii="黑体" w:eastAsia="黑体" w:hAnsi="黑体" w:cs="黑体"/>
+              <w:rFonts w:ascii="黑体" w:hAnsi="黑体" w:eastAsia="黑体" w:cs="黑体"/>
               <w:bCs/>
               <w:spacing w:val="-11"/>
               <w:szCs w:val="30"/>
@@ -3238,7 +3255,7 @@
           </w:r>
           <w:r>
             <w:rPr>
-              <w:rFonts w:ascii="宋体" w:eastAsia="宋体" w:hAnsi="宋体" w:cs="宋体"/>
+              <w:rFonts w:ascii="宋体" w:hAnsi="宋体" w:eastAsia="宋体" w:cs="宋体"/>
               <w:szCs w:val="24"/>
             </w:rPr>
             <w:fldChar w:fldCharType="end"/>
@@ -3246,35 +3263,35 @@
         </w:p>
         <w:p>
           <w:pPr>
-            <w:pStyle w:val="TOC2"/>
+            <w:pStyle w:val="5"/>
             <w:tabs>
               <w:tab w:val="right" w:leader="dot" w:pos="8840"/>
             </w:tabs>
           </w:pPr>
           <w:r>
             <w:rPr>
-              <w:rFonts w:ascii="宋体" w:eastAsia="宋体" w:hAnsi="宋体" w:cs="宋体"/>
+              <w:rFonts w:ascii="宋体" w:hAnsi="宋体" w:eastAsia="宋体" w:cs="宋体"/>
               <w:szCs w:val="24"/>
             </w:rPr>
             <w:fldChar w:fldCharType="begin"/>
           </w:r>
           <w:r>
             <w:rPr>
-              <w:rFonts w:ascii="宋体" w:eastAsia="宋体" w:hAnsi="宋体" w:cs="宋体"/>
+              <w:rFonts w:ascii="宋体" w:hAnsi="宋体" w:eastAsia="宋体" w:cs="宋体"/>
               <w:szCs w:val="24"/>
             </w:rPr>
             <w:instrText xml:space="preserve"> HYPERLINK \l _Toc588 </w:instrText>
           </w:r>
           <w:r>
             <w:rPr>
-              <w:rFonts w:ascii="宋体" w:eastAsia="宋体" w:hAnsi="宋体" w:cs="宋体"/>
+              <w:rFonts w:ascii="宋体" w:hAnsi="宋体" w:eastAsia="宋体" w:cs="宋体"/>
               <w:szCs w:val="24"/>
             </w:rPr>
             <w:fldChar w:fldCharType="separate"/>
           </w:r>
           <w:r>
             <w:rPr>
-              <w:rFonts w:ascii="黑体" w:eastAsia="黑体" w:hAnsi="黑体" w:cs="黑体"/>
+              <w:rFonts w:ascii="黑体" w:hAnsi="黑体" w:eastAsia="黑体" w:cs="黑体"/>
               <w:bCs/>
               <w:spacing w:val="-9"/>
               <w:szCs w:val="30"/>
@@ -3283,7 +3300,7 @@
           </w:r>
           <w:r>
             <w:rPr>
-              <w:rFonts w:ascii="黑体" w:eastAsia="黑体" w:hAnsi="黑体" w:cs="黑体"/>
+              <w:rFonts w:ascii="黑体" w:hAnsi="黑体" w:eastAsia="黑体" w:cs="黑体"/>
               <w:spacing w:val="-23"/>
               <w:szCs w:val="30"/>
             </w:rPr>
@@ -3291,7 +3308,7 @@
           </w:r>
           <w:r>
             <w:rPr>
-              <w:rFonts w:ascii="黑体" w:eastAsia="黑体" w:hAnsi="黑体" w:cs="黑体"/>
+              <w:rFonts w:ascii="黑体" w:hAnsi="黑体" w:eastAsia="黑体" w:cs="黑体"/>
               <w:bCs/>
               <w:spacing w:val="-9"/>
               <w:szCs w:val="30"/>
@@ -3318,7 +3335,7 @@
           </w:r>
           <w:r>
             <w:rPr>
-              <w:rFonts w:ascii="宋体" w:eastAsia="宋体" w:hAnsi="宋体" w:cs="宋体"/>
+              <w:rFonts w:ascii="宋体" w:hAnsi="宋体" w:eastAsia="宋体" w:cs="宋体"/>
               <w:szCs w:val="24"/>
             </w:rPr>
             <w:fldChar w:fldCharType="end"/>
@@ -3326,35 +3343,35 @@
         </w:p>
         <w:p>
           <w:pPr>
-            <w:pStyle w:val="TOC2"/>
+            <w:pStyle w:val="5"/>
             <w:tabs>
               <w:tab w:val="right" w:leader="dot" w:pos="8840"/>
             </w:tabs>
           </w:pPr>
           <w:r>
             <w:rPr>
-              <w:rFonts w:ascii="宋体" w:eastAsia="宋体" w:hAnsi="宋体" w:cs="宋体"/>
+              <w:rFonts w:ascii="宋体" w:hAnsi="宋体" w:eastAsia="宋体" w:cs="宋体"/>
               <w:szCs w:val="24"/>
             </w:rPr>
             <w:fldChar w:fldCharType="begin"/>
           </w:r>
           <w:r>
             <w:rPr>
-              <w:rFonts w:ascii="宋体" w:eastAsia="宋体" w:hAnsi="宋体" w:cs="宋体"/>
+              <w:rFonts w:ascii="宋体" w:hAnsi="宋体" w:eastAsia="宋体" w:cs="宋体"/>
               <w:szCs w:val="24"/>
             </w:rPr>
             <w:instrText xml:space="preserve"> HYPERLINK \l _Toc23986 </w:instrText>
           </w:r>
           <w:r>
             <w:rPr>
-              <w:rFonts w:ascii="宋体" w:eastAsia="宋体" w:hAnsi="宋体" w:cs="宋体"/>
+              <w:rFonts w:ascii="宋体" w:hAnsi="宋体" w:eastAsia="宋体" w:cs="宋体"/>
               <w:szCs w:val="24"/>
             </w:rPr>
             <w:fldChar w:fldCharType="separate"/>
           </w:r>
           <w:r>
             <w:rPr>
-              <w:rFonts w:ascii="黑体" w:eastAsia="黑体" w:hAnsi="黑体" w:cs="黑体"/>
+              <w:rFonts w:ascii="黑体" w:hAnsi="黑体" w:eastAsia="黑体" w:cs="黑体"/>
               <w:bCs/>
               <w:spacing w:val="-11"/>
               <w:szCs w:val="30"/>
@@ -3363,7 +3380,7 @@
           </w:r>
           <w:r>
             <w:rPr>
-              <w:rFonts w:ascii="黑体" w:eastAsia="黑体" w:hAnsi="黑体" w:cs="黑体"/>
+              <w:rFonts w:ascii="黑体" w:hAnsi="黑体" w:eastAsia="黑体" w:cs="黑体"/>
               <w:spacing w:val="-11"/>
               <w:szCs w:val="30"/>
             </w:rPr>
@@ -3371,7 +3388,7 @@
           </w:r>
           <w:r>
             <w:rPr>
-              <w:rFonts w:ascii="黑体" w:eastAsia="黑体" w:hAnsi="黑体" w:cs="黑体"/>
+              <w:rFonts w:ascii="黑体" w:hAnsi="黑体" w:eastAsia="黑体" w:cs="黑体"/>
               <w:bCs/>
               <w:spacing w:val="-11"/>
               <w:szCs w:val="30"/>
@@ -3398,7 +3415,7 @@
           </w:r>
           <w:r>
             <w:rPr>
-              <w:rFonts w:ascii="宋体" w:eastAsia="宋体" w:hAnsi="宋体" w:cs="宋体"/>
+              <w:rFonts w:ascii="宋体" w:hAnsi="宋体" w:eastAsia="宋体" w:cs="宋体"/>
               <w:szCs w:val="24"/>
             </w:rPr>
             <w:fldChar w:fldCharType="end"/>
@@ -3406,35 +3423,35 @@
         </w:p>
         <w:p>
           <w:pPr>
-            <w:pStyle w:val="TOC2"/>
+            <w:pStyle w:val="5"/>
             <w:tabs>
               <w:tab w:val="right" w:leader="dot" w:pos="8840"/>
             </w:tabs>
           </w:pPr>
           <w:r>
             <w:rPr>
-              <w:rFonts w:ascii="宋体" w:eastAsia="宋体" w:hAnsi="宋体" w:cs="宋体"/>
+              <w:rFonts w:ascii="宋体" w:hAnsi="宋体" w:eastAsia="宋体" w:cs="宋体"/>
               <w:szCs w:val="24"/>
             </w:rPr>
             <w:fldChar w:fldCharType="begin"/>
           </w:r>
           <w:r>
             <w:rPr>
-              <w:rFonts w:ascii="宋体" w:eastAsia="宋体" w:hAnsi="宋体" w:cs="宋体"/>
+              <w:rFonts w:ascii="宋体" w:hAnsi="宋体" w:eastAsia="宋体" w:cs="宋体"/>
               <w:szCs w:val="24"/>
             </w:rPr>
             <w:instrText xml:space="preserve"> HYPERLINK \l _Toc3577 </w:instrText>
           </w:r>
           <w:r>
             <w:rPr>
-              <w:rFonts w:ascii="宋体" w:eastAsia="宋体" w:hAnsi="宋体" w:cs="宋体"/>
+              <w:rFonts w:ascii="宋体" w:hAnsi="宋体" w:eastAsia="宋体" w:cs="宋体"/>
               <w:szCs w:val="24"/>
             </w:rPr>
             <w:fldChar w:fldCharType="separate"/>
           </w:r>
           <w:r>
             <w:rPr>
-              <w:rFonts w:ascii="黑体" w:eastAsia="黑体" w:hAnsi="黑体" w:cs="黑体"/>
+              <w:rFonts w:ascii="黑体" w:hAnsi="黑体" w:eastAsia="黑体" w:cs="黑体"/>
               <w:bCs/>
               <w:spacing w:val="-8"/>
               <w:szCs w:val="30"/>
@@ -3443,7 +3460,7 @@
           </w:r>
           <w:r>
             <w:rPr>
-              <w:rFonts w:ascii="黑体" w:eastAsia="黑体" w:hAnsi="黑体" w:cs="黑体"/>
+              <w:rFonts w:ascii="黑体" w:hAnsi="黑体" w:eastAsia="黑体" w:cs="黑体"/>
               <w:spacing w:val="-8"/>
               <w:szCs w:val="30"/>
             </w:rPr>
@@ -3451,7 +3468,7 @@
           </w:r>
           <w:r>
             <w:rPr>
-              <w:rFonts w:ascii="黑体" w:eastAsia="黑体" w:hAnsi="黑体" w:cs="黑体"/>
+              <w:rFonts w:ascii="黑体" w:hAnsi="黑体" w:eastAsia="黑体" w:cs="黑体"/>
               <w:bCs/>
               <w:spacing w:val="-8"/>
               <w:szCs w:val="30"/>
@@ -3478,7 +3495,7 @@
           </w:r>
           <w:r>
             <w:rPr>
-              <w:rFonts w:ascii="宋体" w:eastAsia="宋体" w:hAnsi="宋体" w:cs="宋体"/>
+              <w:rFonts w:ascii="宋体" w:hAnsi="宋体" w:eastAsia="宋体" w:cs="宋体"/>
               <w:szCs w:val="24"/>
             </w:rPr>
             <w:fldChar w:fldCharType="end"/>
@@ -3486,35 +3503,35 @@
         </w:p>
         <w:p>
           <w:pPr>
-            <w:pStyle w:val="TOC2"/>
+            <w:pStyle w:val="5"/>
             <w:tabs>
               <w:tab w:val="right" w:leader="dot" w:pos="8840"/>
             </w:tabs>
           </w:pPr>
           <w:r>
             <w:rPr>
-              <w:rFonts w:ascii="宋体" w:eastAsia="宋体" w:hAnsi="宋体" w:cs="宋体"/>
+              <w:rFonts w:ascii="宋体" w:hAnsi="宋体" w:eastAsia="宋体" w:cs="宋体"/>
               <w:szCs w:val="24"/>
             </w:rPr>
             <w:fldChar w:fldCharType="begin"/>
           </w:r>
           <w:r>
             <w:rPr>
-              <w:rFonts w:ascii="宋体" w:eastAsia="宋体" w:hAnsi="宋体" w:cs="宋体"/>
+              <w:rFonts w:ascii="宋体" w:hAnsi="宋体" w:eastAsia="宋体" w:cs="宋体"/>
               <w:szCs w:val="24"/>
             </w:rPr>
             <w:instrText xml:space="preserve"> HYPERLINK \l _Toc2222 </w:instrText>
           </w:r>
           <w:r>
             <w:rPr>
-              <w:rFonts w:ascii="宋体" w:eastAsia="宋体" w:hAnsi="宋体" w:cs="宋体"/>
+              <w:rFonts w:ascii="宋体" w:hAnsi="宋体" w:eastAsia="宋体" w:cs="宋体"/>
               <w:szCs w:val="24"/>
             </w:rPr>
             <w:fldChar w:fldCharType="separate"/>
           </w:r>
           <w:r>
             <w:rPr>
-              <w:rFonts w:ascii="黑体" w:eastAsia="黑体" w:hAnsi="黑体" w:cs="黑体"/>
+              <w:rFonts w:ascii="黑体" w:hAnsi="黑体" w:eastAsia="黑体" w:cs="黑体"/>
               <w:bCs/>
               <w:spacing w:val="-6"/>
               <w:szCs w:val="30"/>
@@ -3523,7 +3540,7 @@
           </w:r>
           <w:r>
             <w:rPr>
-              <w:rFonts w:ascii="黑体" w:eastAsia="黑体" w:hAnsi="黑体" w:cs="黑体"/>
+              <w:rFonts w:ascii="黑体" w:hAnsi="黑体" w:eastAsia="黑体" w:cs="黑体"/>
               <w:spacing w:val="-6"/>
               <w:szCs w:val="30"/>
             </w:rPr>
@@ -3531,7 +3548,7 @@
           </w:r>
           <w:r>
             <w:rPr>
-              <w:rFonts w:ascii="黑体" w:eastAsia="黑体" w:hAnsi="黑体" w:cs="黑体"/>
+              <w:rFonts w:ascii="黑体" w:hAnsi="黑体" w:eastAsia="黑体" w:cs="黑体"/>
               <w:bCs/>
               <w:spacing w:val="-6"/>
               <w:szCs w:val="30"/>
@@ -3558,7 +3575,7 @@
           </w:r>
           <w:r>
             <w:rPr>
-              <w:rFonts w:ascii="宋体" w:eastAsia="宋体" w:hAnsi="宋体" w:cs="宋体"/>
+              <w:rFonts w:ascii="宋体" w:hAnsi="宋体" w:eastAsia="宋体" w:cs="宋体"/>
               <w:szCs w:val="24"/>
             </w:rPr>
             <w:fldChar w:fldCharType="end"/>
@@ -3566,35 +3583,35 @@
         </w:p>
         <w:p>
           <w:pPr>
-            <w:pStyle w:val="TOC1"/>
+            <w:pStyle w:val="4"/>
             <w:tabs>
               <w:tab w:val="right" w:leader="dot" w:pos="8840"/>
             </w:tabs>
           </w:pPr>
           <w:r>
             <w:rPr>
-              <w:rFonts w:ascii="宋体" w:eastAsia="宋体" w:hAnsi="宋体" w:cs="宋体"/>
+              <w:rFonts w:ascii="宋体" w:hAnsi="宋体" w:eastAsia="宋体" w:cs="宋体"/>
               <w:szCs w:val="24"/>
             </w:rPr>
             <w:fldChar w:fldCharType="begin"/>
           </w:r>
           <w:r>
             <w:rPr>
-              <w:rFonts w:ascii="宋体" w:eastAsia="宋体" w:hAnsi="宋体" w:cs="宋体"/>
+              <w:rFonts w:ascii="宋体" w:hAnsi="宋体" w:eastAsia="宋体" w:cs="宋体"/>
               <w:szCs w:val="24"/>
             </w:rPr>
             <w:instrText xml:space="preserve"> HYPERLINK \l _Toc15654 </w:instrText>
           </w:r>
           <w:r>
             <w:rPr>
-              <w:rFonts w:ascii="宋体" w:eastAsia="宋体" w:hAnsi="宋体" w:cs="宋体"/>
+              <w:rFonts w:ascii="宋体" w:hAnsi="宋体" w:eastAsia="宋体" w:cs="宋体"/>
               <w:szCs w:val="24"/>
             </w:rPr>
             <w:fldChar w:fldCharType="separate"/>
           </w:r>
           <w:r>
             <w:rPr>
-              <w:rFonts w:ascii="黑体" w:eastAsia="黑体" w:hAnsi="黑体" w:cs="黑体"/>
+              <w:rFonts w:ascii="黑体" w:hAnsi="黑体" w:eastAsia="黑体" w:cs="黑体"/>
               <w:bCs/>
               <w:spacing w:val="5"/>
               <w:szCs w:val="31"/>
@@ -3603,7 +3620,7 @@
           </w:r>
           <w:r>
             <w:rPr>
-              <w:rFonts w:ascii="黑体" w:eastAsia="黑体" w:hAnsi="黑体" w:cs="黑体"/>
+              <w:rFonts w:ascii="黑体" w:hAnsi="黑体" w:eastAsia="黑体" w:cs="黑体"/>
               <w:spacing w:val="-25"/>
               <w:szCs w:val="31"/>
             </w:rPr>
@@ -3611,7 +3628,7 @@
           </w:r>
           <w:r>
             <w:rPr>
-              <w:rFonts w:ascii="黑体" w:eastAsia="黑体" w:hAnsi="黑体" w:cs="黑体"/>
+              <w:rFonts w:ascii="黑体" w:hAnsi="黑体" w:eastAsia="黑体" w:cs="黑体"/>
               <w:bCs/>
               <w:spacing w:val="5"/>
               <w:szCs w:val="31"/>
@@ -3638,7 +3655,7 @@
           </w:r>
           <w:r>
             <w:rPr>
-              <w:rFonts w:ascii="宋体" w:eastAsia="宋体" w:hAnsi="宋体" w:cs="宋体"/>
+              <w:rFonts w:ascii="宋体" w:hAnsi="宋体" w:eastAsia="宋体" w:cs="宋体"/>
               <w:szCs w:val="24"/>
             </w:rPr>
             <w:fldChar w:fldCharType="end"/>
@@ -3646,35 +3663,35 @@
         </w:p>
         <w:p>
           <w:pPr>
-            <w:pStyle w:val="TOC2"/>
+            <w:pStyle w:val="5"/>
             <w:tabs>
               <w:tab w:val="right" w:leader="dot" w:pos="8840"/>
             </w:tabs>
           </w:pPr>
           <w:r>
             <w:rPr>
-              <w:rFonts w:ascii="宋体" w:eastAsia="宋体" w:hAnsi="宋体" w:cs="宋体"/>
+              <w:rFonts w:ascii="宋体" w:hAnsi="宋体" w:eastAsia="宋体" w:cs="宋体"/>
               <w:szCs w:val="24"/>
             </w:rPr>
             <w:fldChar w:fldCharType="begin"/>
           </w:r>
           <w:r>
             <w:rPr>
-              <w:rFonts w:ascii="宋体" w:eastAsia="宋体" w:hAnsi="宋体" w:cs="宋体"/>
+              <w:rFonts w:ascii="宋体" w:hAnsi="宋体" w:eastAsia="宋体" w:cs="宋体"/>
               <w:szCs w:val="24"/>
             </w:rPr>
             <w:instrText xml:space="preserve"> HYPERLINK \l _Toc7270 </w:instrText>
           </w:r>
           <w:r>
             <w:rPr>
-              <w:rFonts w:ascii="宋体" w:eastAsia="宋体" w:hAnsi="宋体" w:cs="宋体"/>
+              <w:rFonts w:ascii="宋体" w:hAnsi="宋体" w:eastAsia="宋体" w:cs="宋体"/>
               <w:szCs w:val="24"/>
             </w:rPr>
             <w:fldChar w:fldCharType="separate"/>
           </w:r>
           <w:r>
             <w:rPr>
-              <w:rFonts w:ascii="黑体" w:eastAsia="黑体" w:hAnsi="黑体" w:cs="黑体"/>
+              <w:rFonts w:ascii="黑体" w:hAnsi="黑体" w:eastAsia="黑体" w:cs="黑体"/>
               <w:bCs/>
               <w:spacing w:val="-6"/>
               <w:szCs w:val="30"/>
@@ -3683,7 +3700,7 @@
           </w:r>
           <w:r>
             <w:rPr>
-              <w:rFonts w:ascii="黑体" w:eastAsia="黑体" w:hAnsi="黑体" w:cs="黑体"/>
+              <w:rFonts w:ascii="黑体" w:hAnsi="黑体" w:eastAsia="黑体" w:cs="黑体"/>
               <w:spacing w:val="-6"/>
               <w:szCs w:val="30"/>
             </w:rPr>
@@ -3691,7 +3708,7 @@
           </w:r>
           <w:r>
             <w:rPr>
-              <w:rFonts w:ascii="黑体" w:eastAsia="黑体" w:hAnsi="黑体" w:cs="黑体"/>
+              <w:rFonts w:ascii="黑体" w:hAnsi="黑体" w:eastAsia="黑体" w:cs="黑体"/>
               <w:bCs/>
               <w:spacing w:val="-6"/>
               <w:szCs w:val="30"/>
@@ -3718,7 +3735,7 @@
           </w:r>
           <w:r>
             <w:rPr>
-              <w:rFonts w:ascii="宋体" w:eastAsia="宋体" w:hAnsi="宋体" w:cs="宋体"/>
+              <w:rFonts w:ascii="宋体" w:hAnsi="宋体" w:eastAsia="宋体" w:cs="宋体"/>
               <w:szCs w:val="24"/>
             </w:rPr>
             <w:fldChar w:fldCharType="end"/>
@@ -3726,35 +3743,35 @@
         </w:p>
         <w:p>
           <w:pPr>
-            <w:pStyle w:val="TOC2"/>
+            <w:pStyle w:val="5"/>
             <w:tabs>
               <w:tab w:val="right" w:leader="dot" w:pos="8840"/>
             </w:tabs>
           </w:pPr>
           <w:r>
             <w:rPr>
-              <w:rFonts w:ascii="宋体" w:eastAsia="宋体" w:hAnsi="宋体" w:cs="宋体"/>
+              <w:rFonts w:ascii="宋体" w:hAnsi="宋体" w:eastAsia="宋体" w:cs="宋体"/>
               <w:szCs w:val="24"/>
             </w:rPr>
             <w:fldChar w:fldCharType="begin"/>
           </w:r>
           <w:r>
             <w:rPr>
-              <w:rFonts w:ascii="宋体" w:eastAsia="宋体" w:hAnsi="宋体" w:cs="宋体"/>
+              <w:rFonts w:ascii="宋体" w:hAnsi="宋体" w:eastAsia="宋体" w:cs="宋体"/>
               <w:szCs w:val="24"/>
             </w:rPr>
             <w:instrText xml:space="preserve"> HYPERLINK \l _Toc2398 </w:instrText>
           </w:r>
           <w:r>
             <w:rPr>
-              <w:rFonts w:ascii="宋体" w:eastAsia="宋体" w:hAnsi="宋体" w:cs="宋体"/>
+              <w:rFonts w:ascii="宋体" w:hAnsi="宋体" w:eastAsia="宋体" w:cs="宋体"/>
               <w:szCs w:val="24"/>
             </w:rPr>
             <w:fldChar w:fldCharType="separate"/>
           </w:r>
           <w:r>
             <w:rPr>
-              <w:rFonts w:ascii="黑体" w:eastAsia="黑体" w:hAnsi="黑体" w:cs="黑体"/>
+              <w:rFonts w:ascii="黑体" w:hAnsi="黑体" w:eastAsia="黑体" w:cs="黑体"/>
               <w:bCs/>
               <w:spacing w:val="-7"/>
               <w:szCs w:val="30"/>
@@ -3763,7 +3780,7 @@
           </w:r>
           <w:r>
             <w:rPr>
-              <w:rFonts w:ascii="黑体" w:eastAsia="黑体" w:hAnsi="黑体" w:cs="黑体"/>
+              <w:rFonts w:ascii="黑体" w:hAnsi="黑体" w:eastAsia="黑体" w:cs="黑体"/>
               <w:spacing w:val="-7"/>
               <w:szCs w:val="30"/>
             </w:rPr>
@@ -3771,7 +3788,7 @@
           </w:r>
           <w:r>
             <w:rPr>
-              <w:rFonts w:ascii="黑体" w:eastAsia="黑体" w:hAnsi="黑体" w:cs="黑体"/>
+              <w:rFonts w:ascii="黑体" w:hAnsi="黑体" w:eastAsia="黑体" w:cs="黑体"/>
               <w:bCs/>
               <w:spacing w:val="-7"/>
               <w:szCs w:val="30"/>
@@ -3798,7 +3815,7 @@
           </w:r>
           <w:r>
             <w:rPr>
-              <w:rFonts w:ascii="宋体" w:eastAsia="宋体" w:hAnsi="宋体" w:cs="宋体"/>
+              <w:rFonts w:ascii="宋体" w:hAnsi="宋体" w:eastAsia="宋体" w:cs="宋体"/>
               <w:szCs w:val="24"/>
             </w:rPr>
             <w:fldChar w:fldCharType="end"/>
@@ -3806,35 +3823,35 @@
         </w:p>
         <w:p>
           <w:pPr>
-            <w:pStyle w:val="TOC2"/>
+            <w:pStyle w:val="5"/>
             <w:tabs>
               <w:tab w:val="right" w:leader="dot" w:pos="8840"/>
             </w:tabs>
           </w:pPr>
           <w:r>
             <w:rPr>
-              <w:rFonts w:ascii="宋体" w:eastAsia="宋体" w:hAnsi="宋体" w:cs="宋体"/>
+              <w:rFonts w:ascii="宋体" w:hAnsi="宋体" w:eastAsia="宋体" w:cs="宋体"/>
               <w:szCs w:val="24"/>
             </w:rPr>
             <w:fldChar w:fldCharType="begin"/>
           </w:r>
           <w:r>
             <w:rPr>
-              <w:rFonts w:ascii="宋体" w:eastAsia="宋体" w:hAnsi="宋体" w:cs="宋体"/>
+              <w:rFonts w:ascii="宋体" w:hAnsi="宋体" w:eastAsia="宋体" w:cs="宋体"/>
               <w:szCs w:val="24"/>
             </w:rPr>
             <w:instrText xml:space="preserve"> HYPERLINK \l _Toc24640 </w:instrText>
           </w:r>
           <w:r>
             <w:rPr>
-              <w:rFonts w:ascii="宋体" w:eastAsia="宋体" w:hAnsi="宋体" w:cs="宋体"/>
+              <w:rFonts w:ascii="宋体" w:hAnsi="宋体" w:eastAsia="宋体" w:cs="宋体"/>
               <w:szCs w:val="24"/>
             </w:rPr>
             <w:fldChar w:fldCharType="separate"/>
           </w:r>
           <w:r>
             <w:rPr>
-              <w:rFonts w:ascii="黑体" w:eastAsia="黑体" w:hAnsi="黑体" w:cs="黑体"/>
+              <w:rFonts w:ascii="黑体" w:hAnsi="黑体" w:eastAsia="黑体" w:cs="黑体"/>
               <w:bCs/>
               <w:spacing w:val="-6"/>
               <w:szCs w:val="30"/>
@@ -3843,7 +3860,7 @@
           </w:r>
           <w:r>
             <w:rPr>
-              <w:rFonts w:ascii="黑体" w:eastAsia="黑体" w:hAnsi="黑体" w:cs="黑体"/>
+              <w:rFonts w:ascii="黑体" w:hAnsi="黑体" w:eastAsia="黑体" w:cs="黑体"/>
               <w:spacing w:val="-16"/>
               <w:szCs w:val="30"/>
             </w:rPr>
@@ -3851,7 +3868,7 @@
           </w:r>
           <w:r>
             <w:rPr>
-              <w:rFonts w:ascii="黑体" w:eastAsia="黑体" w:hAnsi="黑体" w:cs="黑体"/>
+              <w:rFonts w:ascii="黑体" w:hAnsi="黑体" w:eastAsia="黑体" w:cs="黑体"/>
               <w:bCs/>
               <w:spacing w:val="-6"/>
               <w:szCs w:val="30"/>
@@ -3878,7 +3895,7 @@
           </w:r>
           <w:r>
             <w:rPr>
-              <w:rFonts w:ascii="宋体" w:eastAsia="宋体" w:hAnsi="宋体" w:cs="宋体"/>
+              <w:rFonts w:ascii="宋体" w:hAnsi="宋体" w:eastAsia="宋体" w:cs="宋体"/>
               <w:szCs w:val="24"/>
             </w:rPr>
             <w:fldChar w:fldCharType="end"/>
@@ -3886,35 +3903,35 @@
         </w:p>
         <w:p>
           <w:pPr>
-            <w:pStyle w:val="TOC3"/>
+            <w:pStyle w:val="3"/>
             <w:tabs>
               <w:tab w:val="right" w:leader="dot" w:pos="8840"/>
             </w:tabs>
           </w:pPr>
           <w:r>
             <w:rPr>
-              <w:rFonts w:ascii="宋体" w:eastAsia="宋体" w:hAnsi="宋体" w:cs="宋体"/>
+              <w:rFonts w:ascii="宋体" w:hAnsi="宋体" w:eastAsia="宋体" w:cs="宋体"/>
               <w:szCs w:val="24"/>
             </w:rPr>
             <w:fldChar w:fldCharType="begin"/>
           </w:r>
           <w:r>
             <w:rPr>
-              <w:rFonts w:ascii="宋体" w:eastAsia="宋体" w:hAnsi="宋体" w:cs="宋体"/>
+              <w:rFonts w:ascii="宋体" w:hAnsi="宋体" w:eastAsia="宋体" w:cs="宋体"/>
               <w:szCs w:val="24"/>
             </w:rPr>
             <w:instrText xml:space="preserve"> HYPERLINK \l _Toc2150 </w:instrText>
           </w:r>
           <w:r>
             <w:rPr>
-              <w:rFonts w:ascii="宋体" w:eastAsia="宋体" w:hAnsi="宋体" w:cs="宋体"/>
+              <w:rFonts w:ascii="宋体" w:hAnsi="宋体" w:eastAsia="宋体" w:cs="宋体"/>
               <w:szCs w:val="24"/>
             </w:rPr>
             <w:fldChar w:fldCharType="separate"/>
           </w:r>
           <w:r>
             <w:rPr>
-              <w:rFonts w:ascii="宋体" w:eastAsia="宋体" w:hAnsi="宋体" w:cs="宋体"/>
+              <w:rFonts w:ascii="宋体" w:hAnsi="宋体" w:eastAsia="宋体" w:cs="宋体"/>
               <w:bCs/>
               <w:spacing w:val="-3"/>
               <w:szCs w:val="24"/>
@@ -3923,7 +3940,7 @@
           </w:r>
           <w:r>
             <w:rPr>
-              <w:rFonts w:ascii="宋体" w:eastAsia="宋体" w:hAnsi="宋体" w:cs="宋体"/>
+              <w:rFonts w:ascii="宋体" w:hAnsi="宋体" w:eastAsia="宋体" w:cs="宋体"/>
               <w:spacing w:val="-3"/>
               <w:szCs w:val="24"/>
             </w:rPr>
@@ -3931,7 +3948,7 @@
           </w:r>
           <w:r>
             <w:rPr>
-              <w:rFonts w:ascii="宋体" w:eastAsia="宋体" w:hAnsi="宋体" w:cs="宋体"/>
+              <w:rFonts w:ascii="宋体" w:hAnsi="宋体" w:eastAsia="宋体" w:cs="宋体"/>
               <w:bCs/>
               <w:spacing w:val="-3"/>
               <w:szCs w:val="24"/>
@@ -3958,7 +3975,7 @@
           </w:r>
           <w:r>
             <w:rPr>
-              <w:rFonts w:ascii="宋体" w:eastAsia="宋体" w:hAnsi="宋体" w:cs="宋体"/>
+              <w:rFonts w:ascii="宋体" w:hAnsi="宋体" w:eastAsia="宋体" w:cs="宋体"/>
               <w:szCs w:val="24"/>
             </w:rPr>
             <w:fldChar w:fldCharType="end"/>
@@ -3966,35 +3983,35 @@
         </w:p>
         <w:p>
           <w:pPr>
-            <w:pStyle w:val="TOC3"/>
+            <w:pStyle w:val="3"/>
             <w:tabs>
               <w:tab w:val="right" w:leader="dot" w:pos="8840"/>
             </w:tabs>
           </w:pPr>
           <w:r>
             <w:rPr>
-              <w:rFonts w:ascii="宋体" w:eastAsia="宋体" w:hAnsi="宋体" w:cs="宋体"/>
+              <w:rFonts w:ascii="宋体" w:hAnsi="宋体" w:eastAsia="宋体" w:cs="宋体"/>
               <w:szCs w:val="24"/>
             </w:rPr>
             <w:fldChar w:fldCharType="begin"/>
           </w:r>
           <w:r>
             <w:rPr>
-              <w:rFonts w:ascii="宋体" w:eastAsia="宋体" w:hAnsi="宋体" w:cs="宋体"/>
+              <w:rFonts w:ascii="宋体" w:hAnsi="宋体" w:eastAsia="宋体" w:cs="宋体"/>
               <w:szCs w:val="24"/>
             </w:rPr>
             <w:instrText xml:space="preserve"> HYPERLINK \l _Toc14078 </w:instrText>
           </w:r>
           <w:r>
             <w:rPr>
-              <w:rFonts w:ascii="宋体" w:eastAsia="宋体" w:hAnsi="宋体" w:cs="宋体"/>
+              <w:rFonts w:ascii="宋体" w:hAnsi="宋体" w:eastAsia="宋体" w:cs="宋体"/>
               <w:szCs w:val="24"/>
             </w:rPr>
             <w:fldChar w:fldCharType="separate"/>
           </w:r>
           <w:r>
             <w:rPr>
-              <w:rFonts w:ascii="宋体" w:eastAsia="宋体" w:hAnsi="宋体" w:cs="宋体"/>
+              <w:rFonts w:ascii="宋体" w:hAnsi="宋体" w:eastAsia="宋体" w:cs="宋体"/>
               <w:bCs/>
               <w:spacing w:val="-3"/>
               <w:szCs w:val="24"/>
@@ -4003,7 +4020,7 @@
           </w:r>
           <w:r>
             <w:rPr>
-              <w:rFonts w:ascii="宋体" w:eastAsia="宋体" w:hAnsi="宋体" w:cs="宋体"/>
+              <w:rFonts w:ascii="宋体" w:hAnsi="宋体" w:eastAsia="宋体" w:cs="宋体"/>
               <w:spacing w:val="-3"/>
               <w:szCs w:val="24"/>
             </w:rPr>
@@ -4011,7 +4028,7 @@
           </w:r>
           <w:r>
             <w:rPr>
-              <w:rFonts w:ascii="宋体" w:eastAsia="宋体" w:hAnsi="宋体" w:cs="宋体"/>
+              <w:rFonts w:ascii="宋体" w:hAnsi="宋体" w:eastAsia="宋体" w:cs="宋体"/>
               <w:bCs/>
               <w:spacing w:val="-3"/>
               <w:szCs w:val="24"/>
@@ -4038,7 +4055,7 @@
           </w:r>
           <w:r>
             <w:rPr>
-              <w:rFonts w:ascii="宋体" w:eastAsia="宋体" w:hAnsi="宋体" w:cs="宋体"/>
+              <w:rFonts w:ascii="宋体" w:hAnsi="宋体" w:eastAsia="宋体" w:cs="宋体"/>
               <w:szCs w:val="24"/>
             </w:rPr>
             <w:fldChar w:fldCharType="end"/>
@@ -4046,35 +4063,35 @@
         </w:p>
         <w:p>
           <w:pPr>
-            <w:pStyle w:val="TOC2"/>
+            <w:pStyle w:val="5"/>
             <w:tabs>
               <w:tab w:val="right" w:leader="dot" w:pos="8840"/>
             </w:tabs>
           </w:pPr>
           <w:r>
             <w:rPr>
-              <w:rFonts w:ascii="宋体" w:eastAsia="宋体" w:hAnsi="宋体" w:cs="宋体"/>
+              <w:rFonts w:ascii="宋体" w:hAnsi="宋体" w:eastAsia="宋体" w:cs="宋体"/>
               <w:szCs w:val="24"/>
             </w:rPr>
             <w:fldChar w:fldCharType="begin"/>
           </w:r>
           <w:r>
             <w:rPr>
-              <w:rFonts w:ascii="宋体" w:eastAsia="宋体" w:hAnsi="宋体" w:cs="宋体"/>
+              <w:rFonts w:ascii="宋体" w:hAnsi="宋体" w:eastAsia="宋体" w:cs="宋体"/>
               <w:szCs w:val="24"/>
             </w:rPr>
             <w:instrText xml:space="preserve"> HYPERLINK \l _Toc28104 </w:instrText>
           </w:r>
           <w:r>
             <w:rPr>
-              <w:rFonts w:ascii="宋体" w:eastAsia="宋体" w:hAnsi="宋体" w:cs="宋体"/>
+              <w:rFonts w:ascii="宋体" w:hAnsi="宋体" w:eastAsia="宋体" w:cs="宋体"/>
               <w:szCs w:val="24"/>
             </w:rPr>
             <w:fldChar w:fldCharType="separate"/>
           </w:r>
           <w:r>
             <w:rPr>
-              <w:rFonts w:ascii="黑体" w:eastAsia="黑体" w:hAnsi="黑体" w:cs="黑体"/>
+              <w:rFonts w:ascii="黑体" w:hAnsi="黑体" w:eastAsia="黑体" w:cs="黑体"/>
               <w:bCs/>
               <w:spacing w:val="-6"/>
               <w:szCs w:val="30"/>
@@ -4083,7 +4100,7 @@
           </w:r>
           <w:r>
             <w:rPr>
-              <w:rFonts w:ascii="黑体" w:eastAsia="黑体" w:hAnsi="黑体" w:cs="黑体"/>
+              <w:rFonts w:ascii="黑体" w:hAnsi="黑体" w:eastAsia="黑体" w:cs="黑体"/>
               <w:spacing w:val="-16"/>
               <w:szCs w:val="30"/>
             </w:rPr>
@@ -4091,7 +4108,7 @@
           </w:r>
           <w:r>
             <w:rPr>
-              <w:rFonts w:ascii="黑体" w:eastAsia="黑体" w:hAnsi="黑体" w:cs="黑体"/>
+              <w:rFonts w:ascii="黑体" w:hAnsi="黑体" w:eastAsia="黑体" w:cs="黑体"/>
               <w:bCs/>
               <w:spacing w:val="-6"/>
               <w:szCs w:val="30"/>
@@ -4118,7 +4135,7 @@
           </w:r>
           <w:r>
             <w:rPr>
-              <w:rFonts w:ascii="宋体" w:eastAsia="宋体" w:hAnsi="宋体" w:cs="宋体"/>
+              <w:rFonts w:ascii="宋体" w:hAnsi="宋体" w:eastAsia="宋体" w:cs="宋体"/>
               <w:szCs w:val="24"/>
             </w:rPr>
             <w:fldChar w:fldCharType="end"/>
@@ -4126,35 +4143,35 @@
         </w:p>
         <w:p>
           <w:pPr>
-            <w:pStyle w:val="TOC2"/>
+            <w:pStyle w:val="5"/>
             <w:tabs>
               <w:tab w:val="right" w:leader="dot" w:pos="8840"/>
             </w:tabs>
           </w:pPr>
           <w:r>
             <w:rPr>
-              <w:rFonts w:ascii="宋体" w:eastAsia="宋体" w:hAnsi="宋体" w:cs="宋体"/>
+              <w:rFonts w:ascii="宋体" w:hAnsi="宋体" w:eastAsia="宋体" w:cs="宋体"/>
               <w:szCs w:val="24"/>
             </w:rPr>
             <w:fldChar w:fldCharType="begin"/>
           </w:r>
           <w:r>
             <w:rPr>
-              <w:rFonts w:ascii="宋体" w:eastAsia="宋体" w:hAnsi="宋体" w:cs="宋体"/>
+              <w:rFonts w:ascii="宋体" w:hAnsi="宋体" w:eastAsia="宋体" w:cs="宋体"/>
               <w:szCs w:val="24"/>
             </w:rPr>
             <w:instrText xml:space="preserve"> HYPERLINK \l _Toc6824 </w:instrText>
           </w:r>
           <w:r>
             <w:rPr>
-              <w:rFonts w:ascii="宋体" w:eastAsia="宋体" w:hAnsi="宋体" w:cs="宋体"/>
+              <w:rFonts w:ascii="宋体" w:hAnsi="宋体" w:eastAsia="宋体" w:cs="宋体"/>
               <w:szCs w:val="24"/>
             </w:rPr>
             <w:fldChar w:fldCharType="separate"/>
           </w:r>
           <w:r>
             <w:rPr>
-              <w:rFonts w:ascii="黑体" w:eastAsia="黑体" w:hAnsi="黑体" w:cs="黑体"/>
+              <w:rFonts w:ascii="黑体" w:hAnsi="黑体" w:eastAsia="黑体" w:cs="黑体"/>
               <w:bCs/>
               <w:spacing w:val="-6"/>
               <w:szCs w:val="30"/>
@@ -4163,7 +4180,7 @@
           </w:r>
           <w:r>
             <w:rPr>
-              <w:rFonts w:ascii="黑体" w:eastAsia="黑体" w:hAnsi="黑体" w:cs="黑体" w:hint="eastAsia"/>
+              <w:rFonts w:hint="eastAsia" w:ascii="黑体" w:hAnsi="黑体" w:eastAsia="黑体" w:cs="黑体"/>
               <w:bCs/>
               <w:spacing w:val="-6"/>
               <w:szCs w:val="30"/>
@@ -4173,7 +4190,7 @@
           </w:r>
           <w:r>
             <w:rPr>
-              <w:rFonts w:ascii="黑体" w:eastAsia="黑体" w:hAnsi="黑体" w:cs="黑体"/>
+              <w:rFonts w:ascii="黑体" w:hAnsi="黑体" w:eastAsia="黑体" w:cs="黑体"/>
               <w:bCs/>
               <w:spacing w:val="-6"/>
               <w:szCs w:val="30"/>
@@ -4182,7 +4199,7 @@
           </w:r>
           <w:r>
             <w:rPr>
-              <w:rFonts w:ascii="黑体" w:eastAsia="黑体" w:hAnsi="黑体" w:cs="黑体"/>
+              <w:rFonts w:ascii="黑体" w:hAnsi="黑体" w:eastAsia="黑体" w:cs="黑体"/>
               <w:spacing w:val="-16"/>
               <w:szCs w:val="30"/>
             </w:rPr>
@@ -4190,7 +4207,7 @@
           </w:r>
           <w:r>
             <w:rPr>
-              <w:rFonts w:ascii="黑体" w:eastAsia="黑体" w:hAnsi="黑体" w:cs="黑体" w:hint="eastAsia"/>
+              <w:rFonts w:hint="eastAsia" w:ascii="黑体" w:hAnsi="黑体" w:eastAsia="黑体" w:cs="黑体"/>
               <w:spacing w:val="-16"/>
               <w:szCs w:val="30"/>
               <w:lang w:val="en-US" w:eastAsia="zh-CN"/>
@@ -4199,7 +4216,7 @@
           </w:r>
           <w:r>
             <w:rPr>
-              <w:rFonts w:ascii="黑体" w:eastAsia="黑体" w:hAnsi="黑体" w:cs="黑体"/>
+              <w:rFonts w:ascii="黑体" w:hAnsi="黑体" w:eastAsia="黑体" w:cs="黑体"/>
               <w:bCs/>
               <w:spacing w:val="-6"/>
               <w:szCs w:val="30"/>
@@ -4226,7 +4243,7 @@
           </w:r>
           <w:r>
             <w:rPr>
-              <w:rFonts w:ascii="宋体" w:eastAsia="宋体" w:hAnsi="宋体" w:cs="宋体"/>
+              <w:rFonts w:ascii="宋体" w:hAnsi="宋体" w:eastAsia="宋体" w:cs="宋体"/>
               <w:szCs w:val="24"/>
             </w:rPr>
             <w:fldChar w:fldCharType="end"/>
@@ -4250,7 +4267,7 @@
             <w:spacing w:line="219" w:lineRule="auto"/>
             <w:textAlignment w:val="baseline"/>
             <w:rPr>
-              <w:rFonts w:ascii="宋体" w:eastAsia="宋体" w:hAnsi="宋体" w:cs="宋体"/>
+              <w:rFonts w:ascii="宋体" w:hAnsi="宋体" w:eastAsia="宋体" w:cs="宋体"/>
               <w:snapToGrid w:val="0"/>
               <w:color w:val="000000"/>
               <w:kern w:val="0"/>
@@ -4261,7 +4278,7 @@
           </w:pPr>
           <w:r>
             <w:rPr>
-              <w:rFonts w:ascii="宋体" w:eastAsia="宋体" w:hAnsi="宋体" w:cs="宋体"/>
+              <w:rFonts w:ascii="宋体" w:hAnsi="宋体" w:eastAsia="宋体" w:cs="宋体"/>
               <w:szCs w:val="24"/>
             </w:rPr>
             <w:fldChar w:fldCharType="end"/>
@@ -4287,7 +4304,7 @@
         <w:spacing w:line="219" w:lineRule="auto"/>
         <w:textAlignment w:val="baseline"/>
         <w:rPr>
-          <w:rFonts w:ascii="宋体" w:eastAsia="宋体" w:hAnsi="宋体" w:cs="宋体"/>
+          <w:rFonts w:ascii="宋体" w:hAnsi="宋体" w:eastAsia="宋体" w:cs="宋体"/>
           <w:snapToGrid w:val="0"/>
           <w:color w:val="000000"/>
           <w:kern w:val="0"/>
@@ -4296,51 +4313,11 @@
           <w:lang w:val="en-US" w:eastAsia="en-US" w:bidi="ar-SA"/>
         </w:rPr>
         <w:sectPr>
-          <w:footerReference w:type="default" r:id="rId7"/>
+          <w:footerReference r:id="rId7" w:type="default"/>
           <w:pgSz w:w="11910" w:h="16840"/>
           <w:pgMar w:top="740" w:right="1479" w:bottom="709" w:left="1591" w:header="0" w:footer="476" w:gutter="0"/>
-          <w:cols w:num="1" w:space="720"/>
+          <w:cols w:space="720" w:num="1"/>
         </w:sectPr>
-      </w:pPr>
-    </w:p>
-    <w:p>
-      <w:pPr>
-        <w:keepNext w:val="0"/>
-        <w:keepLines w:val="0"/>
-        <w:pageBreakBefore w:val="0"/>
-        <w:widowControl w:val="0"/>
-        <w:kinsoku w:val="0"/>
-        <w:wordWrap/>
-        <w:overflowPunct/>
-        <w:topLinePunct w:val="0"/>
-        <w:autoSpaceDE w:val="0"/>
-        <w:autoSpaceDN w:val="0"/>
-        <w:bidi w:val="0"/>
-        <w:adjustRightInd w:val="0"/>
-        <w:snapToGrid w:val="0"/>
-        <w:spacing w:line="426" w:lineRule="exact"/>
-        <w:ind w:firstLine="110"/>
-        <w:textAlignment w:val="baseline"/>
-      </w:pPr>
-    </w:p>
-    <w:p>
-      <w:pPr>
-        <w:pStyle w:val="BodyText"/>
-        <w:keepNext w:val="0"/>
-        <w:keepLines w:val="0"/>
-        <w:pageBreakBefore w:val="0"/>
-        <w:widowControl w:val="0"/>
-        <w:kinsoku w:val="0"/>
-        <w:wordWrap/>
-        <w:overflowPunct/>
-        <w:topLinePunct w:val="0"/>
-        <w:autoSpaceDE w:val="0"/>
-        <w:autoSpaceDN w:val="0"/>
-        <w:bidi w:val="0"/>
-        <w:adjustRightInd w:val="0"/>
-        <w:snapToGrid w:val="0"/>
-        <w:spacing w:line="284" w:lineRule="auto"/>
-        <w:textAlignment w:val="baseline"/>
       </w:pPr>
     </w:p>
     <w:p>
@@ -4363,7 +4340,7 @@
         <w:textAlignment w:val="baseline"/>
         <w:outlineLvl w:val="0"/>
         <w:rPr>
-          <w:rFonts w:ascii="黑体" w:eastAsia="黑体" w:hAnsi="黑体" w:cs="黑体"/>
+          <w:rFonts w:ascii="黑体" w:hAnsi="黑体" w:eastAsia="黑体" w:cs="黑体"/>
           <w:sz w:val="31"/>
           <w:szCs w:val="31"/>
         </w:rPr>
@@ -4371,7 +4348,7 @@
       <w:bookmarkStart w:id="0" w:name="_Toc9855"/>
       <w:r>
         <w:rPr>
-          <w:rFonts w:ascii="黑体" w:eastAsia="黑体" w:hAnsi="黑体" w:cs="黑体"/>
+          <w:rFonts w:ascii="黑体" w:hAnsi="黑体" w:eastAsia="黑体" w:cs="黑体"/>
           <w:b/>
           <w:bCs/>
           <w:spacing w:val="3"/>
@@ -4382,7 +4359,7 @@
       </w:r>
       <w:r>
         <w:rPr>
-          <w:rFonts w:ascii="黑体" w:eastAsia="黑体" w:hAnsi="黑体" w:cs="黑体"/>
+          <w:rFonts w:ascii="黑体" w:hAnsi="黑体" w:eastAsia="黑体" w:cs="黑体"/>
           <w:spacing w:val="-27"/>
           <w:sz w:val="31"/>
           <w:szCs w:val="31"/>
@@ -4391,7 +4368,7 @@
       </w:r>
       <w:r>
         <w:rPr>
-          <w:rFonts w:ascii="黑体" w:eastAsia="黑体" w:hAnsi="黑体" w:cs="黑体"/>
+          <w:rFonts w:ascii="黑体" w:hAnsi="黑体" w:eastAsia="黑体" w:cs="黑体"/>
           <w:b/>
           <w:bCs/>
           <w:spacing w:val="3"/>
@@ -4422,7 +4399,7 @@
         <w:textAlignment w:val="baseline"/>
         <w:outlineLvl w:val="1"/>
         <w:rPr>
-          <w:rFonts w:ascii="黑体" w:eastAsia="黑体" w:hAnsi="黑体" w:cs="黑体"/>
+          <w:rFonts w:ascii="黑体" w:hAnsi="黑体" w:eastAsia="黑体" w:cs="黑体"/>
           <w:sz w:val="30"/>
           <w:szCs w:val="30"/>
         </w:rPr>
@@ -4432,7 +4409,7 @@
       <w:bookmarkStart w:id="2" w:name="_Toc3384"/>
       <w:r>
         <w:rPr>
-          <w:rFonts w:ascii="黑体" w:eastAsia="黑体" w:hAnsi="黑体" w:cs="黑体"/>
+          <w:rFonts w:ascii="黑体" w:hAnsi="黑体" w:eastAsia="黑体" w:cs="黑体"/>
           <w:b/>
           <w:bCs/>
           <w:spacing w:val="-9"/>
@@ -4443,7 +4420,7 @@
       </w:r>
       <w:r>
         <w:rPr>
-          <w:rFonts w:ascii="黑体" w:eastAsia="黑体" w:hAnsi="黑体" w:cs="黑体"/>
+          <w:rFonts w:ascii="黑体" w:hAnsi="黑体" w:eastAsia="黑体" w:cs="黑体"/>
           <w:spacing w:val="-23"/>
           <w:sz w:val="30"/>
           <w:szCs w:val="30"/>
@@ -4452,7 +4429,7 @@
       </w:r>
       <w:r>
         <w:rPr>
-          <w:rFonts w:ascii="黑体" w:eastAsia="黑体" w:hAnsi="黑体" w:cs="黑体"/>
+          <w:rFonts w:ascii="黑体" w:hAnsi="黑体" w:eastAsia="黑体" w:cs="黑体"/>
           <w:b/>
           <w:bCs/>
           <w:spacing w:val="-9"/>
@@ -4482,14 +4459,14 @@
         <w:ind w:left="5" w:right="231" w:firstLine="431"/>
         <w:textAlignment w:val="baseline"/>
         <w:rPr>
-          <w:rFonts w:ascii="宋体" w:eastAsia="宋体" w:hAnsi="宋体" w:cs="宋体"/>
-          <w:sz w:val="24"/>
-          <w:szCs w:val="24"/>
-        </w:rPr>
-      </w:pPr>
-      <w:r>
-        <w:rPr>
-          <w:rFonts w:ascii="宋体" w:eastAsia="宋体" w:hAnsi="宋体" w:cs="宋体"/>
+          <w:rFonts w:ascii="宋体" w:hAnsi="宋体" w:eastAsia="宋体" w:cs="宋体"/>
+          <w:sz w:val="24"/>
+          <w:szCs w:val="24"/>
+        </w:rPr>
+      </w:pPr>
+      <w:r>
+        <w:rPr>
+          <w:rFonts w:ascii="宋体" w:hAnsi="宋体" w:eastAsia="宋体" w:cs="宋体"/>
           <w:spacing w:val="-9"/>
           <w:sz w:val="24"/>
           <w:szCs w:val="24"/>
@@ -4498,7 +4475,7 @@
       </w:r>
       <w:r>
         <w:rPr>
-          <w:rFonts w:ascii="宋体" w:eastAsia="宋体" w:hAnsi="宋体" w:cs="宋体"/>
+          <w:rFonts w:ascii="宋体" w:hAnsi="宋体" w:eastAsia="宋体" w:cs="宋体"/>
           <w:spacing w:val="-3"/>
           <w:sz w:val="24"/>
           <w:szCs w:val="24"/>
@@ -4507,7 +4484,7 @@
       </w:r>
       <w:r>
         <w:rPr>
-          <w:rFonts w:ascii="宋体" w:eastAsia="宋体" w:hAnsi="宋体" w:cs="宋体"/>
+          <w:rFonts w:ascii="宋体" w:hAnsi="宋体" w:eastAsia="宋体" w:cs="宋体"/>
           <w:spacing w:val="-4"/>
           <w:sz w:val="24"/>
           <w:szCs w:val="24"/>
@@ -4534,14 +4511,14 @@
         <w:ind w:left="9" w:right="154" w:firstLine="458"/>
         <w:textAlignment w:val="baseline"/>
         <w:rPr>
-          <w:rFonts w:ascii="宋体" w:eastAsia="宋体" w:hAnsi="宋体" w:cs="宋体"/>
-          <w:sz w:val="24"/>
-          <w:szCs w:val="24"/>
-        </w:rPr>
-      </w:pPr>
-      <w:r>
-        <w:rPr>
-          <w:rFonts w:ascii="宋体" w:eastAsia="宋体" w:hAnsi="宋体" w:cs="宋体"/>
+          <w:rFonts w:ascii="宋体" w:hAnsi="宋体" w:eastAsia="宋体" w:cs="宋体"/>
+          <w:sz w:val="24"/>
+          <w:szCs w:val="24"/>
+        </w:rPr>
+      </w:pPr>
+      <w:r>
+        <w:rPr>
+          <w:rFonts w:ascii="宋体" w:hAnsi="宋体" w:eastAsia="宋体" w:cs="宋体"/>
           <w:spacing w:val="-4"/>
           <w:sz w:val="24"/>
           <w:szCs w:val="24"/>
@@ -4550,7 +4527,7 @@
       </w:r>
       <w:r>
         <w:rPr>
-          <w:rFonts w:ascii="宋体" w:eastAsia="宋体" w:hAnsi="宋体" w:cs="宋体"/>
+          <w:rFonts w:ascii="宋体" w:hAnsi="宋体" w:eastAsia="宋体" w:cs="宋体"/>
           <w:spacing w:val="-5"/>
           <w:sz w:val="24"/>
           <w:szCs w:val="24"/>
@@ -4559,7 +4536,7 @@
       </w:r>
       <w:r>
         <w:rPr>
-          <w:rFonts w:ascii="宋体" w:eastAsia="宋体" w:hAnsi="宋体" w:cs="宋体"/>
+          <w:rFonts w:ascii="宋体" w:hAnsi="宋体" w:eastAsia="宋体" w:cs="宋体"/>
           <w:spacing w:val="-11"/>
           <w:sz w:val="24"/>
           <w:szCs w:val="24"/>
@@ -4586,14 +4563,14 @@
         <w:ind w:left="445"/>
         <w:textAlignment w:val="baseline"/>
         <w:rPr>
-          <w:rFonts w:ascii="宋体" w:eastAsia="宋体" w:hAnsi="宋体" w:cs="宋体"/>
-          <w:sz w:val="24"/>
-          <w:szCs w:val="24"/>
-        </w:rPr>
-      </w:pPr>
-      <w:r>
-        <w:rPr>
-          <w:rFonts w:ascii="宋体" w:eastAsia="宋体" w:hAnsi="宋体" w:cs="宋体"/>
+          <w:rFonts w:ascii="宋体" w:hAnsi="宋体" w:eastAsia="宋体" w:cs="宋体"/>
+          <w:sz w:val="24"/>
+          <w:szCs w:val="24"/>
+        </w:rPr>
+      </w:pPr>
+      <w:r>
+        <w:rPr>
+          <w:rFonts w:ascii="宋体" w:hAnsi="宋体" w:eastAsia="宋体" w:cs="宋体"/>
           <w:spacing w:val="-10"/>
           <w:sz w:val="24"/>
           <w:szCs w:val="24"/>
@@ -4602,7 +4579,7 @@
       </w:r>
       <w:r>
         <w:rPr>
-          <w:rFonts w:ascii="宋体" w:eastAsia="宋体" w:hAnsi="宋体" w:cs="宋体"/>
+          <w:rFonts w:ascii="宋体" w:hAnsi="宋体" w:eastAsia="宋体" w:cs="宋体"/>
           <w:spacing w:val="-11"/>
           <w:sz w:val="24"/>
           <w:szCs w:val="24"/>
@@ -4629,14 +4606,14 @@
         <w:ind w:left="1" w:right="183" w:firstLine="498"/>
         <w:textAlignment w:val="baseline"/>
         <w:rPr>
-          <w:rFonts w:ascii="宋体" w:eastAsia="宋体" w:hAnsi="宋体" w:cs="宋体"/>
-          <w:sz w:val="24"/>
-          <w:szCs w:val="24"/>
-        </w:rPr>
-      </w:pPr>
-      <w:r>
-        <w:rPr>
-          <w:rFonts w:ascii="宋体" w:eastAsia="宋体" w:hAnsi="宋体" w:cs="宋体"/>
+          <w:rFonts w:ascii="宋体" w:hAnsi="宋体" w:eastAsia="宋体" w:cs="宋体"/>
+          <w:sz w:val="24"/>
+          <w:szCs w:val="24"/>
+        </w:rPr>
+      </w:pPr>
+      <w:r>
+        <w:rPr>
+          <w:rFonts w:ascii="宋体" w:hAnsi="宋体" w:eastAsia="宋体" w:cs="宋体"/>
           <w:spacing w:val="3"/>
           <w:sz w:val="24"/>
           <w:szCs w:val="24"/>
@@ -4645,7 +4622,7 @@
       </w:r>
       <w:r>
         <w:rPr>
-          <w:rFonts w:ascii="宋体" w:eastAsia="宋体" w:hAnsi="宋体" w:cs="宋体"/>
+          <w:rFonts w:ascii="宋体" w:hAnsi="宋体" w:eastAsia="宋体" w:cs="宋体"/>
           <w:spacing w:val="-12"/>
           <w:sz w:val="24"/>
           <w:szCs w:val="24"/>
@@ -4654,7 +4631,7 @@
       </w:r>
       <w:r>
         <w:rPr>
-          <w:rFonts w:ascii="宋体" w:eastAsia="宋体" w:hAnsi="宋体" w:cs="宋体"/>
+          <w:rFonts w:ascii="宋体" w:hAnsi="宋体" w:eastAsia="宋体" w:cs="宋体"/>
           <w:spacing w:val="-4"/>
           <w:sz w:val="24"/>
           <w:szCs w:val="24"/>
@@ -4682,7 +4659,7 @@
         <w:textAlignment w:val="baseline"/>
         <w:outlineLvl w:val="1"/>
         <w:rPr>
-          <w:rFonts w:ascii="黑体" w:eastAsia="黑体" w:hAnsi="黑体" w:cs="黑体"/>
+          <w:rFonts w:ascii="黑体" w:hAnsi="黑体" w:eastAsia="黑体" w:cs="黑体"/>
           <w:sz w:val="30"/>
           <w:szCs w:val="30"/>
         </w:rPr>
@@ -4690,7 +4667,7 @@
       <w:bookmarkStart w:id="3" w:name="_Toc25022"/>
       <w:r>
         <w:rPr>
-          <w:rFonts w:ascii="黑体" w:eastAsia="黑体" w:hAnsi="黑体" w:cs="黑体"/>
+          <w:rFonts w:ascii="黑体" w:hAnsi="黑体" w:eastAsia="黑体" w:cs="黑体"/>
           <w:b/>
           <w:bCs/>
           <w:spacing w:val="-11"/>
@@ -4701,7 +4678,7 @@
       </w:r>
       <w:r>
         <w:rPr>
-          <w:rFonts w:ascii="黑体" w:eastAsia="黑体" w:hAnsi="黑体" w:cs="黑体"/>
+          <w:rFonts w:ascii="黑体" w:hAnsi="黑体" w:eastAsia="黑体" w:cs="黑体"/>
           <w:spacing w:val="-11"/>
           <w:sz w:val="30"/>
           <w:szCs w:val="30"/>
@@ -4710,7 +4687,7 @@
       </w:r>
       <w:r>
         <w:rPr>
-          <w:rFonts w:ascii="黑体" w:eastAsia="黑体" w:hAnsi="黑体" w:cs="黑体"/>
+          <w:rFonts w:ascii="黑体" w:hAnsi="黑体" w:eastAsia="黑体" w:cs="黑体"/>
           <w:b/>
           <w:bCs/>
           <w:spacing w:val="-11"/>
@@ -4740,14 +4717,14 @@
         <w:ind w:left="453"/>
         <w:textAlignment w:val="baseline"/>
         <w:rPr>
-          <w:rFonts w:ascii="宋体" w:eastAsia="宋体" w:hAnsi="宋体" w:cs="宋体"/>
-          <w:sz w:val="24"/>
-          <w:szCs w:val="24"/>
-        </w:rPr>
-      </w:pPr>
-      <w:r>
-        <w:rPr>
-          <w:rFonts w:ascii="宋体" w:eastAsia="宋体" w:hAnsi="宋体" w:cs="宋体"/>
+          <w:rFonts w:ascii="宋体" w:hAnsi="宋体" w:eastAsia="宋体" w:cs="宋体"/>
+          <w:sz w:val="24"/>
+          <w:szCs w:val="24"/>
+        </w:rPr>
+      </w:pPr>
+      <w:r>
+        <w:rPr>
+          <w:rFonts w:ascii="宋体" w:hAnsi="宋体" w:eastAsia="宋体" w:cs="宋体"/>
           <w:spacing w:val="-8"/>
           <w:sz w:val="24"/>
           <w:szCs w:val="24"/>
@@ -4774,14 +4751,14 @@
         <w:ind w:left="2" w:right="243" w:firstLine="442"/>
         <w:textAlignment w:val="baseline"/>
         <w:rPr>
-          <w:rFonts w:ascii="宋体" w:eastAsia="宋体" w:hAnsi="宋体" w:cs="宋体"/>
-          <w:sz w:val="24"/>
-          <w:szCs w:val="24"/>
-        </w:rPr>
-      </w:pPr>
-      <w:r>
-        <w:rPr>
-          <w:rFonts w:ascii="宋体" w:eastAsia="宋体" w:hAnsi="宋体" w:cs="宋体"/>
+          <w:rFonts w:ascii="宋体" w:hAnsi="宋体" w:eastAsia="宋体" w:cs="宋体"/>
+          <w:sz w:val="24"/>
+          <w:szCs w:val="24"/>
+        </w:rPr>
+      </w:pPr>
+      <w:r>
+        <w:rPr>
+          <w:rFonts w:ascii="宋体" w:hAnsi="宋体" w:eastAsia="宋体" w:cs="宋体"/>
           <w:spacing w:val="-10"/>
           <w:sz w:val="24"/>
           <w:szCs w:val="24"/>
@@ -4790,7 +4767,7 @@
       </w:r>
       <w:r>
         <w:rPr>
-          <w:rFonts w:ascii="宋体" w:eastAsia="宋体" w:hAnsi="宋体" w:cs="宋体"/>
+          <w:rFonts w:ascii="宋体" w:hAnsi="宋体" w:eastAsia="宋体" w:cs="宋体"/>
           <w:spacing w:val="-4"/>
           <w:sz w:val="24"/>
           <w:szCs w:val="24"/>
@@ -4817,14 +4794,14 @@
         <w:ind w:right="310" w:firstLine="434"/>
         <w:textAlignment w:val="baseline"/>
         <w:rPr>
-          <w:rFonts w:ascii="宋体" w:eastAsia="宋体" w:hAnsi="宋体" w:cs="宋体"/>
-          <w:sz w:val="24"/>
-          <w:szCs w:val="24"/>
-        </w:rPr>
-      </w:pPr>
-      <w:r>
-        <w:rPr>
-          <w:rFonts w:ascii="宋体" w:eastAsia="宋体" w:hAnsi="宋体" w:cs="宋体"/>
+          <w:rFonts w:ascii="宋体" w:hAnsi="宋体" w:eastAsia="宋体" w:cs="宋体"/>
+          <w:sz w:val="24"/>
+          <w:szCs w:val="24"/>
+        </w:rPr>
+      </w:pPr>
+      <w:r>
+        <w:rPr>
+          <w:rFonts w:ascii="宋体" w:hAnsi="宋体" w:eastAsia="宋体" w:cs="宋体"/>
           <w:spacing w:val="-11"/>
           <w:sz w:val="24"/>
           <w:szCs w:val="24"/>
@@ -4833,7 +4810,7 @@
       </w:r>
       <w:r>
         <w:rPr>
-          <w:rFonts w:ascii="宋体" w:eastAsia="宋体" w:hAnsi="宋体" w:cs="宋体"/>
+          <w:rFonts w:ascii="宋体" w:hAnsi="宋体" w:eastAsia="宋体" w:cs="宋体"/>
           <w:spacing w:val="-12"/>
           <w:sz w:val="24"/>
           <w:szCs w:val="24"/>
@@ -4842,7 +4819,7 @@
       </w:r>
       <w:r>
         <w:rPr>
-          <w:rFonts w:ascii="宋体" w:eastAsia="宋体" w:hAnsi="宋体" w:cs="宋体"/>
+          <w:rFonts w:ascii="宋体" w:hAnsi="宋体" w:eastAsia="宋体" w:cs="宋体"/>
           <w:spacing w:val="-3"/>
           <w:sz w:val="24"/>
           <w:szCs w:val="24"/>
@@ -4870,7 +4847,7 @@
         <w:textAlignment w:val="baseline"/>
         <w:outlineLvl w:val="1"/>
         <w:rPr>
-          <w:rFonts w:ascii="黑体" w:eastAsia="黑体" w:hAnsi="黑体" w:cs="黑体"/>
+          <w:rFonts w:ascii="黑体" w:hAnsi="黑体" w:eastAsia="黑体" w:cs="黑体"/>
           <w:sz w:val="30"/>
           <w:szCs w:val="30"/>
         </w:rPr>
@@ -4878,7 +4855,7 @@
       <w:bookmarkStart w:id="4" w:name="_Toc588"/>
       <w:r>
         <w:rPr>
-          <w:rFonts w:ascii="黑体" w:eastAsia="黑体" w:hAnsi="黑体" w:cs="黑体"/>
+          <w:rFonts w:ascii="黑体" w:hAnsi="黑体" w:eastAsia="黑体" w:cs="黑体"/>
           <w:b/>
           <w:bCs/>
           <w:spacing w:val="-9"/>
@@ -4889,7 +4866,7 @@
       </w:r>
       <w:r>
         <w:rPr>
-          <w:rFonts w:ascii="黑体" w:eastAsia="黑体" w:hAnsi="黑体" w:cs="黑体"/>
+          <w:rFonts w:ascii="黑体" w:hAnsi="黑体" w:eastAsia="黑体" w:cs="黑体"/>
           <w:spacing w:val="-23"/>
           <w:sz w:val="30"/>
           <w:szCs w:val="30"/>
@@ -4898,7 +4875,7 @@
       </w:r>
       <w:r>
         <w:rPr>
-          <w:rFonts w:ascii="黑体" w:eastAsia="黑体" w:hAnsi="黑体" w:cs="黑体"/>
+          <w:rFonts w:ascii="黑体" w:hAnsi="黑体" w:eastAsia="黑体" w:cs="黑体"/>
           <w:b/>
           <w:bCs/>
           <w:spacing w:val="-9"/>
@@ -4928,14 +4905,14 @@
         <w:jc w:val="right"/>
         <w:textAlignment w:val="baseline"/>
         <w:rPr>
-          <w:rFonts w:ascii="宋体" w:eastAsia="宋体" w:hAnsi="宋体" w:cs="宋体"/>
-          <w:sz w:val="24"/>
-          <w:szCs w:val="24"/>
-        </w:rPr>
-      </w:pPr>
-      <w:r>
-        <w:rPr>
-          <w:rFonts w:ascii="宋体" w:eastAsia="宋体" w:hAnsi="宋体" w:cs="宋体"/>
+          <w:rFonts w:ascii="宋体" w:hAnsi="宋体" w:eastAsia="宋体" w:cs="宋体"/>
+          <w:sz w:val="24"/>
+          <w:szCs w:val="24"/>
+        </w:rPr>
+      </w:pPr>
+      <w:r>
+        <w:rPr>
+          <w:rFonts w:ascii="宋体" w:hAnsi="宋体" w:eastAsia="宋体" w:cs="宋体"/>
           <w:spacing w:val="-10"/>
           <w:sz w:val="24"/>
           <w:szCs w:val="24"/>
@@ -4962,14 +4939,14 @@
         <w:ind w:left="5" w:right="356" w:firstLine="477"/>
         <w:textAlignment w:val="baseline"/>
         <w:rPr>
-          <w:rFonts w:ascii="宋体" w:eastAsia="宋体" w:hAnsi="宋体" w:cs="宋体"/>
-          <w:sz w:val="24"/>
-          <w:szCs w:val="24"/>
-        </w:rPr>
-      </w:pPr>
-      <w:r>
-        <w:rPr>
-          <w:rFonts w:ascii="宋体" w:eastAsia="宋体" w:hAnsi="宋体" w:cs="宋体"/>
+          <w:rFonts w:ascii="宋体" w:hAnsi="宋体" w:eastAsia="宋体" w:cs="宋体"/>
+          <w:sz w:val="24"/>
+          <w:szCs w:val="24"/>
+        </w:rPr>
+      </w:pPr>
+      <w:r>
+        <w:rPr>
+          <w:rFonts w:ascii="宋体" w:hAnsi="宋体" w:eastAsia="宋体" w:cs="宋体"/>
           <w:sz w:val="24"/>
           <w:szCs w:val="24"/>
         </w:rPr>
@@ -4977,7 +4954,7 @@
       </w:r>
       <w:r>
         <w:rPr>
-          <w:rFonts w:ascii="宋体" w:eastAsia="宋体" w:hAnsi="宋体" w:cs="宋体"/>
+          <w:rFonts w:ascii="宋体" w:hAnsi="宋体" w:eastAsia="宋体" w:cs="宋体"/>
           <w:spacing w:val="-1"/>
           <w:sz w:val="24"/>
           <w:szCs w:val="24"/>
@@ -4986,7 +4963,7 @@
       </w:r>
       <w:r>
         <w:rPr>
-          <w:rFonts w:ascii="宋体" w:eastAsia="宋体" w:hAnsi="宋体" w:cs="宋体"/>
+          <w:rFonts w:ascii="宋体" w:hAnsi="宋体" w:eastAsia="宋体" w:cs="宋体"/>
           <w:spacing w:val="-2"/>
           <w:sz w:val="24"/>
           <w:szCs w:val="24"/>
@@ -5013,14 +4990,14 @@
         <w:ind w:left="7" w:right="356" w:firstLine="475"/>
         <w:textAlignment w:val="baseline"/>
         <w:rPr>
-          <w:rFonts w:ascii="宋体" w:eastAsia="宋体" w:hAnsi="宋体" w:cs="宋体"/>
-          <w:sz w:val="24"/>
-          <w:szCs w:val="24"/>
-        </w:rPr>
-      </w:pPr>
-      <w:r>
-        <w:rPr>
-          <w:rFonts w:ascii="宋体" w:eastAsia="宋体" w:hAnsi="宋体" w:cs="宋体"/>
+          <w:rFonts w:ascii="宋体" w:hAnsi="宋体" w:eastAsia="宋体" w:cs="宋体"/>
+          <w:sz w:val="24"/>
+          <w:szCs w:val="24"/>
+        </w:rPr>
+      </w:pPr>
+      <w:r>
+        <w:rPr>
+          <w:rFonts w:ascii="宋体" w:hAnsi="宋体" w:eastAsia="宋体" w:cs="宋体"/>
           <w:sz w:val="24"/>
           <w:szCs w:val="24"/>
         </w:rPr>
@@ -5028,7 +5005,7 @@
       </w:r>
       <w:r>
         <w:rPr>
-          <w:rFonts w:ascii="宋体" w:eastAsia="宋体" w:hAnsi="宋体" w:cs="宋体"/>
+          <w:rFonts w:ascii="宋体" w:hAnsi="宋体" w:eastAsia="宋体" w:cs="宋体"/>
           <w:spacing w:val="-1"/>
           <w:sz w:val="24"/>
           <w:szCs w:val="24"/>
@@ -5056,7 +5033,7 @@
         <w:textAlignment w:val="baseline"/>
         <w:outlineLvl w:val="1"/>
         <w:rPr>
-          <w:rFonts w:ascii="黑体" w:eastAsia="黑体" w:hAnsi="黑体" w:cs="黑体"/>
+          <w:rFonts w:ascii="黑体" w:hAnsi="黑体" w:eastAsia="黑体" w:cs="黑体"/>
           <w:sz w:val="30"/>
           <w:szCs w:val="30"/>
         </w:rPr>
@@ -5064,7 +5041,7 @@
       <w:bookmarkStart w:id="5" w:name="_Toc23986"/>
       <w:r>
         <w:rPr>
-          <w:rFonts w:ascii="黑体" w:eastAsia="黑体" w:hAnsi="黑体" w:cs="黑体"/>
+          <w:rFonts w:ascii="黑体" w:hAnsi="黑体" w:eastAsia="黑体" w:cs="黑体"/>
           <w:b/>
           <w:bCs/>
           <w:spacing w:val="-11"/>
@@ -5075,7 +5052,7 @@
       </w:r>
       <w:r>
         <w:rPr>
-          <w:rFonts w:ascii="黑体" w:eastAsia="黑体" w:hAnsi="黑体" w:cs="黑体"/>
+          <w:rFonts w:ascii="黑体" w:hAnsi="黑体" w:eastAsia="黑体" w:cs="黑体"/>
           <w:spacing w:val="-11"/>
           <w:sz w:val="30"/>
           <w:szCs w:val="30"/>
@@ -5084,7 +5061,7 @@
       </w:r>
       <w:r>
         <w:rPr>
-          <w:rFonts w:ascii="黑体" w:eastAsia="黑体" w:hAnsi="黑体" w:cs="黑体"/>
+          <w:rFonts w:ascii="黑体" w:hAnsi="黑体" w:eastAsia="黑体" w:cs="黑体"/>
           <w:b/>
           <w:bCs/>
           <w:spacing w:val="-11"/>
@@ -5114,14 +5091,14 @@
         <w:ind w:left="4" w:right="414" w:firstLine="477"/>
         <w:textAlignment w:val="baseline"/>
         <w:rPr>
-          <w:rFonts w:ascii="宋体" w:eastAsia="宋体" w:hAnsi="宋体" w:cs="宋体"/>
-          <w:sz w:val="24"/>
-          <w:szCs w:val="24"/>
-        </w:rPr>
-      </w:pPr>
-      <w:r>
-        <w:rPr>
-          <w:rFonts w:ascii="宋体" w:eastAsia="宋体" w:hAnsi="宋体" w:cs="宋体"/>
+          <w:rFonts w:ascii="宋体" w:hAnsi="宋体" w:eastAsia="宋体" w:cs="宋体"/>
+          <w:sz w:val="24"/>
+          <w:szCs w:val="24"/>
+        </w:rPr>
+      </w:pPr>
+      <w:r>
+        <w:rPr>
+          <w:rFonts w:ascii="宋体" w:hAnsi="宋体" w:eastAsia="宋体" w:cs="宋体"/>
           <w:spacing w:val="-2"/>
           <w:sz w:val="24"/>
           <w:szCs w:val="24"/>
@@ -5130,7 +5107,7 @@
       </w:r>
       <w:r>
         <w:rPr>
-          <w:rFonts w:ascii="宋体" w:eastAsia="宋体" w:hAnsi="宋体" w:cs="宋体"/>
+          <w:rFonts w:ascii="宋体" w:hAnsi="宋体" w:eastAsia="宋体" w:cs="宋体"/>
           <w:spacing w:val="-3"/>
           <w:sz w:val="24"/>
           <w:szCs w:val="24"/>
@@ -5139,7 +5116,7 @@
       </w:r>
       <w:r>
         <w:rPr>
-          <w:rFonts w:ascii="宋体" w:eastAsia="宋体" w:hAnsi="宋体" w:cs="宋体"/>
+          <w:rFonts w:ascii="宋体" w:hAnsi="宋体" w:eastAsia="宋体" w:cs="宋体"/>
           <w:spacing w:val="-2"/>
           <w:sz w:val="24"/>
           <w:szCs w:val="24"/>
@@ -5166,14 +5143,14 @@
         <w:ind w:left="3" w:right="255" w:firstLine="436"/>
         <w:textAlignment w:val="baseline"/>
         <w:rPr>
-          <w:rFonts w:ascii="宋体" w:eastAsia="宋体" w:hAnsi="宋体" w:cs="宋体"/>
-          <w:sz w:val="24"/>
-          <w:szCs w:val="24"/>
-        </w:rPr>
-      </w:pPr>
-      <w:r>
-        <w:rPr>
-          <w:rFonts w:ascii="宋体" w:eastAsia="宋体" w:hAnsi="宋体" w:cs="宋体"/>
+          <w:rFonts w:ascii="宋体" w:hAnsi="宋体" w:eastAsia="宋体" w:cs="宋体"/>
+          <w:sz w:val="24"/>
+          <w:szCs w:val="24"/>
+        </w:rPr>
+      </w:pPr>
+      <w:r>
+        <w:rPr>
+          <w:rFonts w:ascii="宋体" w:hAnsi="宋体" w:eastAsia="宋体" w:cs="宋体"/>
           <w:spacing w:val="-12"/>
           <w:sz w:val="24"/>
           <w:szCs w:val="24"/>
@@ -5182,7 +5159,7 @@
       </w:r>
       <w:r>
         <w:rPr>
-          <w:rFonts w:ascii="宋体" w:eastAsia="宋体" w:hAnsi="宋体" w:cs="宋体"/>
+          <w:rFonts w:ascii="宋体" w:hAnsi="宋体" w:eastAsia="宋体" w:cs="宋体"/>
           <w:spacing w:val="-5"/>
           <w:sz w:val="24"/>
           <w:szCs w:val="24"/>
@@ -5209,14 +5186,14 @@
         <w:ind w:right="188" w:firstLine="440"/>
         <w:textAlignment w:val="baseline"/>
         <w:rPr>
-          <w:rFonts w:ascii="宋体" w:eastAsia="宋体" w:hAnsi="宋体" w:cs="宋体"/>
-          <w:sz w:val="24"/>
-          <w:szCs w:val="24"/>
-        </w:rPr>
-      </w:pPr>
-      <w:r>
-        <w:rPr>
-          <w:rFonts w:ascii="宋体" w:eastAsia="宋体" w:hAnsi="宋体" w:cs="宋体"/>
+          <w:rFonts w:ascii="宋体" w:hAnsi="宋体" w:eastAsia="宋体" w:cs="宋体"/>
+          <w:sz w:val="24"/>
+          <w:szCs w:val="24"/>
+        </w:rPr>
+      </w:pPr>
+      <w:r>
+        <w:rPr>
+          <w:rFonts w:ascii="宋体" w:hAnsi="宋体" w:eastAsia="宋体" w:cs="宋体"/>
           <w:spacing w:val="-10"/>
           <w:sz w:val="24"/>
           <w:szCs w:val="24"/>
@@ -5225,7 +5202,7 @@
       </w:r>
       <w:r>
         <w:rPr>
-          <w:rFonts w:ascii="宋体" w:eastAsia="宋体" w:hAnsi="宋体" w:cs="宋体"/>
+          <w:rFonts w:ascii="宋体" w:hAnsi="宋体" w:eastAsia="宋体" w:cs="宋体"/>
           <w:spacing w:val="-4"/>
           <w:sz w:val="24"/>
           <w:szCs w:val="24"/>
@@ -5253,7 +5230,7 @@
         <w:textAlignment w:val="baseline"/>
         <w:outlineLvl w:val="1"/>
         <w:rPr>
-          <w:rFonts w:ascii="黑体" w:eastAsia="黑体" w:hAnsi="黑体" w:cs="黑体"/>
+          <w:rFonts w:ascii="黑体" w:hAnsi="黑体" w:eastAsia="黑体" w:cs="黑体"/>
           <w:sz w:val="30"/>
           <w:szCs w:val="30"/>
         </w:rPr>
@@ -5261,7 +5238,7 @@
       <w:bookmarkStart w:id="6" w:name="_Toc3577"/>
       <w:r>
         <w:rPr>
-          <w:rFonts w:ascii="黑体" w:eastAsia="黑体" w:hAnsi="黑体" w:cs="黑体"/>
+          <w:rFonts w:ascii="黑体" w:hAnsi="黑体" w:eastAsia="黑体" w:cs="黑体"/>
           <w:b/>
           <w:bCs/>
           <w:spacing w:val="-8"/>
@@ -5272,7 +5249,7 @@
       </w:r>
       <w:r>
         <w:rPr>
-          <w:rFonts w:ascii="黑体" w:eastAsia="黑体" w:hAnsi="黑体" w:cs="黑体"/>
+          <w:rFonts w:ascii="黑体" w:hAnsi="黑体" w:eastAsia="黑体" w:cs="黑体"/>
           <w:spacing w:val="-8"/>
           <w:sz w:val="30"/>
           <w:szCs w:val="30"/>
@@ -5281,7 +5258,7 @@
       </w:r>
       <w:r>
         <w:rPr>
-          <w:rFonts w:ascii="黑体" w:eastAsia="黑体" w:hAnsi="黑体" w:cs="黑体"/>
+          <w:rFonts w:ascii="黑体" w:hAnsi="黑体" w:eastAsia="黑体" w:cs="黑体"/>
           <w:b/>
           <w:bCs/>
           <w:spacing w:val="-8"/>
@@ -5312,14 +5289,14 @@
         <w:jc w:val="both"/>
         <w:textAlignment w:val="baseline"/>
         <w:rPr>
-          <w:rFonts w:ascii="宋体" w:eastAsia="宋体" w:hAnsi="宋体" w:cs="宋体"/>
-          <w:sz w:val="24"/>
-          <w:szCs w:val="24"/>
-        </w:rPr>
-      </w:pPr>
-      <w:r>
-        <w:rPr>
-          <w:rFonts w:ascii="宋体" w:eastAsia="宋体" w:hAnsi="宋体" w:cs="宋体"/>
+          <w:rFonts w:ascii="宋体" w:hAnsi="宋体" w:eastAsia="宋体" w:cs="宋体"/>
+          <w:sz w:val="24"/>
+          <w:szCs w:val="24"/>
+        </w:rPr>
+      </w:pPr>
+      <w:r>
+        <w:rPr>
+          <w:rFonts w:ascii="宋体" w:hAnsi="宋体" w:eastAsia="宋体" w:cs="宋体"/>
           <w:spacing w:val="-9"/>
           <w:sz w:val="24"/>
           <w:szCs w:val="24"/>
@@ -5328,7 +5305,7 @@
       </w:r>
       <w:r>
         <w:rPr>
-          <w:rFonts w:ascii="宋体" w:eastAsia="宋体" w:hAnsi="宋体" w:cs="宋体"/>
+          <w:rFonts w:ascii="宋体" w:hAnsi="宋体" w:eastAsia="宋体" w:cs="宋体"/>
           <w:spacing w:val="-8"/>
           <w:sz w:val="24"/>
           <w:szCs w:val="24"/>
@@ -5337,7 +5314,7 @@
       </w:r>
       <w:r>
         <w:rPr>
-          <w:rFonts w:ascii="宋体" w:eastAsia="宋体" w:hAnsi="宋体" w:cs="宋体"/>
+          <w:rFonts w:ascii="宋体" w:hAnsi="宋体" w:eastAsia="宋体" w:cs="宋体"/>
           <w:spacing w:val="-4"/>
           <w:sz w:val="24"/>
           <w:szCs w:val="24"/>
@@ -5365,14 +5342,14 @@
         <w:jc w:val="both"/>
         <w:textAlignment w:val="baseline"/>
         <w:rPr>
-          <w:rFonts w:ascii="宋体" w:eastAsia="宋体" w:hAnsi="宋体" w:cs="宋体"/>
-          <w:sz w:val="24"/>
-          <w:szCs w:val="24"/>
-        </w:rPr>
-      </w:pPr>
-      <w:r>
-        <w:rPr>
-          <w:rFonts w:ascii="宋体" w:eastAsia="宋体" w:hAnsi="宋体" w:cs="宋体"/>
+          <w:rFonts w:ascii="宋体" w:hAnsi="宋体" w:eastAsia="宋体" w:cs="宋体"/>
+          <w:sz w:val="24"/>
+          <w:szCs w:val="24"/>
+        </w:rPr>
+      </w:pPr>
+      <w:r>
+        <w:rPr>
+          <w:rFonts w:ascii="宋体" w:hAnsi="宋体" w:eastAsia="宋体" w:cs="宋体"/>
           <w:spacing w:val="-11"/>
           <w:sz w:val="24"/>
           <w:szCs w:val="24"/>
@@ -5381,7 +5358,7 @@
       </w:r>
       <w:r>
         <w:rPr>
-          <w:rFonts w:ascii="宋体" w:eastAsia="宋体" w:hAnsi="宋体" w:cs="宋体"/>
+          <w:rFonts w:ascii="宋体" w:hAnsi="宋体" w:eastAsia="宋体" w:cs="宋体"/>
           <w:spacing w:val="-8"/>
           <w:sz w:val="24"/>
           <w:szCs w:val="24"/>
@@ -5390,7 +5367,7 @@
       </w:r>
       <w:r>
         <w:rPr>
-          <w:rFonts w:ascii="宋体" w:eastAsia="宋体" w:hAnsi="宋体" w:cs="宋体"/>
+          <w:rFonts w:ascii="宋体" w:hAnsi="宋体" w:eastAsia="宋体" w:cs="宋体"/>
           <w:spacing w:val="-10"/>
           <w:sz w:val="24"/>
           <w:szCs w:val="24"/>
@@ -5399,7 +5376,7 @@
       </w:r>
       <w:r>
         <w:rPr>
-          <w:rFonts w:ascii="宋体" w:eastAsia="宋体" w:hAnsi="宋体" w:cs="宋体"/>
+          <w:rFonts w:ascii="宋体" w:hAnsi="宋体" w:eastAsia="宋体" w:cs="宋体"/>
           <w:spacing w:val="-11"/>
           <w:sz w:val="24"/>
           <w:szCs w:val="24"/>
@@ -5426,14 +5403,14 @@
         <w:ind w:left="480"/>
         <w:textAlignment w:val="baseline"/>
         <w:rPr>
-          <w:rFonts w:ascii="宋体" w:eastAsia="宋体" w:hAnsi="宋体" w:cs="宋体"/>
-          <w:sz w:val="24"/>
-          <w:szCs w:val="24"/>
-        </w:rPr>
-      </w:pPr>
-      <w:r>
-        <w:rPr>
-          <w:rFonts w:ascii="宋体" w:eastAsia="宋体" w:hAnsi="宋体" w:cs="宋体"/>
+          <w:rFonts w:ascii="宋体" w:hAnsi="宋体" w:eastAsia="宋体" w:cs="宋体"/>
+          <w:sz w:val="24"/>
+          <w:szCs w:val="24"/>
+        </w:rPr>
+      </w:pPr>
+      <w:r>
+        <w:rPr>
+          <w:rFonts w:ascii="宋体" w:hAnsi="宋体" w:eastAsia="宋体" w:cs="宋体"/>
           <w:spacing w:val="-1"/>
           <w:sz w:val="24"/>
           <w:szCs w:val="24"/>
@@ -5443,7 +5420,7 @@
     </w:p>
     <w:p>
       <w:pPr>
-        <w:pStyle w:val="BodyText"/>
+        <w:pStyle w:val="2"/>
         <w:keepNext w:val="0"/>
         <w:keepLines w:val="0"/>
         <w:pageBreakBefore w:val="0"/>
@@ -5481,7 +5458,7 @@
         <w:textAlignment w:val="baseline"/>
         <w:outlineLvl w:val="1"/>
         <w:rPr>
-          <w:rFonts w:ascii="黑体" w:eastAsia="黑体" w:hAnsi="黑体" w:cs="黑体"/>
+          <w:rFonts w:ascii="黑体" w:hAnsi="黑体" w:eastAsia="黑体" w:cs="黑体"/>
           <w:sz w:val="30"/>
           <w:szCs w:val="30"/>
         </w:rPr>
@@ -5489,7 +5466,7 @@
       <w:bookmarkStart w:id="7" w:name="_Toc2222"/>
       <w:r>
         <w:rPr>
-          <w:rFonts w:ascii="黑体" w:eastAsia="黑体" w:hAnsi="黑体" w:cs="黑体"/>
+          <w:rFonts w:ascii="黑体" w:hAnsi="黑体" w:eastAsia="黑体" w:cs="黑体"/>
           <w:b/>
           <w:bCs/>
           <w:spacing w:val="-6"/>
@@ -5500,7 +5477,7 @@
       </w:r>
       <w:r>
         <w:rPr>
-          <w:rFonts w:ascii="黑体" w:eastAsia="黑体" w:hAnsi="黑体" w:cs="黑体"/>
+          <w:rFonts w:ascii="黑体" w:hAnsi="黑体" w:eastAsia="黑体" w:cs="黑体"/>
           <w:spacing w:val="-6"/>
           <w:sz w:val="30"/>
           <w:szCs w:val="30"/>
@@ -5509,7 +5486,7 @@
       </w:r>
       <w:r>
         <w:rPr>
-          <w:rFonts w:ascii="黑体" w:eastAsia="黑体" w:hAnsi="黑体" w:cs="黑体"/>
+          <w:rFonts w:ascii="黑体" w:hAnsi="黑体" w:eastAsia="黑体" w:cs="黑体"/>
           <w:b/>
           <w:bCs/>
           <w:spacing w:val="-6"/>
@@ -5539,14 +5516,14 @@
         <w:ind w:left="1" w:right="61" w:firstLine="479"/>
         <w:textAlignment w:val="baseline"/>
         <w:rPr>
-          <w:rFonts w:ascii="宋体" w:eastAsia="宋体" w:hAnsi="宋体" w:cs="宋体"/>
-          <w:sz w:val="24"/>
-          <w:szCs w:val="24"/>
-        </w:rPr>
-      </w:pPr>
-      <w:r>
-        <w:rPr>
-          <w:rFonts w:ascii="宋体" w:eastAsia="宋体" w:hAnsi="宋体" w:cs="宋体"/>
+          <w:rFonts w:ascii="宋体" w:hAnsi="宋体" w:eastAsia="宋体" w:cs="宋体"/>
+          <w:sz w:val="24"/>
+          <w:szCs w:val="24"/>
+        </w:rPr>
+      </w:pPr>
+      <w:r>
+        <w:rPr>
+          <w:rFonts w:ascii="宋体" w:hAnsi="宋体" w:eastAsia="宋体" w:cs="宋体"/>
           <w:sz w:val="24"/>
           <w:szCs w:val="24"/>
         </w:rPr>
@@ -5554,7 +5531,7 @@
       </w:r>
       <w:r>
         <w:rPr>
-          <w:rFonts w:ascii="宋体" w:eastAsia="宋体" w:hAnsi="宋体" w:cs="宋体"/>
+          <w:rFonts w:ascii="宋体" w:hAnsi="宋体" w:eastAsia="宋体" w:cs="宋体"/>
           <w:spacing w:val="-1"/>
           <w:sz w:val="24"/>
           <w:szCs w:val="24"/>
@@ -5563,7 +5540,7 @@
       </w:r>
       <w:r>
         <w:rPr>
-          <w:rFonts w:ascii="宋体" w:eastAsia="宋体" w:hAnsi="宋体" w:cs="宋体"/>
+          <w:rFonts w:ascii="宋体" w:hAnsi="宋体" w:eastAsia="宋体" w:cs="宋体"/>
           <w:spacing w:val="-4"/>
           <w:sz w:val="24"/>
           <w:szCs w:val="24"/>
@@ -5590,14 +5567,14 @@
         <w:ind w:left="1" w:right="90" w:firstLine="435"/>
         <w:textAlignment w:val="baseline"/>
         <w:rPr>
-          <w:rFonts w:ascii="宋体" w:eastAsia="宋体" w:hAnsi="宋体" w:cs="宋体"/>
-          <w:sz w:val="24"/>
-          <w:szCs w:val="24"/>
-        </w:rPr>
-      </w:pPr>
-      <w:r>
-        <w:rPr>
-          <w:rFonts w:ascii="宋体" w:eastAsia="宋体" w:hAnsi="宋体" w:cs="宋体"/>
+          <w:rFonts w:ascii="宋体" w:hAnsi="宋体" w:eastAsia="宋体" w:cs="宋体"/>
+          <w:sz w:val="24"/>
+          <w:szCs w:val="24"/>
+        </w:rPr>
+      </w:pPr>
+      <w:r>
+        <w:rPr>
+          <w:rFonts w:ascii="宋体" w:hAnsi="宋体" w:eastAsia="宋体" w:cs="宋体"/>
           <w:spacing w:val="-7"/>
           <w:sz w:val="24"/>
           <w:szCs w:val="24"/>
@@ -5606,7 +5583,7 @@
       </w:r>
       <w:r>
         <w:rPr>
-          <w:rFonts w:ascii="宋体" w:eastAsia="宋体" w:hAnsi="宋体" w:cs="宋体"/>
+          <w:rFonts w:ascii="宋体" w:hAnsi="宋体" w:eastAsia="宋体" w:cs="宋体"/>
           <w:spacing w:val="-11"/>
           <w:sz w:val="24"/>
           <w:szCs w:val="24"/>
@@ -5615,7 +5592,7 @@
       </w:r>
       <w:r>
         <w:rPr>
-          <w:rFonts w:ascii="宋体" w:eastAsia="宋体" w:hAnsi="宋体" w:cs="宋体"/>
+          <w:rFonts w:ascii="宋体" w:hAnsi="宋体" w:eastAsia="宋体" w:cs="宋体"/>
           <w:spacing w:val="-12"/>
           <w:sz w:val="24"/>
           <w:szCs w:val="24"/>
@@ -5642,14 +5619,14 @@
         <w:ind w:right="102" w:firstLine="425"/>
         <w:textAlignment w:val="baseline"/>
         <w:rPr>
-          <w:rFonts w:ascii="宋体" w:eastAsia="宋体" w:hAnsi="宋体" w:cs="宋体"/>
-          <w:sz w:val="24"/>
-          <w:szCs w:val="24"/>
-        </w:rPr>
-      </w:pPr>
-      <w:r>
-        <w:rPr>
-          <w:rFonts w:ascii="宋体" w:eastAsia="宋体" w:hAnsi="宋体" w:cs="宋体"/>
+          <w:rFonts w:ascii="宋体" w:hAnsi="宋体" w:eastAsia="宋体" w:cs="宋体"/>
+          <w:sz w:val="24"/>
+          <w:szCs w:val="24"/>
+        </w:rPr>
+      </w:pPr>
+      <w:r>
+        <w:rPr>
+          <w:rFonts w:ascii="宋体" w:hAnsi="宋体" w:eastAsia="宋体" w:cs="宋体"/>
           <w:spacing w:val="-7"/>
           <w:sz w:val="24"/>
           <w:szCs w:val="24"/>
@@ -5658,7 +5635,7 @@
       </w:r>
       <w:r>
         <w:rPr>
-          <w:rFonts w:ascii="宋体" w:eastAsia="宋体" w:hAnsi="宋体" w:cs="宋体"/>
+          <w:rFonts w:ascii="宋体" w:hAnsi="宋体" w:eastAsia="宋体" w:cs="宋体"/>
           <w:spacing w:val="-4"/>
           <w:sz w:val="24"/>
           <w:szCs w:val="24"/>
@@ -5686,7 +5663,7 @@
         <w:textAlignment w:val="baseline"/>
         <w:outlineLvl w:val="0"/>
         <w:rPr>
-          <w:rFonts w:ascii="黑体" w:eastAsia="黑体" w:hAnsi="黑体" w:cs="黑体"/>
+          <w:rFonts w:ascii="黑体" w:hAnsi="黑体" w:eastAsia="黑体" w:cs="黑体"/>
           <w:sz w:val="31"/>
           <w:szCs w:val="31"/>
         </w:rPr>
@@ -5694,7 +5671,7 @@
       <w:bookmarkStart w:id="8" w:name="_Toc15654"/>
       <w:r>
         <w:rPr>
-          <w:rFonts w:ascii="黑体" w:eastAsia="黑体" w:hAnsi="黑体" w:cs="黑体"/>
+          <w:rFonts w:ascii="黑体" w:hAnsi="黑体" w:eastAsia="黑体" w:cs="黑体"/>
           <w:b/>
           <w:bCs/>
           <w:spacing w:val="5"/>
@@ -5705,7 +5682,7 @@
       </w:r>
       <w:r>
         <w:rPr>
-          <w:rFonts w:ascii="黑体" w:eastAsia="黑体" w:hAnsi="黑体" w:cs="黑体"/>
+          <w:rFonts w:ascii="黑体" w:hAnsi="黑体" w:eastAsia="黑体" w:cs="黑体"/>
           <w:spacing w:val="-25"/>
           <w:sz w:val="31"/>
           <w:szCs w:val="31"/>
@@ -5714,7 +5691,7 @@
       </w:r>
       <w:r>
         <w:rPr>
-          <w:rFonts w:ascii="黑体" w:eastAsia="黑体" w:hAnsi="黑体" w:cs="黑体"/>
+          <w:rFonts w:ascii="黑体" w:hAnsi="黑体" w:eastAsia="黑体" w:cs="黑体"/>
           <w:b/>
           <w:bCs/>
           <w:spacing w:val="5"/>
@@ -5745,14 +5722,14 @@
         <w:jc w:val="both"/>
         <w:textAlignment w:val="baseline"/>
         <w:rPr>
-          <w:rFonts w:ascii="宋体" w:eastAsia="宋体" w:hAnsi="宋体" w:cs="宋体"/>
-          <w:sz w:val="24"/>
-          <w:szCs w:val="24"/>
-        </w:rPr>
-      </w:pPr>
-      <w:r>
-        <w:rPr>
-          <w:rFonts w:ascii="宋体" w:eastAsia="宋体" w:hAnsi="宋体" w:cs="宋体"/>
+          <w:rFonts w:ascii="宋体" w:hAnsi="宋体" w:eastAsia="宋体" w:cs="宋体"/>
+          <w:sz w:val="24"/>
+          <w:szCs w:val="24"/>
+        </w:rPr>
+      </w:pPr>
+      <w:r>
+        <w:rPr>
+          <w:rFonts w:ascii="宋体" w:hAnsi="宋体" w:eastAsia="宋体" w:cs="宋体"/>
           <w:spacing w:val="-7"/>
           <w:sz w:val="24"/>
           <w:szCs w:val="24"/>
@@ -5761,7 +5738,7 @@
       </w:r>
       <w:r>
         <w:rPr>
-          <w:rFonts w:ascii="宋体" w:eastAsia="宋体" w:hAnsi="宋体" w:cs="宋体"/>
+          <w:rFonts w:ascii="宋体" w:hAnsi="宋体" w:eastAsia="宋体" w:cs="宋体"/>
           <w:spacing w:val="-10"/>
           <w:sz w:val="24"/>
           <w:szCs w:val="24"/>
@@ -5770,7 +5747,7 @@
       </w:r>
       <w:r>
         <w:rPr>
-          <w:rFonts w:ascii="宋体" w:eastAsia="宋体" w:hAnsi="宋体" w:cs="宋体"/>
+          <w:rFonts w:ascii="宋体" w:hAnsi="宋体" w:eastAsia="宋体" w:cs="宋体"/>
           <w:spacing w:val="-11"/>
           <w:sz w:val="24"/>
           <w:szCs w:val="24"/>
@@ -5779,7 +5756,7 @@
       </w:r>
       <w:r>
         <w:rPr>
-          <w:rFonts w:ascii="宋体" w:eastAsia="宋体" w:hAnsi="宋体" w:cs="宋体"/>
+          <w:rFonts w:ascii="宋体" w:hAnsi="宋体" w:eastAsia="宋体" w:cs="宋体"/>
           <w:spacing w:val="-4"/>
           <w:sz w:val="24"/>
           <w:szCs w:val="24"/>
@@ -5788,7 +5765,7 @@
       </w:r>
       <w:r>
         <w:rPr>
-          <w:rFonts w:ascii="宋体" w:eastAsia="宋体" w:hAnsi="宋体" w:cs="宋体"/>
+          <w:rFonts w:ascii="宋体" w:hAnsi="宋体" w:eastAsia="宋体" w:cs="宋体"/>
           <w:spacing w:val="-5"/>
           <w:sz w:val="24"/>
           <w:szCs w:val="24"/>
@@ -5797,7 +5774,7 @@
       </w:r>
       <w:r>
         <w:rPr>
-          <w:rFonts w:ascii="宋体" w:eastAsia="宋体" w:hAnsi="宋体" w:cs="宋体"/>
+          <w:rFonts w:ascii="宋体" w:hAnsi="宋体" w:eastAsia="宋体" w:cs="宋体"/>
           <w:spacing w:val="-4"/>
           <w:sz w:val="24"/>
           <w:szCs w:val="24"/>
@@ -5824,7 +5801,7 @@
         <w:textAlignment w:val="baseline"/>
         <w:outlineLvl w:val="1"/>
         <w:rPr>
-          <w:rFonts w:ascii="黑体" w:eastAsia="黑体" w:hAnsi="黑体" w:cs="黑体"/>
+          <w:rFonts w:ascii="黑体" w:hAnsi="黑体" w:eastAsia="黑体" w:cs="黑体"/>
           <w:sz w:val="30"/>
           <w:szCs w:val="30"/>
         </w:rPr>
@@ -5832,7 +5809,7 @@
       <w:bookmarkStart w:id="9" w:name="_Toc7270"/>
       <w:r>
         <w:rPr>
-          <w:rFonts w:ascii="黑体" w:eastAsia="黑体" w:hAnsi="黑体" w:cs="黑体"/>
+          <w:rFonts w:ascii="黑体" w:hAnsi="黑体" w:eastAsia="黑体" w:cs="黑体"/>
           <w:b/>
           <w:bCs/>
           <w:spacing w:val="-6"/>
@@ -5843,7 +5820,7 @@
       </w:r>
       <w:r>
         <w:rPr>
-          <w:rFonts w:ascii="黑体" w:eastAsia="黑体" w:hAnsi="黑体" w:cs="黑体"/>
+          <w:rFonts w:ascii="黑体" w:hAnsi="黑体" w:eastAsia="黑体" w:cs="黑体"/>
           <w:spacing w:val="-6"/>
           <w:sz w:val="30"/>
           <w:szCs w:val="30"/>
@@ -5852,7 +5829,7 @@
       </w:r>
       <w:r>
         <w:rPr>
-          <w:rFonts w:ascii="黑体" w:eastAsia="黑体" w:hAnsi="黑体" w:cs="黑体"/>
+          <w:rFonts w:ascii="黑体" w:hAnsi="黑体" w:eastAsia="黑体" w:cs="黑体"/>
           <w:b/>
           <w:bCs/>
           <w:spacing w:val="-6"/>
@@ -5882,14 +5859,14 @@
         <w:ind w:left="103" w:right="221" w:firstLine="561"/>
         <w:textAlignment w:val="baseline"/>
         <w:rPr>
-          <w:rFonts w:ascii="宋体" w:eastAsia="宋体" w:hAnsi="宋体" w:cs="宋体"/>
-          <w:sz w:val="24"/>
-          <w:szCs w:val="24"/>
-        </w:rPr>
-      </w:pPr>
-      <w:r>
-        <w:rPr>
-          <w:rFonts w:ascii="宋体" w:eastAsia="宋体" w:hAnsi="宋体" w:cs="宋体"/>
+          <w:rFonts w:ascii="宋体" w:hAnsi="宋体" w:eastAsia="宋体" w:cs="宋体"/>
+          <w:sz w:val="24"/>
+          <w:szCs w:val="24"/>
+        </w:rPr>
+      </w:pPr>
+      <w:r>
+        <w:rPr>
+          <w:rFonts w:ascii="宋体" w:hAnsi="宋体" w:eastAsia="宋体" w:cs="宋体"/>
           <w:spacing w:val="-8"/>
           <w:sz w:val="24"/>
           <w:szCs w:val="24"/>
@@ -5898,7 +5875,7 @@
       </w:r>
       <w:r>
         <w:rPr>
-          <w:rFonts w:ascii="宋体" w:eastAsia="宋体" w:hAnsi="宋体" w:cs="宋体"/>
+          <w:rFonts w:ascii="宋体" w:hAnsi="宋体" w:eastAsia="宋体" w:cs="宋体"/>
           <w:spacing w:val="-4"/>
           <w:sz w:val="24"/>
           <w:szCs w:val="24"/>
@@ -5925,14 +5902,14 @@
         <w:ind w:left="101" w:right="212" w:firstLine="563"/>
         <w:textAlignment w:val="baseline"/>
         <w:rPr>
-          <w:rFonts w:ascii="宋体" w:eastAsia="宋体" w:hAnsi="宋体" w:cs="宋体"/>
-          <w:sz w:val="24"/>
-          <w:szCs w:val="24"/>
-        </w:rPr>
-      </w:pPr>
-      <w:r>
-        <w:rPr>
-          <w:rFonts w:ascii="宋体" w:eastAsia="宋体" w:hAnsi="宋体" w:cs="宋体"/>
+          <w:rFonts w:ascii="宋体" w:hAnsi="宋体" w:eastAsia="宋体" w:cs="宋体"/>
+          <w:sz w:val="24"/>
+          <w:szCs w:val="24"/>
+        </w:rPr>
+      </w:pPr>
+      <w:r>
+        <w:rPr>
+          <w:rFonts w:ascii="宋体" w:hAnsi="宋体" w:eastAsia="宋体" w:cs="宋体"/>
           <w:sz w:val="24"/>
           <w:szCs w:val="24"/>
         </w:rPr>
@@ -5940,7 +5917,7 @@
       </w:r>
       <w:r>
         <w:rPr>
-          <w:rFonts w:ascii="宋体" w:eastAsia="宋体" w:hAnsi="宋体" w:cs="宋体"/>
+          <w:rFonts w:ascii="宋体" w:hAnsi="宋体" w:eastAsia="宋体" w:cs="宋体"/>
           <w:spacing w:val="-1"/>
           <w:sz w:val="24"/>
           <w:szCs w:val="24"/>
@@ -5967,14 +5944,14 @@
         <w:ind w:left="105" w:right="272" w:firstLine="559"/>
         <w:textAlignment w:val="baseline"/>
         <w:rPr>
-          <w:rFonts w:ascii="宋体" w:eastAsia="宋体" w:hAnsi="宋体" w:cs="宋体"/>
-          <w:sz w:val="24"/>
-          <w:szCs w:val="24"/>
-        </w:rPr>
-      </w:pPr>
-      <w:r>
-        <w:rPr>
-          <w:rFonts w:ascii="宋体" w:eastAsia="宋体" w:hAnsi="宋体" w:cs="宋体"/>
+          <w:rFonts w:ascii="宋体" w:hAnsi="宋体" w:eastAsia="宋体" w:cs="宋体"/>
+          <w:sz w:val="24"/>
+          <w:szCs w:val="24"/>
+        </w:rPr>
+      </w:pPr>
+      <w:r>
+        <w:rPr>
+          <w:rFonts w:ascii="宋体" w:hAnsi="宋体" w:eastAsia="宋体" w:cs="宋体"/>
           <w:spacing w:val="-9"/>
           <w:sz w:val="24"/>
           <w:szCs w:val="24"/>
@@ -5983,7 +5960,7 @@
       </w:r>
       <w:r>
         <w:rPr>
-          <w:rFonts w:ascii="宋体" w:eastAsia="宋体" w:hAnsi="宋体" w:cs="宋体"/>
+          <w:rFonts w:ascii="宋体" w:hAnsi="宋体" w:eastAsia="宋体" w:cs="宋体"/>
           <w:spacing w:val="-10"/>
           <w:sz w:val="24"/>
           <w:szCs w:val="24"/>
@@ -5992,7 +5969,7 @@
       </w:r>
       <w:r>
         <w:rPr>
-          <w:rFonts w:ascii="宋体" w:eastAsia="宋体" w:hAnsi="宋体" w:cs="宋体"/>
+          <w:rFonts w:ascii="宋体" w:hAnsi="宋体" w:eastAsia="宋体" w:cs="宋体"/>
           <w:spacing w:val="-9"/>
           <w:sz w:val="24"/>
           <w:szCs w:val="24"/>
@@ -6019,14 +5996,14 @@
         <w:ind w:left="125" w:right="22" w:firstLine="539"/>
         <w:textAlignment w:val="baseline"/>
         <w:rPr>
-          <w:rFonts w:ascii="宋体" w:eastAsia="宋体" w:hAnsi="宋体" w:cs="宋体"/>
-          <w:sz w:val="24"/>
-          <w:szCs w:val="24"/>
-        </w:rPr>
-      </w:pPr>
-      <w:r>
-        <w:rPr>
-          <w:rFonts w:ascii="宋体" w:eastAsia="宋体" w:hAnsi="宋体" w:cs="宋体"/>
+          <w:rFonts w:ascii="宋体" w:hAnsi="宋体" w:eastAsia="宋体" w:cs="宋体"/>
+          <w:sz w:val="24"/>
+          <w:szCs w:val="24"/>
+        </w:rPr>
+      </w:pPr>
+      <w:r>
+        <w:rPr>
+          <w:rFonts w:ascii="宋体" w:hAnsi="宋体" w:eastAsia="宋体" w:cs="宋体"/>
           <w:spacing w:val="-9"/>
           <w:sz w:val="24"/>
           <w:szCs w:val="24"/>
@@ -6035,7 +6012,7 @@
       </w:r>
       <w:r>
         <w:rPr>
-          <w:rFonts w:ascii="宋体" w:eastAsia="宋体" w:hAnsi="宋体" w:cs="宋体"/>
+          <w:rFonts w:ascii="宋体" w:hAnsi="宋体" w:eastAsia="宋体" w:cs="宋体"/>
           <w:spacing w:val="-16"/>
           <w:sz w:val="24"/>
           <w:szCs w:val="24"/>
@@ -6063,14 +6040,14 @@
         <w:jc w:val="both"/>
         <w:textAlignment w:val="baseline"/>
         <w:rPr>
-          <w:rFonts w:ascii="宋体" w:eastAsia="宋体" w:hAnsi="宋体" w:cs="宋体"/>
-          <w:sz w:val="24"/>
-          <w:szCs w:val="24"/>
-        </w:rPr>
-      </w:pPr>
-      <w:r>
-        <w:rPr>
-          <w:rFonts w:ascii="宋体" w:eastAsia="宋体" w:hAnsi="宋体" w:cs="宋体"/>
+          <w:rFonts w:ascii="宋体" w:hAnsi="宋体" w:eastAsia="宋体" w:cs="宋体"/>
+          <w:sz w:val="24"/>
+          <w:szCs w:val="24"/>
+        </w:rPr>
+      </w:pPr>
+      <w:r>
+        <w:rPr>
+          <w:rFonts w:ascii="宋体" w:hAnsi="宋体" w:eastAsia="宋体" w:cs="宋体"/>
           <w:spacing w:val="-7"/>
           <w:sz w:val="24"/>
           <w:szCs w:val="24"/>
@@ -6079,7 +6056,7 @@
       </w:r>
       <w:r>
         <w:rPr>
-          <w:rFonts w:ascii="宋体" w:eastAsia="宋体" w:hAnsi="宋体" w:cs="宋体"/>
+          <w:rFonts w:ascii="宋体" w:hAnsi="宋体" w:eastAsia="宋体" w:cs="宋体"/>
           <w:spacing w:val="-10"/>
           <w:sz w:val="24"/>
           <w:szCs w:val="24"/>
@@ -6088,7 +6065,7 @@
       </w:r>
       <w:r>
         <w:rPr>
-          <w:rFonts w:ascii="宋体" w:eastAsia="宋体" w:hAnsi="宋体" w:cs="宋体"/>
+          <w:rFonts w:ascii="宋体" w:hAnsi="宋体" w:eastAsia="宋体" w:cs="宋体"/>
           <w:spacing w:val="-11"/>
           <w:sz w:val="24"/>
           <w:szCs w:val="24"/>
@@ -6097,7 +6074,7 @@
       </w:r>
       <w:r>
         <w:rPr>
-          <w:rFonts w:ascii="宋体" w:eastAsia="宋体" w:hAnsi="宋体" w:cs="宋体"/>
+          <w:rFonts w:ascii="宋体" w:hAnsi="宋体" w:eastAsia="宋体" w:cs="宋体"/>
           <w:spacing w:val="-8"/>
           <w:sz w:val="24"/>
           <w:szCs w:val="24"/>
@@ -6125,14 +6102,14 @@
         <w:jc w:val="both"/>
         <w:textAlignment w:val="baseline"/>
         <w:rPr>
-          <w:rFonts w:ascii="宋体" w:eastAsia="宋体" w:hAnsi="宋体" w:cs="宋体"/>
-          <w:sz w:val="24"/>
-          <w:szCs w:val="24"/>
-        </w:rPr>
-      </w:pPr>
-      <w:r>
-        <w:rPr>
-          <w:rFonts w:ascii="宋体" w:eastAsia="宋体" w:hAnsi="宋体" w:cs="宋体"/>
+          <w:rFonts w:ascii="宋体" w:hAnsi="宋体" w:eastAsia="宋体" w:cs="宋体"/>
+          <w:sz w:val="24"/>
+          <w:szCs w:val="24"/>
+        </w:rPr>
+      </w:pPr>
+      <w:r>
+        <w:rPr>
+          <w:rFonts w:ascii="宋体" w:hAnsi="宋体" w:eastAsia="宋体" w:cs="宋体"/>
           <w:spacing w:val="-6"/>
           <w:sz w:val="24"/>
           <w:szCs w:val="24"/>
@@ -6141,7 +6118,7 @@
       </w:r>
       <w:r>
         <w:rPr>
-          <w:rFonts w:ascii="宋体" w:eastAsia="宋体" w:hAnsi="宋体" w:cs="宋体"/>
+          <w:rFonts w:ascii="宋体" w:hAnsi="宋体" w:eastAsia="宋体" w:cs="宋体"/>
           <w:spacing w:val="-7"/>
           <w:sz w:val="24"/>
           <w:szCs w:val="24"/>
@@ -6150,7 +6127,7 @@
       </w:r>
       <w:r>
         <w:rPr>
-          <w:rFonts w:ascii="宋体" w:eastAsia="宋体" w:hAnsi="宋体" w:cs="宋体"/>
+          <w:rFonts w:ascii="宋体" w:hAnsi="宋体" w:eastAsia="宋体" w:cs="宋体"/>
           <w:spacing w:val="-10"/>
           <w:sz w:val="24"/>
           <w:szCs w:val="24"/>
@@ -6159,7 +6136,7 @@
       </w:r>
       <w:r>
         <w:rPr>
-          <w:rFonts w:ascii="宋体" w:eastAsia="宋体" w:hAnsi="宋体" w:cs="宋体"/>
+          <w:rFonts w:ascii="宋体" w:hAnsi="宋体" w:eastAsia="宋体" w:cs="宋体"/>
           <w:spacing w:val="-11"/>
           <w:sz w:val="24"/>
           <w:szCs w:val="24"/>
@@ -6168,7 +6145,7 @@
       </w:r>
       <w:r>
         <w:rPr>
-          <w:rFonts w:ascii="宋体" w:eastAsia="宋体" w:hAnsi="宋体" w:cs="宋体"/>
+          <w:rFonts w:ascii="宋体" w:hAnsi="宋体" w:eastAsia="宋体" w:cs="宋体"/>
           <w:spacing w:val="-12"/>
           <w:sz w:val="24"/>
           <w:szCs w:val="24"/>
@@ -6195,14 +6172,14 @@
         <w:ind w:left="107" w:right="183" w:firstLine="561"/>
         <w:textAlignment w:val="baseline"/>
         <w:rPr>
-          <w:rFonts w:ascii="宋体" w:eastAsia="宋体" w:hAnsi="宋体" w:cs="宋体"/>
-          <w:sz w:val="24"/>
-          <w:szCs w:val="24"/>
-        </w:rPr>
-      </w:pPr>
-      <w:r>
-        <w:rPr>
-          <w:rFonts w:ascii="宋体" w:eastAsia="宋体" w:hAnsi="宋体" w:cs="宋体"/>
+          <w:rFonts w:ascii="宋体" w:hAnsi="宋体" w:eastAsia="宋体" w:cs="宋体"/>
+          <w:sz w:val="24"/>
+          <w:szCs w:val="24"/>
+        </w:rPr>
+      </w:pPr>
+      <w:r>
+        <w:rPr>
+          <w:rFonts w:ascii="宋体" w:hAnsi="宋体" w:eastAsia="宋体" w:cs="宋体"/>
           <w:spacing w:val="-7"/>
           <w:sz w:val="24"/>
           <w:szCs w:val="24"/>
@@ -6211,7 +6188,7 @@
       </w:r>
       <w:r>
         <w:rPr>
-          <w:rFonts w:ascii="宋体" w:eastAsia="宋体" w:hAnsi="宋体" w:cs="宋体"/>
+          <w:rFonts w:ascii="宋体" w:hAnsi="宋体" w:eastAsia="宋体" w:cs="宋体"/>
           <w:spacing w:val="-12"/>
           <w:sz w:val="24"/>
           <w:szCs w:val="24"/>
@@ -6238,14 +6215,14 @@
         <w:ind w:left="105" w:right="93" w:firstLine="559"/>
         <w:textAlignment w:val="baseline"/>
         <w:rPr>
-          <w:rFonts w:ascii="宋体" w:eastAsia="宋体" w:hAnsi="宋体" w:cs="宋体"/>
-          <w:sz w:val="24"/>
-          <w:szCs w:val="24"/>
-        </w:rPr>
-      </w:pPr>
-      <w:r>
-        <w:rPr>
-          <w:rFonts w:ascii="宋体" w:eastAsia="宋体" w:hAnsi="宋体" w:cs="宋体"/>
+          <w:rFonts w:ascii="宋体" w:hAnsi="宋体" w:eastAsia="宋体" w:cs="宋体"/>
+          <w:sz w:val="24"/>
+          <w:szCs w:val="24"/>
+        </w:rPr>
+      </w:pPr>
+      <w:r>
+        <w:rPr>
+          <w:rFonts w:ascii="宋体" w:hAnsi="宋体" w:eastAsia="宋体" w:cs="宋体"/>
           <w:spacing w:val="-7"/>
           <w:sz w:val="24"/>
           <w:szCs w:val="24"/>
@@ -6254,7 +6231,7 @@
       </w:r>
       <w:r>
         <w:rPr>
-          <w:rFonts w:ascii="宋体" w:eastAsia="宋体" w:hAnsi="宋体" w:cs="宋体"/>
+          <w:rFonts w:ascii="宋体" w:hAnsi="宋体" w:eastAsia="宋体" w:cs="宋体"/>
           <w:spacing w:val="-14"/>
           <w:sz w:val="24"/>
           <w:szCs w:val="24"/>
@@ -6281,7 +6258,7 @@
         <w:textAlignment w:val="baseline"/>
         <w:outlineLvl w:val="1"/>
         <w:rPr>
-          <w:rFonts w:ascii="黑体" w:eastAsia="黑体" w:hAnsi="黑体" w:cs="黑体"/>
+          <w:rFonts w:ascii="黑体" w:hAnsi="黑体" w:eastAsia="黑体" w:cs="黑体"/>
           <w:sz w:val="30"/>
           <w:szCs w:val="30"/>
         </w:rPr>
@@ -6289,7 +6266,7 @@
       <w:bookmarkStart w:id="10" w:name="_Toc2398"/>
       <w:r>
         <w:rPr>
-          <w:rFonts w:ascii="黑体" w:eastAsia="黑体" w:hAnsi="黑体" w:cs="黑体"/>
+          <w:rFonts w:ascii="黑体" w:hAnsi="黑体" w:eastAsia="黑体" w:cs="黑体"/>
           <w:b/>
           <w:bCs/>
           <w:spacing w:val="-7"/>
@@ -6300,7 +6277,7 @@
       </w:r>
       <w:r>
         <w:rPr>
-          <w:rFonts w:ascii="黑体" w:eastAsia="黑体" w:hAnsi="黑体" w:cs="黑体"/>
+          <w:rFonts w:ascii="黑体" w:hAnsi="黑体" w:eastAsia="黑体" w:cs="黑体"/>
           <w:spacing w:val="-7"/>
           <w:sz w:val="30"/>
           <w:szCs w:val="30"/>
@@ -6309,7 +6286,7 @@
       </w:r>
       <w:r>
         <w:rPr>
-          <w:rFonts w:ascii="黑体" w:eastAsia="黑体" w:hAnsi="黑体" w:cs="黑体"/>
+          <w:rFonts w:ascii="黑体" w:hAnsi="黑体" w:eastAsia="黑体" w:cs="黑体"/>
           <w:b/>
           <w:bCs/>
           <w:spacing w:val="-7"/>
@@ -6340,14 +6317,14 @@
         <w:jc w:val="both"/>
         <w:textAlignment w:val="baseline"/>
         <w:rPr>
-          <w:rFonts w:ascii="宋体" w:eastAsia="宋体" w:hAnsi="宋体" w:cs="宋体"/>
-          <w:sz w:val="24"/>
-          <w:szCs w:val="24"/>
-        </w:rPr>
-      </w:pPr>
-      <w:r>
-        <w:rPr>
-          <w:rFonts w:ascii="宋体" w:eastAsia="宋体" w:hAnsi="宋体" w:cs="宋体"/>
+          <w:rFonts w:ascii="宋体" w:hAnsi="宋体" w:eastAsia="宋体" w:cs="宋体"/>
+          <w:sz w:val="24"/>
+          <w:szCs w:val="24"/>
+        </w:rPr>
+      </w:pPr>
+      <w:r>
+        <w:rPr>
+          <w:rFonts w:ascii="宋体" w:hAnsi="宋体" w:eastAsia="宋体" w:cs="宋体"/>
           <w:spacing w:val="-7"/>
           <w:sz w:val="24"/>
           <w:szCs w:val="24"/>
@@ -6356,7 +6333,7 @@
       </w:r>
       <w:r>
         <w:rPr>
-          <w:rFonts w:ascii="宋体" w:eastAsia="宋体" w:hAnsi="宋体" w:cs="宋体"/>
+          <w:rFonts w:ascii="宋体" w:hAnsi="宋体" w:eastAsia="宋体" w:cs="宋体"/>
           <w:spacing w:val="-4"/>
           <w:sz w:val="24"/>
           <w:szCs w:val="24"/>
@@ -6365,7 +6342,7 @@
       </w:r>
       <w:r>
         <w:rPr>
-          <w:rFonts w:ascii="宋体" w:eastAsia="宋体" w:hAnsi="宋体" w:cs="宋体"/>
+          <w:rFonts w:ascii="宋体" w:hAnsi="宋体" w:eastAsia="宋体" w:cs="宋体"/>
           <w:spacing w:val="-5"/>
           <w:sz w:val="24"/>
           <w:szCs w:val="24"/>
@@ -6374,7 +6351,7 @@
       </w:r>
       <w:r>
         <w:rPr>
-          <w:rFonts w:ascii="宋体" w:eastAsia="宋体" w:hAnsi="宋体" w:cs="宋体"/>
+          <w:rFonts w:ascii="宋体" w:hAnsi="宋体" w:eastAsia="宋体" w:cs="宋体"/>
           <w:spacing w:val="-10"/>
           <w:sz w:val="24"/>
           <w:szCs w:val="24"/>
@@ -6383,7 +6360,7 @@
       </w:r>
       <w:r>
         <w:rPr>
-          <w:rFonts w:ascii="宋体" w:eastAsia="宋体" w:hAnsi="宋体" w:cs="宋体"/>
+          <w:rFonts w:ascii="宋体" w:hAnsi="宋体" w:eastAsia="宋体" w:cs="宋体"/>
           <w:spacing w:val="-11"/>
           <w:sz w:val="24"/>
           <w:szCs w:val="24"/>
@@ -6392,7 +6369,7 @@
       </w:r>
       <w:r>
         <w:rPr>
-          <w:rFonts w:ascii="宋体" w:eastAsia="宋体" w:hAnsi="宋体" w:cs="宋体"/>
+          <w:rFonts w:ascii="宋体" w:hAnsi="宋体" w:eastAsia="宋体" w:cs="宋体"/>
           <w:spacing w:val="-12"/>
           <w:sz w:val="24"/>
           <w:szCs w:val="24"/>
@@ -6419,23 +6396,34 @@
         <w:ind w:left="101" w:right="185" w:firstLine="561"/>
         <w:textAlignment w:val="baseline"/>
         <w:rPr>
-          <w:rFonts w:ascii="宋体" w:eastAsia="宋体" w:hAnsi="宋体" w:cs="宋体"/>
-          <w:sz w:val="24"/>
-          <w:szCs w:val="24"/>
-        </w:rPr>
-      </w:pPr>
-      <w:r>
-        <w:rPr>
-          <w:rFonts w:ascii="宋体" w:eastAsia="宋体" w:hAnsi="宋体" w:cs="宋体"/>
+          <w:rFonts w:ascii="宋体" w:hAnsi="宋体" w:eastAsia="宋体" w:cs="宋体"/>
+          <w:sz w:val="24"/>
+          <w:szCs w:val="24"/>
+        </w:rPr>
+      </w:pPr>
+      <w:r>
+        <w:rPr>
+          <w:rFonts w:ascii="宋体" w:hAnsi="宋体" w:eastAsia="宋体" w:cs="宋体"/>
           <w:spacing w:val="-7"/>
           <w:sz w:val="24"/>
           <w:szCs w:val="24"/>
         </w:rPr>
-        <w:t>备件库管理由市场商务部按照目前业务发展建立实体和虚拟备件库，以有效的</w:t>
-      </w:r>
-      <w:r>
-        <w:rPr>
-          <w:rFonts w:ascii="宋体" w:eastAsia="宋体" w:hAnsi="宋体" w:cs="宋体"/>
+        <w:t>备件库管理由市场商务部按照</w:t>
+      </w:r>
+      <w:bookmarkStart w:id="16" w:name="_GoBack"/>
+      <w:bookmarkEnd w:id="16"/>
+      <w:r>
+        <w:rPr>
+          <w:rFonts w:ascii="宋体" w:hAnsi="宋体" w:eastAsia="宋体" w:cs="宋体"/>
+          <w:spacing w:val="-7"/>
+          <w:sz w:val="24"/>
+          <w:szCs w:val="24"/>
+        </w:rPr>
+        <w:t>目前业务发展建立实体和虚拟备件库，以有效的</w:t>
+      </w:r>
+      <w:r>
+        <w:rPr>
+          <w:rFonts w:ascii="宋体" w:hAnsi="宋体" w:eastAsia="宋体" w:cs="宋体"/>
           <w:spacing w:val="-13"/>
           <w:sz w:val="24"/>
           <w:szCs w:val="24"/>
@@ -6444,7 +6432,7 @@
       </w:r>
       <w:r>
         <w:rPr>
-          <w:rFonts w:ascii="宋体" w:eastAsia="宋体" w:hAnsi="宋体" w:cs="宋体"/>
+          <w:rFonts w:ascii="宋体" w:hAnsi="宋体" w:eastAsia="宋体" w:cs="宋体"/>
           <w:spacing w:val="-14"/>
           <w:sz w:val="24"/>
           <w:szCs w:val="24"/>
@@ -6471,14 +6459,14 @@
         <w:ind w:left="120" w:right="190" w:firstLine="542"/>
         <w:textAlignment w:val="baseline"/>
         <w:rPr>
-          <w:rFonts w:ascii="宋体" w:eastAsia="宋体" w:hAnsi="宋体" w:cs="宋体"/>
-          <w:sz w:val="24"/>
-          <w:szCs w:val="24"/>
-        </w:rPr>
-      </w:pPr>
-      <w:r>
-        <w:rPr>
-          <w:rFonts w:ascii="宋体" w:eastAsia="宋体" w:hAnsi="宋体" w:cs="宋体"/>
+          <w:rFonts w:ascii="宋体" w:hAnsi="宋体" w:eastAsia="宋体" w:cs="宋体"/>
+          <w:sz w:val="24"/>
+          <w:szCs w:val="24"/>
+        </w:rPr>
+      </w:pPr>
+      <w:r>
+        <w:rPr>
+          <w:rFonts w:ascii="宋体" w:hAnsi="宋体" w:eastAsia="宋体" w:cs="宋体"/>
           <w:spacing w:val="-7"/>
           <w:sz w:val="24"/>
           <w:szCs w:val="24"/>
@@ -6487,7 +6475,7 @@
       </w:r>
       <w:r>
         <w:rPr>
-          <w:rFonts w:ascii="宋体" w:eastAsia="宋体" w:hAnsi="宋体" w:cs="宋体"/>
+          <w:rFonts w:ascii="宋体" w:hAnsi="宋体" w:eastAsia="宋体" w:cs="宋体"/>
           <w:spacing w:val="-11"/>
           <w:sz w:val="24"/>
           <w:szCs w:val="24"/>
@@ -6514,14 +6502,14 @@
         <w:ind w:left="106" w:right="32" w:hanging="4"/>
         <w:textAlignment w:val="baseline"/>
         <w:rPr>
-          <w:rFonts w:ascii="宋体" w:eastAsia="宋体" w:hAnsi="宋体" w:cs="宋体"/>
-          <w:sz w:val="24"/>
-          <w:szCs w:val="24"/>
-        </w:rPr>
-      </w:pPr>
-      <w:r>
-        <w:rPr>
-          <w:rFonts w:ascii="宋体" w:eastAsia="宋体" w:hAnsi="宋体" w:cs="宋体"/>
+          <w:rFonts w:ascii="宋体" w:hAnsi="宋体" w:eastAsia="宋体" w:cs="宋体"/>
+          <w:sz w:val="24"/>
+          <w:szCs w:val="24"/>
+        </w:rPr>
+      </w:pPr>
+      <w:r>
+        <w:rPr>
+          <w:rFonts w:ascii="宋体" w:hAnsi="宋体" w:eastAsia="宋体" w:cs="宋体"/>
           <w:spacing w:val="-12"/>
           <w:sz w:val="24"/>
           <w:szCs w:val="24"/>
@@ -6530,7 +6518,7 @@
       </w:r>
       <w:r>
         <w:rPr>
-          <w:rFonts w:ascii="宋体" w:eastAsia="宋体" w:hAnsi="宋体" w:cs="宋体"/>
+          <w:rFonts w:ascii="宋体" w:hAnsi="宋体" w:eastAsia="宋体" w:cs="宋体"/>
           <w:spacing w:val="-9"/>
           <w:sz w:val="24"/>
           <w:szCs w:val="24"/>
@@ -6539,7 +6527,7 @@
       </w:r>
       <w:r>
         <w:rPr>
-          <w:rFonts w:ascii="宋体" w:eastAsia="宋体" w:hAnsi="宋体" w:cs="宋体"/>
+          <w:rFonts w:ascii="宋体" w:hAnsi="宋体" w:eastAsia="宋体" w:cs="宋体"/>
           <w:spacing w:val="-2"/>
           <w:sz w:val="24"/>
           <w:szCs w:val="24"/>
@@ -6566,7 +6554,7 @@
         <w:textAlignment w:val="baseline"/>
         <w:outlineLvl w:val="1"/>
         <w:rPr>
-          <w:rFonts w:ascii="黑体" w:eastAsia="黑体" w:hAnsi="黑体" w:cs="黑体"/>
+          <w:rFonts w:ascii="黑体" w:hAnsi="黑体" w:eastAsia="黑体" w:cs="黑体"/>
           <w:sz w:val="30"/>
           <w:szCs w:val="30"/>
         </w:rPr>
@@ -6574,7 +6562,7 @@
       <w:bookmarkStart w:id="11" w:name="_Toc24640"/>
       <w:r>
         <w:rPr>
-          <w:rFonts w:ascii="黑体" w:eastAsia="黑体" w:hAnsi="黑体" w:cs="黑体"/>
+          <w:rFonts w:ascii="黑体" w:hAnsi="黑体" w:eastAsia="黑体" w:cs="黑体"/>
           <w:b/>
           <w:bCs/>
           <w:spacing w:val="-6"/>
@@ -6585,7 +6573,7 @@
       </w:r>
       <w:r>
         <w:rPr>
-          <w:rFonts w:ascii="黑体" w:eastAsia="黑体" w:hAnsi="黑体" w:cs="黑体"/>
+          <w:rFonts w:ascii="黑体" w:hAnsi="黑体" w:eastAsia="黑体" w:cs="黑体"/>
           <w:spacing w:val="-16"/>
           <w:sz w:val="30"/>
           <w:szCs w:val="30"/>
@@ -6594,7 +6582,7 @@
       </w:r>
       <w:r>
         <w:rPr>
-          <w:rFonts w:ascii="黑体" w:eastAsia="黑体" w:hAnsi="黑体" w:cs="黑体"/>
+          <w:rFonts w:ascii="黑体" w:hAnsi="黑体" w:eastAsia="黑体" w:cs="黑体"/>
           <w:b/>
           <w:bCs/>
           <w:spacing w:val="-6"/>
@@ -6625,7 +6613,7 @@
         <w:textAlignment w:val="baseline"/>
         <w:outlineLvl w:val="2"/>
         <w:rPr>
-          <w:rFonts w:ascii="宋体" w:eastAsia="宋体" w:hAnsi="宋体" w:cs="宋体"/>
+          <w:rFonts w:ascii="宋体" w:hAnsi="宋体" w:eastAsia="宋体" w:cs="宋体"/>
           <w:sz w:val="24"/>
           <w:szCs w:val="24"/>
         </w:rPr>
@@ -6633,7 +6621,7 @@
       <w:bookmarkStart w:id="12" w:name="_Toc2150"/>
       <w:r>
         <w:rPr>
-          <w:rFonts w:ascii="宋体" w:eastAsia="宋体" w:hAnsi="宋体" w:cs="宋体"/>
+          <w:rFonts w:ascii="宋体" w:hAnsi="宋体" w:eastAsia="宋体" w:cs="宋体"/>
           <w:b/>
           <w:bCs/>
           <w:spacing w:val="-3"/>
@@ -6644,7 +6632,7 @@
       </w:r>
       <w:r>
         <w:rPr>
-          <w:rFonts w:ascii="宋体" w:eastAsia="宋体" w:hAnsi="宋体" w:cs="宋体"/>
+          <w:rFonts w:ascii="宋体" w:hAnsi="宋体" w:eastAsia="宋体" w:cs="宋体"/>
           <w:spacing w:val="-3"/>
           <w:sz w:val="24"/>
           <w:szCs w:val="24"/>
@@ -6653,7 +6641,7 @@
       </w:r>
       <w:r>
         <w:rPr>
-          <w:rFonts w:ascii="宋体" w:eastAsia="宋体" w:hAnsi="宋体" w:cs="宋体"/>
+          <w:rFonts w:ascii="宋体" w:hAnsi="宋体" w:eastAsia="宋体" w:cs="宋体"/>
           <w:b/>
           <w:bCs/>
           <w:spacing w:val="-3"/>
@@ -6683,14 +6671,14 @@
         <w:ind w:left="100" w:right="42" w:firstLine="588"/>
         <w:textAlignment w:val="baseline"/>
         <w:rPr>
-          <w:rFonts w:ascii="宋体" w:eastAsia="宋体" w:hAnsi="宋体" w:cs="宋体"/>
-          <w:sz w:val="24"/>
-          <w:szCs w:val="24"/>
-        </w:rPr>
-      </w:pPr>
-      <w:r>
-        <w:rPr>
-          <w:rFonts w:ascii="宋体" w:eastAsia="宋体" w:hAnsi="宋体" w:cs="宋体"/>
+          <w:rFonts w:ascii="宋体" w:hAnsi="宋体" w:eastAsia="宋体" w:cs="宋体"/>
+          <w:sz w:val="24"/>
+          <w:szCs w:val="24"/>
+        </w:rPr>
+      </w:pPr>
+      <w:r>
+        <w:rPr>
+          <w:rFonts w:ascii="宋体" w:hAnsi="宋体" w:eastAsia="宋体" w:cs="宋体"/>
           <w:spacing w:val="-13"/>
           <w:sz w:val="24"/>
           <w:szCs w:val="24"/>
@@ -6699,7 +6687,7 @@
       </w:r>
       <w:r>
         <w:rPr>
-          <w:rFonts w:ascii="宋体" w:eastAsia="宋体" w:hAnsi="宋体" w:cs="宋体"/>
+          <w:rFonts w:ascii="宋体" w:hAnsi="宋体" w:eastAsia="宋体" w:cs="宋体"/>
           <w:spacing w:val="-4"/>
           <w:sz w:val="24"/>
           <w:szCs w:val="24"/>
@@ -6726,14 +6714,14 @@
         <w:ind w:left="120" w:right="202" w:firstLine="539"/>
         <w:textAlignment w:val="baseline"/>
         <w:rPr>
-          <w:rFonts w:ascii="宋体" w:eastAsia="宋体" w:hAnsi="宋体" w:cs="宋体"/>
-          <w:sz w:val="24"/>
-          <w:szCs w:val="24"/>
-        </w:rPr>
-      </w:pPr>
-      <w:r>
-        <w:rPr>
-          <w:rFonts w:ascii="宋体" w:eastAsia="宋体" w:hAnsi="宋体" w:cs="宋体"/>
+          <w:rFonts w:ascii="宋体" w:hAnsi="宋体" w:eastAsia="宋体" w:cs="宋体"/>
+          <w:sz w:val="24"/>
+          <w:szCs w:val="24"/>
+        </w:rPr>
+      </w:pPr>
+      <w:r>
+        <w:rPr>
+          <w:rFonts w:ascii="宋体" w:hAnsi="宋体" w:eastAsia="宋体" w:cs="宋体"/>
           <w:spacing w:val="-10"/>
           <w:sz w:val="24"/>
           <w:szCs w:val="24"/>
@@ -6742,7 +6730,7 @@
       </w:r>
       <w:r>
         <w:rPr>
-          <w:rFonts w:ascii="宋体" w:eastAsia="宋体" w:hAnsi="宋体" w:cs="宋体"/>
+          <w:rFonts w:ascii="宋体" w:hAnsi="宋体" w:eastAsia="宋体" w:cs="宋体"/>
           <w:spacing w:val="-4"/>
           <w:sz w:val="24"/>
           <w:szCs w:val="24"/>
@@ -6770,7 +6758,7 @@
         <w:textAlignment w:val="baseline"/>
         <w:outlineLvl w:val="2"/>
         <w:rPr>
-          <w:rFonts w:ascii="宋体" w:eastAsia="宋体" w:hAnsi="宋体" w:cs="宋体"/>
+          <w:rFonts w:ascii="宋体" w:hAnsi="宋体" w:eastAsia="宋体" w:cs="宋体"/>
           <w:sz w:val="24"/>
           <w:szCs w:val="24"/>
         </w:rPr>
@@ -6778,7 +6766,7 @@
       <w:bookmarkStart w:id="13" w:name="_Toc14078"/>
       <w:r>
         <w:rPr>
-          <w:rFonts w:ascii="宋体" w:eastAsia="宋体" w:hAnsi="宋体" w:cs="宋体"/>
+          <w:rFonts w:ascii="宋体" w:hAnsi="宋体" w:eastAsia="宋体" w:cs="宋体"/>
           <w:b/>
           <w:bCs/>
           <w:spacing w:val="-3"/>
@@ -6789,7 +6777,7 @@
       </w:r>
       <w:r>
         <w:rPr>
-          <w:rFonts w:ascii="宋体" w:eastAsia="宋体" w:hAnsi="宋体" w:cs="宋体"/>
+          <w:rFonts w:ascii="宋体" w:hAnsi="宋体" w:eastAsia="宋体" w:cs="宋体"/>
           <w:spacing w:val="-3"/>
           <w:sz w:val="24"/>
           <w:szCs w:val="24"/>
@@ -6798,7 +6786,7 @@
       </w:r>
       <w:r>
         <w:rPr>
-          <w:rFonts w:ascii="宋体" w:eastAsia="宋体" w:hAnsi="宋体" w:cs="宋体"/>
+          <w:rFonts w:ascii="宋体" w:hAnsi="宋体" w:eastAsia="宋体" w:cs="宋体"/>
           <w:b/>
           <w:bCs/>
           <w:spacing w:val="-3"/>
@@ -6828,14 +6816,14 @@
         <w:ind w:left="101" w:right="130" w:firstLine="558"/>
         <w:textAlignment w:val="baseline"/>
         <w:rPr>
-          <w:rFonts w:ascii="宋体" w:eastAsia="宋体" w:hAnsi="宋体" w:cs="宋体"/>
-          <w:sz w:val="24"/>
-          <w:szCs w:val="24"/>
-        </w:rPr>
-      </w:pPr>
-      <w:r>
-        <w:rPr>
-          <w:rFonts w:ascii="宋体" w:eastAsia="宋体" w:hAnsi="宋体" w:cs="宋体"/>
+          <w:rFonts w:ascii="宋体" w:hAnsi="宋体" w:eastAsia="宋体" w:cs="宋体"/>
+          <w:sz w:val="24"/>
+          <w:szCs w:val="24"/>
+        </w:rPr>
+      </w:pPr>
+      <w:r>
+        <w:rPr>
+          <w:rFonts w:ascii="宋体" w:hAnsi="宋体" w:eastAsia="宋体" w:cs="宋体"/>
           <w:spacing w:val="-8"/>
           <w:sz w:val="24"/>
           <w:szCs w:val="24"/>
@@ -6844,7 +6832,7 @@
       </w:r>
       <w:r>
         <w:rPr>
-          <w:rFonts w:ascii="宋体" w:eastAsia="宋体" w:hAnsi="宋体" w:cs="宋体"/>
+          <w:rFonts w:ascii="宋体" w:hAnsi="宋体" w:eastAsia="宋体" w:cs="宋体"/>
           <w:spacing w:val="-4"/>
           <w:sz w:val="24"/>
           <w:szCs w:val="24"/>
@@ -6871,14 +6859,14 @@
         <w:ind w:left="661" w:firstLine="7"/>
         <w:textAlignment w:val="baseline"/>
         <w:rPr>
-          <w:rFonts w:ascii="宋体" w:eastAsia="宋体" w:hAnsi="宋体" w:cs="宋体"/>
-          <w:sz w:val="24"/>
-          <w:szCs w:val="24"/>
-        </w:rPr>
-      </w:pPr>
-      <w:r>
-        <w:rPr>
-          <w:rFonts w:ascii="宋体" w:eastAsia="宋体" w:hAnsi="宋体" w:cs="宋体"/>
+          <w:rFonts w:ascii="宋体" w:hAnsi="宋体" w:eastAsia="宋体" w:cs="宋体"/>
+          <w:sz w:val="24"/>
+          <w:szCs w:val="24"/>
+        </w:rPr>
+      </w:pPr>
+      <w:r>
+        <w:rPr>
+          <w:rFonts w:ascii="宋体" w:hAnsi="宋体" w:eastAsia="宋体" w:cs="宋体"/>
           <w:spacing w:val="-11"/>
           <w:sz w:val="24"/>
           <w:szCs w:val="24"/>
@@ -6887,7 +6875,7 @@
       </w:r>
       <w:r>
         <w:rPr>
-          <w:rFonts w:ascii="宋体" w:eastAsia="宋体" w:hAnsi="宋体" w:cs="宋体"/>
+          <w:rFonts w:ascii="宋体" w:hAnsi="宋体" w:eastAsia="宋体" w:cs="宋体"/>
           <w:spacing w:val="-1"/>
           <w:sz w:val="24"/>
           <w:szCs w:val="24"/>
@@ -6914,14 +6902,14 @@
         <w:ind w:left="102" w:right="66" w:firstLine="557"/>
         <w:textAlignment w:val="baseline"/>
         <w:rPr>
-          <w:rFonts w:ascii="宋体" w:eastAsia="宋体" w:hAnsi="宋体" w:cs="宋体"/>
-          <w:sz w:val="24"/>
-          <w:szCs w:val="24"/>
-        </w:rPr>
-      </w:pPr>
-      <w:r>
-        <w:rPr>
-          <w:rFonts w:ascii="宋体" w:eastAsia="宋体" w:hAnsi="宋体" w:cs="宋体"/>
+          <w:rFonts w:ascii="宋体" w:hAnsi="宋体" w:eastAsia="宋体" w:cs="宋体"/>
+          <w:sz w:val="24"/>
+          <w:szCs w:val="24"/>
+        </w:rPr>
+      </w:pPr>
+      <w:r>
+        <w:rPr>
+          <w:rFonts w:ascii="宋体" w:hAnsi="宋体" w:eastAsia="宋体" w:cs="宋体"/>
           <w:spacing w:val="1"/>
           <w:sz w:val="24"/>
           <w:szCs w:val="24"/>
@@ -6930,7 +6918,7 @@
       </w:r>
       <w:r>
         <w:rPr>
-          <w:rFonts w:ascii="宋体" w:eastAsia="宋体" w:hAnsi="宋体" w:cs="宋体"/>
+          <w:rFonts w:ascii="宋体" w:hAnsi="宋体" w:eastAsia="宋体" w:cs="宋体"/>
           <w:spacing w:val="-11"/>
           <w:sz w:val="24"/>
           <w:szCs w:val="24"/>
@@ -6957,7 +6945,7 @@
         <w:textAlignment w:val="baseline"/>
         <w:outlineLvl w:val="1"/>
         <w:rPr>
-          <w:rFonts w:ascii="黑体" w:eastAsia="黑体" w:hAnsi="黑体" w:cs="黑体"/>
+          <w:rFonts w:ascii="黑体" w:hAnsi="黑体" w:eastAsia="黑体" w:cs="黑体"/>
           <w:sz w:val="30"/>
           <w:szCs w:val="30"/>
         </w:rPr>
@@ -6965,7 +6953,7 @@
       <w:bookmarkStart w:id="14" w:name="_Toc28104"/>
       <w:r>
         <w:rPr>
-          <w:rFonts w:ascii="黑体" w:eastAsia="黑体" w:hAnsi="黑体" w:cs="黑体"/>
+          <w:rFonts w:ascii="黑体" w:hAnsi="黑体" w:eastAsia="黑体" w:cs="黑体"/>
           <w:b/>
           <w:bCs/>
           <w:spacing w:val="-6"/>
@@ -6976,7 +6964,7 @@
       </w:r>
       <w:r>
         <w:rPr>
-          <w:rFonts w:ascii="黑体" w:eastAsia="黑体" w:hAnsi="黑体" w:cs="黑体"/>
+          <w:rFonts w:ascii="黑体" w:hAnsi="黑体" w:eastAsia="黑体" w:cs="黑体"/>
           <w:spacing w:val="-16"/>
           <w:sz w:val="30"/>
           <w:szCs w:val="30"/>
@@ -6985,7 +6973,7 @@
       </w:r>
       <w:r>
         <w:rPr>
-          <w:rFonts w:ascii="黑体" w:eastAsia="黑体" w:hAnsi="黑体" w:cs="黑体"/>
+          <w:rFonts w:ascii="黑体" w:hAnsi="黑体" w:eastAsia="黑体" w:cs="黑体"/>
           <w:b/>
           <w:bCs/>
           <w:spacing w:val="-6"/>
@@ -7016,14 +7004,14 @@
         <w:jc w:val="both"/>
         <w:textAlignment w:val="baseline"/>
         <w:rPr>
-          <w:rFonts w:ascii="宋体" w:eastAsia="宋体" w:hAnsi="宋体" w:cs="宋体"/>
-          <w:sz w:val="24"/>
-          <w:szCs w:val="24"/>
-        </w:rPr>
-      </w:pPr>
-      <w:r>
-        <w:rPr>
-          <w:rFonts w:ascii="宋体" w:eastAsia="宋体" w:hAnsi="宋体" w:cs="宋体"/>
+          <w:rFonts w:ascii="宋体" w:hAnsi="宋体" w:eastAsia="宋体" w:cs="宋体"/>
+          <w:sz w:val="24"/>
+          <w:szCs w:val="24"/>
+        </w:rPr>
+      </w:pPr>
+      <w:r>
+        <w:rPr>
+          <w:rFonts w:ascii="宋体" w:hAnsi="宋体" w:eastAsia="宋体" w:cs="宋体"/>
           <w:spacing w:val="-6"/>
           <w:sz w:val="24"/>
           <w:szCs w:val="24"/>
@@ -7032,7 +7020,7 @@
       </w:r>
       <w:r>
         <w:rPr>
-          <w:rFonts w:ascii="宋体" w:eastAsia="宋体" w:hAnsi="宋体" w:cs="宋体"/>
+          <w:rFonts w:ascii="宋体" w:hAnsi="宋体" w:eastAsia="宋体" w:cs="宋体"/>
           <w:spacing w:val="-7"/>
           <w:sz w:val="24"/>
           <w:szCs w:val="24"/>
@@ -7041,7 +7029,7 @@
       </w:r>
       <w:r>
         <w:rPr>
-          <w:rFonts w:ascii="宋体" w:eastAsia="宋体" w:hAnsi="宋体" w:cs="宋体"/>
+          <w:rFonts w:ascii="宋体" w:hAnsi="宋体" w:eastAsia="宋体" w:cs="宋体"/>
           <w:spacing w:val="-10"/>
           <w:sz w:val="24"/>
           <w:szCs w:val="24"/>
@@ -7050,7 +7038,7 @@
       </w:r>
       <w:r>
         <w:rPr>
-          <w:rFonts w:ascii="宋体" w:eastAsia="宋体" w:hAnsi="宋体" w:cs="宋体"/>
+          <w:rFonts w:ascii="宋体" w:hAnsi="宋体" w:eastAsia="宋体" w:cs="宋体"/>
           <w:spacing w:val="-11"/>
           <w:sz w:val="24"/>
           <w:szCs w:val="24"/>
@@ -7059,7 +7047,7 @@
       </w:r>
       <w:r>
         <w:rPr>
-          <w:rFonts w:ascii="宋体" w:eastAsia="宋体" w:hAnsi="宋体" w:cs="宋体"/>
+          <w:rFonts w:ascii="宋体" w:hAnsi="宋体" w:eastAsia="宋体" w:cs="宋体"/>
           <w:spacing w:val="-8"/>
           <w:sz w:val="24"/>
           <w:szCs w:val="24"/>
@@ -7086,14 +7074,14 @@
         <w:ind w:left="100" w:right="92" w:firstLine="561"/>
         <w:textAlignment w:val="baseline"/>
         <w:rPr>
-          <w:rFonts w:ascii="宋体" w:eastAsia="宋体" w:hAnsi="宋体" w:cs="宋体"/>
-          <w:sz w:val="24"/>
-          <w:szCs w:val="24"/>
-        </w:rPr>
-      </w:pPr>
-      <w:r>
-        <w:rPr>
-          <w:rFonts w:ascii="宋体" w:eastAsia="宋体" w:hAnsi="宋体" w:cs="宋体"/>
+          <w:rFonts w:ascii="宋体" w:hAnsi="宋体" w:eastAsia="宋体" w:cs="宋体"/>
+          <w:sz w:val="24"/>
+          <w:szCs w:val="24"/>
+        </w:rPr>
+      </w:pPr>
+      <w:r>
+        <w:rPr>
+          <w:rFonts w:ascii="宋体" w:hAnsi="宋体" w:eastAsia="宋体" w:cs="宋体"/>
           <w:spacing w:val="-6"/>
           <w:sz w:val="24"/>
           <w:szCs w:val="24"/>
@@ -7102,7 +7090,7 @@
       </w:r>
       <w:r>
         <w:rPr>
-          <w:rFonts w:ascii="宋体" w:eastAsia="宋体" w:hAnsi="宋体" w:cs="宋体"/>
+          <w:rFonts w:ascii="宋体" w:hAnsi="宋体" w:eastAsia="宋体" w:cs="宋体"/>
           <w:spacing w:val="-7"/>
           <w:sz w:val="24"/>
           <w:szCs w:val="24"/>
@@ -7111,7 +7099,7 @@
       </w:r>
       <w:r>
         <w:rPr>
-          <w:rFonts w:ascii="宋体" w:eastAsia="宋体" w:hAnsi="宋体" w:cs="宋体"/>
+          <w:rFonts w:ascii="宋体" w:hAnsi="宋体" w:eastAsia="宋体" w:cs="宋体"/>
           <w:spacing w:val="-4"/>
           <w:sz w:val="24"/>
           <w:szCs w:val="24"/>
@@ -7120,7 +7108,7 @@
       </w:r>
       <w:r>
         <w:rPr>
-          <w:rFonts w:ascii="宋体" w:eastAsia="宋体" w:hAnsi="宋体" w:cs="宋体"/>
+          <w:rFonts w:ascii="宋体" w:hAnsi="宋体" w:eastAsia="宋体" w:cs="宋体"/>
           <w:spacing w:val="-7"/>
           <w:sz w:val="24"/>
           <w:szCs w:val="24"/>
@@ -7129,7 +7117,7 @@
       </w:r>
       <w:r>
         <w:rPr>
-          <w:rFonts w:ascii="宋体" w:eastAsia="宋体" w:hAnsi="宋体" w:cs="宋体"/>
+          <w:rFonts w:ascii="宋体" w:hAnsi="宋体" w:eastAsia="宋体" w:cs="宋体"/>
           <w:spacing w:val="-8"/>
           <w:sz w:val="24"/>
           <w:szCs w:val="24"/>
@@ -7156,14 +7144,14 @@
         <w:ind w:left="100" w:right="92" w:firstLine="558"/>
         <w:textAlignment w:val="baseline"/>
         <w:rPr>
-          <w:rFonts w:ascii="宋体" w:eastAsia="宋体" w:hAnsi="宋体" w:cs="宋体"/>
-          <w:sz w:val="24"/>
-          <w:szCs w:val="24"/>
-        </w:rPr>
-      </w:pPr>
-      <w:r>
-        <w:rPr>
-          <w:rFonts w:ascii="宋体" w:eastAsia="宋体" w:hAnsi="宋体" w:cs="宋体"/>
+          <w:rFonts w:ascii="宋体" w:hAnsi="宋体" w:eastAsia="宋体" w:cs="宋体"/>
+          <w:sz w:val="24"/>
+          <w:szCs w:val="24"/>
+        </w:rPr>
+      </w:pPr>
+      <w:r>
+        <w:rPr>
+          <w:rFonts w:ascii="宋体" w:hAnsi="宋体" w:eastAsia="宋体" w:cs="宋体"/>
           <w:spacing w:val="-7"/>
           <w:sz w:val="24"/>
           <w:szCs w:val="24"/>
@@ -7172,7 +7160,7 @@
       </w:r>
       <w:r>
         <w:rPr>
-          <w:rFonts w:ascii="宋体" w:eastAsia="宋体" w:hAnsi="宋体" w:cs="宋体"/>
+          <w:rFonts w:ascii="宋体" w:hAnsi="宋体" w:eastAsia="宋体" w:cs="宋体"/>
           <w:spacing w:val="-8"/>
           <w:sz w:val="24"/>
           <w:szCs w:val="24"/>
@@ -7199,7 +7187,7 @@
         <w:ind w:left="100" w:right="92" w:firstLine="561"/>
         <w:textAlignment w:val="baseline"/>
         <w:rPr>
-          <w:rFonts w:ascii="宋体" w:eastAsia="宋体" w:hAnsi="宋体" w:cs="宋体"/>
+          <w:rFonts w:ascii="宋体" w:hAnsi="宋体" w:eastAsia="宋体" w:cs="宋体"/>
           <w:spacing w:val="-4"/>
           <w:sz w:val="24"/>
           <w:szCs w:val="24"/>
@@ -7207,7 +7195,7 @@
       </w:pPr>
       <w:r>
         <w:rPr>
-          <w:rFonts w:ascii="宋体" w:eastAsia="宋体" w:hAnsi="宋体" w:cs="宋体"/>
+          <w:rFonts w:ascii="宋体" w:hAnsi="宋体" w:eastAsia="宋体" w:cs="宋体"/>
           <w:spacing w:val="-4"/>
           <w:sz w:val="24"/>
           <w:szCs w:val="24"/>
@@ -7234,7 +7222,7 @@
         <w:textAlignment w:val="baseline"/>
         <w:outlineLvl w:val="1"/>
         <w:rPr>
-          <w:rFonts w:ascii="黑体" w:eastAsia="黑体" w:hAnsi="黑体" w:cs="黑体"/>
+          <w:rFonts w:ascii="黑体" w:hAnsi="黑体" w:eastAsia="黑体" w:cs="黑体"/>
           <w:b/>
           <w:bCs/>
           <w:spacing w:val="-6"/>
@@ -7245,7 +7233,7 @@
       <w:bookmarkStart w:id="15" w:name="_Toc6824"/>
       <w:r>
         <w:rPr>
-          <w:rFonts w:ascii="黑体" w:eastAsia="黑体" w:hAnsi="黑体" w:cs="黑体"/>
+          <w:rFonts w:ascii="黑体" w:hAnsi="黑体" w:eastAsia="黑体" w:cs="黑体"/>
           <w:b/>
           <w:bCs/>
           <w:spacing w:val="-6"/>
@@ -7256,7 +7244,7 @@
       </w:r>
       <w:r>
         <w:rPr>
-          <w:rFonts w:ascii="黑体" w:eastAsia="黑体" w:hAnsi="黑体" w:cs="黑体" w:hint="eastAsia"/>
+          <w:rFonts w:hint="eastAsia" w:ascii="黑体" w:hAnsi="黑体" w:eastAsia="黑体" w:cs="黑体"/>
           <w:b/>
           <w:bCs/>
           <w:spacing w:val="-6"/>
@@ -7268,7 +7256,7 @@
       </w:r>
       <w:r>
         <w:rPr>
-          <w:rFonts w:ascii="黑体" w:eastAsia="黑体" w:hAnsi="黑体" w:cs="黑体"/>
+          <w:rFonts w:ascii="黑体" w:hAnsi="黑体" w:eastAsia="黑体" w:cs="黑体"/>
           <w:b/>
           <w:bCs/>
           <w:spacing w:val="-6"/>
@@ -7279,7 +7267,7 @@
       </w:r>
       <w:r>
         <w:rPr>
-          <w:rFonts w:ascii="黑体" w:eastAsia="黑体" w:hAnsi="黑体" w:cs="黑体" w:hint="eastAsia"/>
+          <w:rFonts w:hint="eastAsia" w:ascii="黑体" w:hAnsi="黑体" w:eastAsia="黑体" w:cs="黑体"/>
           <w:b/>
           <w:bCs/>
           <w:spacing w:val="-6"/>
@@ -7291,7 +7279,7 @@
       </w:r>
       <w:r>
         <w:rPr>
-          <w:rFonts w:ascii="黑体" w:eastAsia="黑体" w:hAnsi="黑体" w:cs="黑体"/>
+          <w:rFonts w:ascii="黑体" w:hAnsi="黑体" w:eastAsia="黑体" w:cs="黑体"/>
           <w:b/>
           <w:bCs/>
           <w:spacing w:val="-6"/>
@@ -7321,7 +7309,7 @@
         <w:ind w:left="100" w:right="92" w:firstLine="561"/>
         <w:textAlignment w:val="baseline"/>
         <w:rPr>
-          <w:rFonts w:ascii="宋体" w:eastAsia="宋体" w:hAnsi="宋体" w:cs="宋体"/>
+          <w:rFonts w:ascii="宋体" w:hAnsi="宋体" w:eastAsia="宋体" w:cs="宋体"/>
           <w:spacing w:val="-4"/>
           <w:sz w:val="24"/>
           <w:szCs w:val="24"/>
@@ -7329,7 +7317,7 @@
       </w:pPr>
       <w:r>
         <w:rPr>
-          <w:rFonts w:ascii="宋体" w:eastAsia="宋体" w:hAnsi="宋体" w:cs="宋体" w:hint="default"/>
+          <w:rFonts w:hint="default" w:ascii="宋体" w:hAnsi="宋体" w:eastAsia="宋体" w:cs="宋体"/>
           <w:spacing w:val="-4"/>
           <w:sz w:val="24"/>
           <w:szCs w:val="24"/>
@@ -7338,7 +7326,7 @@
       </w:r>
       <w:r>
         <w:rPr>
-          <w:rFonts w:ascii="宋体" w:eastAsia="宋体" w:hAnsi="宋体" w:cs="宋体" w:hint="eastAsia"/>
+          <w:rFonts w:hint="eastAsia" w:ascii="宋体" w:hAnsi="宋体" w:eastAsia="宋体" w:cs="宋体"/>
           <w:spacing w:val="-4"/>
           <w:sz w:val="24"/>
           <w:szCs w:val="24"/>
@@ -7348,7 +7336,7 @@
       </w:r>
       <w:r>
         <w:rPr>
-          <w:rFonts w:ascii="宋体" w:eastAsia="宋体" w:hAnsi="宋体" w:cs="宋体" w:hint="default"/>
+          <w:rFonts w:hint="default" w:ascii="宋体" w:hAnsi="宋体" w:eastAsia="宋体" w:cs="宋体"/>
           <w:spacing w:val="-4"/>
           <w:sz w:val="24"/>
           <w:szCs w:val="24"/>
@@ -7357,7 +7345,7 @@
       </w:r>
       <w:r>
         <w:rPr>
-          <w:rFonts w:ascii="宋体" w:eastAsia="宋体" w:hAnsi="宋体" w:cs="宋体" w:hint="eastAsia"/>
+          <w:rFonts w:hint="eastAsia" w:ascii="宋体" w:hAnsi="宋体" w:eastAsia="宋体" w:cs="宋体"/>
           <w:spacing w:val="-4"/>
           <w:sz w:val="24"/>
           <w:szCs w:val="24"/>
@@ -7367,7 +7355,7 @@
       </w:r>
       <w:r>
         <w:rPr>
-          <w:rFonts w:ascii="宋体" w:eastAsia="宋体" w:hAnsi="宋体" w:cs="宋体" w:hint="default"/>
+          <w:rFonts w:hint="default" w:ascii="宋体" w:hAnsi="宋体" w:eastAsia="宋体" w:cs="宋体"/>
           <w:spacing w:val="-4"/>
           <w:sz w:val="24"/>
           <w:szCs w:val="24"/>
@@ -7394,7 +7382,7 @@
         <w:ind w:left="100" w:right="92" w:firstLine="561"/>
         <w:textAlignment w:val="baseline"/>
         <w:rPr>
-          <w:rFonts w:ascii="宋体" w:eastAsia="宋体" w:hAnsi="宋体" w:cs="宋体" w:hint="default"/>
+          <w:rFonts w:hint="default" w:ascii="宋体" w:hAnsi="宋体" w:eastAsia="宋体" w:cs="宋体"/>
           <w:spacing w:val="-4"/>
           <w:sz w:val="24"/>
           <w:szCs w:val="24"/>
@@ -7402,7 +7390,7 @@
       </w:pPr>
       <w:r>
         <w:rPr>
-          <w:rFonts w:ascii="宋体" w:eastAsia="宋体" w:hAnsi="宋体" w:cs="宋体" w:hint="default"/>
+          <w:rFonts w:hint="default" w:ascii="宋体" w:hAnsi="宋体" w:eastAsia="宋体" w:cs="宋体"/>
           <w:spacing w:val="-4"/>
           <w:sz w:val="24"/>
           <w:szCs w:val="24"/>
@@ -7429,7 +7417,7 @@
         <w:ind w:left="100" w:right="92" w:firstLine="561"/>
         <w:textAlignment w:val="baseline"/>
         <w:rPr>
-          <w:rFonts w:ascii="宋体" w:eastAsia="宋体" w:hAnsi="宋体" w:cs="宋体" w:hint="default"/>
+          <w:rFonts w:hint="default" w:ascii="宋体" w:hAnsi="宋体" w:eastAsia="宋体" w:cs="宋体"/>
           <w:spacing w:val="-4"/>
           <w:sz w:val="24"/>
           <w:szCs w:val="24"/>
@@ -7437,7 +7425,7 @@
       </w:pPr>
       <w:r>
         <w:rPr>
-          <w:rFonts w:ascii="宋体" w:eastAsia="宋体" w:hAnsi="宋体" w:cs="宋体" w:hint="default"/>
+          <w:rFonts w:hint="default" w:ascii="宋体" w:hAnsi="宋体" w:eastAsia="宋体" w:cs="宋体"/>
           <w:spacing w:val="-4"/>
           <w:sz w:val="24"/>
           <w:szCs w:val="24"/>
@@ -7446,7 +7434,7 @@
       </w:r>
       <w:r>
         <w:rPr>
-          <w:rFonts w:ascii="宋体" w:eastAsia="宋体" w:hAnsi="宋体" w:cs="宋体" w:hint="eastAsia"/>
+          <w:rFonts w:hint="eastAsia" w:ascii="宋体" w:hAnsi="宋体" w:eastAsia="宋体" w:cs="宋体"/>
           <w:spacing w:val="-4"/>
           <w:sz w:val="24"/>
           <w:szCs w:val="24"/>
@@ -7456,7 +7444,7 @@
       </w:r>
       <w:r>
         <w:rPr>
-          <w:rFonts w:ascii="宋体" w:eastAsia="宋体" w:hAnsi="宋体" w:cs="宋体" w:hint="default"/>
+          <w:rFonts w:hint="default" w:ascii="宋体" w:hAnsi="宋体" w:eastAsia="宋体" w:cs="宋体"/>
           <w:spacing w:val="-4"/>
           <w:sz w:val="24"/>
           <w:szCs w:val="24"/>
@@ -7483,7 +7471,7 @@
         <w:ind w:left="100" w:right="92" w:firstLine="561"/>
         <w:textAlignment w:val="baseline"/>
         <w:rPr>
-          <w:rFonts w:ascii="宋体" w:eastAsia="宋体" w:hAnsi="宋体" w:cs="宋体" w:hint="default"/>
+          <w:rFonts w:hint="default" w:ascii="宋体" w:hAnsi="宋体" w:eastAsia="宋体" w:cs="宋体"/>
           <w:spacing w:val="-4"/>
           <w:sz w:val="24"/>
           <w:szCs w:val="24"/>
@@ -7491,23 +7479,12 @@
       </w:pPr>
       <w:r>
         <w:rPr>
-          <w:rFonts w:ascii="宋体" w:eastAsia="宋体" w:hAnsi="宋体" w:cs="宋体" w:hint="default"/>
+          <w:rFonts w:hint="default" w:ascii="宋体" w:hAnsi="宋体" w:eastAsia="宋体" w:cs="宋体"/>
           <w:spacing w:val="-4"/>
           <w:sz w:val="24"/>
           <w:szCs w:val="24"/>
         </w:rPr>
-        <w:t>质量改进的机会来源于多个渠道。日常质量检查可直接发现操作层面的不符合项；服务级别协议（SLA）</w:t>
-      </w:r>
-      <w:bookmarkStart w:id="16" w:name="_GoBack"/>
-      <w:bookmarkEnd w:id="16"/>
-      <w:r>
-        <w:rPr>
-          <w:rFonts w:ascii="宋体" w:eastAsia="宋体" w:hAnsi="宋体" w:cs="宋体" w:hint="default"/>
-          <w:spacing w:val="-4"/>
-          <w:sz w:val="24"/>
-          <w:szCs w:val="24"/>
-        </w:rPr>
-        <w:t>的达成情况与客户反馈能识别服务有效性的改进需求；内审与管理评审则从体系高度发现系统性改进机会。所有改进建议将被统一收集、评估与跟踪。</w:t>
+        <w:t>质量改进的机会来源于多个渠道。日常质量检查可直接发现操作层面的不符合项；服务级别协议（SLA）的达成情况与客户反馈能识别服务有效性的改进需求；内审与管理评审则从体系高度发现系统性改进机会。所有改进建议将被统一收集、评估与跟踪。</w:t>
       </w:r>
     </w:p>
     <w:p>
@@ -7529,7 +7506,7 @@
         <w:ind w:left="100" w:right="92" w:firstLine="561"/>
         <w:textAlignment w:val="baseline"/>
         <w:rPr>
-          <w:rFonts w:ascii="宋体" w:eastAsia="宋体" w:hAnsi="宋体" w:cs="宋体" w:hint="default"/>
+          <w:rFonts w:hint="default" w:ascii="宋体" w:hAnsi="宋体" w:eastAsia="宋体" w:cs="宋体"/>
           <w:spacing w:val="-4"/>
           <w:sz w:val="24"/>
           <w:szCs w:val="24"/>
@@ -7537,7 +7514,7 @@
       </w:pPr>
       <w:r>
         <w:rPr>
-          <w:rFonts w:ascii="宋体" w:eastAsia="宋体" w:hAnsi="宋体" w:cs="宋体" w:hint="default"/>
+          <w:rFonts w:hint="default" w:ascii="宋体" w:hAnsi="宋体" w:eastAsia="宋体" w:cs="宋体"/>
           <w:spacing w:val="-4"/>
           <w:sz w:val="24"/>
           <w:szCs w:val="24"/>
@@ -7564,7 +7541,7 @@
         <w:ind w:left="100" w:right="92" w:firstLine="561"/>
         <w:textAlignment w:val="baseline"/>
         <w:rPr>
-          <w:rFonts w:ascii="宋体" w:eastAsia="宋体" w:hAnsi="宋体" w:cs="宋体" w:hint="default"/>
+          <w:rFonts w:hint="default" w:ascii="宋体" w:hAnsi="宋体" w:eastAsia="宋体" w:cs="宋体"/>
           <w:spacing w:val="-4"/>
           <w:sz w:val="24"/>
           <w:szCs w:val="24"/>
@@ -7573,30 +7550,55 @@
       </w:pPr>
     </w:p>
     <w:sectPr>
-      <w:footerReference w:type="default" r:id="rId8"/>
+      <w:footerReference r:id="rId8" w:type="default"/>
       <w:pgSz w:w="11910" w:h="16840"/>
       <w:pgMar w:top="879" w:right="1786" w:bottom="1578" w:left="1691" w:header="0" w:footer="1344" w:gutter="0"/>
-      <w:cols w:num="1" w:space="720"/>
+      <w:cols w:space="720" w:num="1"/>
     </w:sectPr>
   </w:body>
 </w:document>
 </file>
 
+<file path=word/endnotes.xml><?xml version="1.0" encoding="utf-8"?>
+<w:endnotes xmlns:wpc="http://schemas.microsoft.com/office/word/2010/wordprocessingCanvas" xmlns:mc="http://schemas.openxmlformats.org/markup-compatibility/2006" xmlns:o="urn:schemas-microsoft-com:office:office" xmlns:r="http://schemas.openxmlformats.org/officeDocument/2006/relationships" xmlns:m="http://schemas.openxmlformats.org/officeDocument/2006/math" xmlns:v="urn:schemas-microsoft-com:vml" xmlns:wp14="http://schemas.microsoft.com/office/word/2010/wordprocessingDrawing" xmlns:wp="http://schemas.openxmlformats.org/drawingml/2006/wordprocessingDrawing" xmlns:w="http://schemas.openxmlformats.org/wordprocessingml/2006/main" xmlns:w14="http://schemas.microsoft.com/office/word/2010/wordml" xmlns:w15="http://schemas.microsoft.com/office/word/2012/wordml" xmlns:w10="urn:schemas-microsoft-com:office:word" xmlns:wpg="http://schemas.microsoft.com/office/word/2010/wordprocessingGroup" xmlns:wpi="http://schemas.microsoft.com/office/word/2010/wordprocessingInk" xmlns:wne="http://schemas.microsoft.com/office/word/2006/wordml" xmlns:wps="http://schemas.microsoft.com/office/word/2010/wordprocessingShape" xmlns:wpsCustomData="http://www.wps.cn/officeDocument/2013/wpsCustomData" mc:Ignorable="w14 w15 wp14">
+  <w:endnote w:type="separator" w:id="0">
+    <w:p>
+      <w:pPr>
+        <w:spacing w:line="240" w:lineRule="auto"/>
+      </w:pPr>
+      <w:r>
+        <w:separator/>
+      </w:r>
+    </w:p>
+  </w:endnote>
+  <w:endnote w:type="continuationSeparator" w:id="1">
+    <w:p>
+      <w:pPr>
+        <w:spacing w:line="240" w:lineRule="auto"/>
+      </w:pPr>
+      <w:r>
+        <w:continuationSeparator/>
+      </w:r>
+    </w:p>
+  </w:endnote>
+</w:endnotes>
+</file>
+
 <file path=word/footer1.xml><?xml version="1.0" encoding="utf-8"?>
-<w:ftr xmlns:wpc="http://schemas.microsoft.com/office/word/2010/wordprocessingCanvas" xmlns:mc="http://schemas.openxmlformats.org/markup-compatibility/2006" xmlns:o="urn:schemas-microsoft-com:office:office" xmlns:r="http://schemas.openxmlformats.org/officeDocument/2006/relationships" xmlns:m="http://schemas.openxmlformats.org/officeDocument/2006/math" xmlns:v="urn:schemas-microsoft-com:vml" xmlns:wp14="http://schemas.microsoft.com/office/word/2010/wordprocessingDrawing" xmlns:wp="http://schemas.openxmlformats.org/drawingml/2006/wordprocessingDrawing" xmlns:w10="urn:schemas-microsoft-com:office:word" xmlns:w="http://schemas.openxmlformats.org/wordprocessingml/2006/main" xmlns:w14="http://schemas.microsoft.com/office/word/2010/wordml" xmlns:w15="http://schemas.microsoft.com/office/word/2012/wordml" xmlns:wne="http://schemas.microsoft.com/office/word/2006/wordml" xmlns:wpg="http://schemas.microsoft.com/office/word/2010/wordprocessingGroup" xmlns:wpi="http://schemas.microsoft.com/office/word/2010/wordprocessingInk" xmlns:wps="http://schemas.microsoft.com/office/word/2010/wordprocessingShape" mc:Ignorable="w14 w15 wp14">
+<w:ftr xmlns:wpc="http://schemas.microsoft.com/office/word/2010/wordprocessingCanvas" xmlns:mc="http://schemas.openxmlformats.org/markup-compatibility/2006" xmlns:o="urn:schemas-microsoft-com:office:office" xmlns:r="http://schemas.openxmlformats.org/officeDocument/2006/relationships" xmlns:m="http://schemas.openxmlformats.org/officeDocument/2006/math" xmlns:v="urn:schemas-microsoft-com:vml" xmlns:wp14="http://schemas.microsoft.com/office/word/2010/wordprocessingDrawing" xmlns:wp="http://schemas.openxmlformats.org/drawingml/2006/wordprocessingDrawing" xmlns:w10="urn:schemas-microsoft-com:office:word" xmlns:w="http://schemas.openxmlformats.org/wordprocessingml/2006/main" xmlns:w14="http://schemas.microsoft.com/office/word/2010/wordml" xmlns:w15="http://schemas.microsoft.com/office/word/2012/wordml" xmlns:wpg="http://schemas.microsoft.com/office/word/2010/wordprocessingGroup" xmlns:wpi="http://schemas.microsoft.com/office/word/2010/wordprocessingInk" xmlns:wne="http://schemas.microsoft.com/office/word/2006/wordml" xmlns:wps="http://schemas.microsoft.com/office/word/2010/wordprocessingShape" xmlns:wpsCustomData="http://www.wps.cn/officeDocument/2013/wpsCustomData" mc:Ignorable="w14 w15 wp14">
   <w:p>
     <w:pPr>
       <w:spacing w:line="230" w:lineRule="auto"/>
       <w:ind w:left="4282"/>
       <w:rPr>
-        <w:rFonts w:ascii="宋体" w:eastAsia="宋体" w:hAnsi="宋体" w:cs="宋体"/>
+        <w:rFonts w:ascii="宋体" w:hAnsi="宋体" w:eastAsia="宋体" w:cs="宋体"/>
         <w:sz w:val="18"/>
         <w:szCs w:val="18"/>
       </w:rPr>
     </w:pPr>
     <w:r>
       <w:rPr>
-        <w:rFonts w:ascii="宋体" w:eastAsia="宋体" w:hAnsi="宋体" w:cs="宋体"/>
+        <w:rFonts w:ascii="宋体" w:hAnsi="宋体" w:eastAsia="宋体" w:cs="宋体"/>
         <w:sz w:val="18"/>
         <w:szCs w:val="18"/>
       </w:rPr>
@@ -7607,20 +7609,20 @@
 </file>
 
 <file path=word/footer2.xml><?xml version="1.0" encoding="utf-8"?>
-<w:ftr xmlns:wpc="http://schemas.microsoft.com/office/word/2010/wordprocessingCanvas" xmlns:mc="http://schemas.openxmlformats.org/markup-compatibility/2006" xmlns:o="urn:schemas-microsoft-com:office:office" xmlns:r="http://schemas.openxmlformats.org/officeDocument/2006/relationships" xmlns:m="http://schemas.openxmlformats.org/officeDocument/2006/math" xmlns:v="urn:schemas-microsoft-com:vml" xmlns:wp14="http://schemas.microsoft.com/office/word/2010/wordprocessingDrawing" xmlns:wp="http://schemas.openxmlformats.org/drawingml/2006/wordprocessingDrawing" xmlns:w10="urn:schemas-microsoft-com:office:word" xmlns:w="http://schemas.openxmlformats.org/wordprocessingml/2006/main" xmlns:w14="http://schemas.microsoft.com/office/word/2010/wordml" xmlns:w15="http://schemas.microsoft.com/office/word/2012/wordml" xmlns:wne="http://schemas.microsoft.com/office/word/2006/wordml" xmlns:wpg="http://schemas.microsoft.com/office/word/2010/wordprocessingGroup" xmlns:wpi="http://schemas.microsoft.com/office/word/2010/wordprocessingInk" xmlns:wps="http://schemas.microsoft.com/office/word/2010/wordprocessingShape" mc:Ignorable="w14 w15 wp14">
+<w:ftr xmlns:wpc="http://schemas.microsoft.com/office/word/2010/wordprocessingCanvas" xmlns:mc="http://schemas.openxmlformats.org/markup-compatibility/2006" xmlns:o="urn:schemas-microsoft-com:office:office" xmlns:r="http://schemas.openxmlformats.org/officeDocument/2006/relationships" xmlns:m="http://schemas.openxmlformats.org/officeDocument/2006/math" xmlns:v="urn:schemas-microsoft-com:vml" xmlns:wp14="http://schemas.microsoft.com/office/word/2010/wordprocessingDrawing" xmlns:wp="http://schemas.openxmlformats.org/drawingml/2006/wordprocessingDrawing" xmlns:w10="urn:schemas-microsoft-com:office:word" xmlns:w="http://schemas.openxmlformats.org/wordprocessingml/2006/main" xmlns:w14="http://schemas.microsoft.com/office/word/2010/wordml" xmlns:w15="http://schemas.microsoft.com/office/word/2012/wordml" xmlns:wpg="http://schemas.microsoft.com/office/word/2010/wordprocessingGroup" xmlns:wpi="http://schemas.microsoft.com/office/word/2010/wordprocessingInk" xmlns:wne="http://schemas.microsoft.com/office/word/2006/wordml" xmlns:wps="http://schemas.microsoft.com/office/word/2010/wordprocessingShape" xmlns:wpsCustomData="http://www.wps.cn/officeDocument/2013/wpsCustomData" mc:Ignorable="w14 w15 wp14">
   <w:p>
     <w:pPr>
       <w:spacing w:line="230" w:lineRule="auto"/>
       <w:ind w:left="4271"/>
       <w:rPr>
-        <w:rFonts w:ascii="宋体" w:eastAsia="宋体" w:hAnsi="宋体" w:cs="宋体"/>
+        <w:rFonts w:ascii="宋体" w:hAnsi="宋体" w:eastAsia="宋体" w:cs="宋体"/>
         <w:sz w:val="18"/>
         <w:szCs w:val="18"/>
       </w:rPr>
     </w:pPr>
     <w:r>
       <w:rPr>
-        <w:rFonts w:ascii="宋体" w:eastAsia="宋体" w:hAnsi="宋体" w:cs="宋体"/>
+        <w:rFonts w:ascii="宋体" w:hAnsi="宋体" w:eastAsia="宋体" w:cs="宋体"/>
         <w:sz w:val="18"/>
         <w:szCs w:val="18"/>
       </w:rPr>
@@ -7631,20 +7633,20 @@
 </file>
 
 <file path=word/footer3.xml><?xml version="1.0" encoding="utf-8"?>
-<w:ftr xmlns:wpc="http://schemas.microsoft.com/office/word/2010/wordprocessingCanvas" xmlns:mc="http://schemas.openxmlformats.org/markup-compatibility/2006" xmlns:o="urn:schemas-microsoft-com:office:office" xmlns:r="http://schemas.openxmlformats.org/officeDocument/2006/relationships" xmlns:m="http://schemas.openxmlformats.org/officeDocument/2006/math" xmlns:v="urn:schemas-microsoft-com:vml" xmlns:wp14="http://schemas.microsoft.com/office/word/2010/wordprocessingDrawing" xmlns:wp="http://schemas.openxmlformats.org/drawingml/2006/wordprocessingDrawing" xmlns:w10="urn:schemas-microsoft-com:office:word" xmlns:w="http://schemas.openxmlformats.org/wordprocessingml/2006/main" xmlns:w14="http://schemas.microsoft.com/office/word/2010/wordml" xmlns:w15="http://schemas.microsoft.com/office/word/2012/wordml" xmlns:wne="http://schemas.microsoft.com/office/word/2006/wordml" xmlns:wpg="http://schemas.microsoft.com/office/word/2010/wordprocessingGroup" xmlns:wpi="http://schemas.microsoft.com/office/word/2010/wordprocessingInk" xmlns:wps="http://schemas.microsoft.com/office/word/2010/wordprocessingShape" mc:Ignorable="w14 w15 wp14">
+<w:ftr xmlns:wpc="http://schemas.microsoft.com/office/word/2010/wordprocessingCanvas" xmlns:mc="http://schemas.openxmlformats.org/markup-compatibility/2006" xmlns:o="urn:schemas-microsoft-com:office:office" xmlns:r="http://schemas.openxmlformats.org/officeDocument/2006/relationships" xmlns:m="http://schemas.openxmlformats.org/officeDocument/2006/math" xmlns:v="urn:schemas-microsoft-com:vml" xmlns:wp14="http://schemas.microsoft.com/office/word/2010/wordprocessingDrawing" xmlns:wp="http://schemas.openxmlformats.org/drawingml/2006/wordprocessingDrawing" xmlns:w10="urn:schemas-microsoft-com:office:word" xmlns:w="http://schemas.openxmlformats.org/wordprocessingml/2006/main" xmlns:w14="http://schemas.microsoft.com/office/word/2010/wordml" xmlns:w15="http://schemas.microsoft.com/office/word/2012/wordml" xmlns:wpg="http://schemas.microsoft.com/office/word/2010/wordprocessingGroup" xmlns:wpi="http://schemas.microsoft.com/office/word/2010/wordprocessingInk" xmlns:wne="http://schemas.microsoft.com/office/word/2006/wordml" xmlns:wps="http://schemas.microsoft.com/office/word/2010/wordprocessingShape" xmlns:wpsCustomData="http://www.wps.cn/officeDocument/2013/wpsCustomData" mc:Ignorable="w14 w15 wp14">
   <w:p>
     <w:pPr>
       <w:spacing w:line="229" w:lineRule="auto"/>
       <w:ind w:left="4378"/>
       <w:rPr>
-        <w:rFonts w:ascii="宋体" w:eastAsia="宋体" w:hAnsi="宋体" w:cs="宋体"/>
+        <w:rFonts w:ascii="宋体" w:hAnsi="宋体" w:eastAsia="宋体" w:cs="宋体"/>
         <w:sz w:val="18"/>
         <w:szCs w:val="18"/>
       </w:rPr>
     </w:pPr>
     <w:r>
       <w:rPr>
-        <w:rFonts w:ascii="宋体" w:eastAsia="宋体" w:hAnsi="宋体" w:cs="宋体"/>
+        <w:rFonts w:ascii="宋体" w:hAnsi="宋体" w:eastAsia="宋体" w:cs="宋体"/>
         <w:sz w:val="18"/>
         <w:szCs w:val="18"/>
       </w:rPr>
@@ -7655,20 +7657,20 @@
 </file>
 
 <file path=word/footer4.xml><?xml version="1.0" encoding="utf-8"?>
-<w:ftr xmlns:wpc="http://schemas.microsoft.com/office/word/2010/wordprocessingCanvas" xmlns:mc="http://schemas.openxmlformats.org/markup-compatibility/2006" xmlns:o="urn:schemas-microsoft-com:office:office" xmlns:r="http://schemas.openxmlformats.org/officeDocument/2006/relationships" xmlns:m="http://schemas.openxmlformats.org/officeDocument/2006/math" xmlns:v="urn:schemas-microsoft-com:vml" xmlns:wp14="http://schemas.microsoft.com/office/word/2010/wordprocessingDrawing" xmlns:wp="http://schemas.openxmlformats.org/drawingml/2006/wordprocessingDrawing" xmlns:w10="urn:schemas-microsoft-com:office:word" xmlns:w="http://schemas.openxmlformats.org/wordprocessingml/2006/main" xmlns:w14="http://schemas.microsoft.com/office/word/2010/wordml" xmlns:w15="http://schemas.microsoft.com/office/word/2012/wordml" xmlns:wne="http://schemas.microsoft.com/office/word/2006/wordml" xmlns:wpg="http://schemas.microsoft.com/office/word/2010/wordprocessingGroup" xmlns:wpi="http://schemas.microsoft.com/office/word/2010/wordprocessingInk" xmlns:wps="http://schemas.microsoft.com/office/word/2010/wordprocessingShape" mc:Ignorable="w14 w15 wp14">
+<w:ftr xmlns:wpc="http://schemas.microsoft.com/office/word/2010/wordprocessingCanvas" xmlns:mc="http://schemas.openxmlformats.org/markup-compatibility/2006" xmlns:o="urn:schemas-microsoft-com:office:office" xmlns:r="http://schemas.openxmlformats.org/officeDocument/2006/relationships" xmlns:m="http://schemas.openxmlformats.org/officeDocument/2006/math" xmlns:v="urn:schemas-microsoft-com:vml" xmlns:wp14="http://schemas.microsoft.com/office/word/2010/wordprocessingDrawing" xmlns:wp="http://schemas.openxmlformats.org/drawingml/2006/wordprocessingDrawing" xmlns:w10="urn:schemas-microsoft-com:office:word" xmlns:w="http://schemas.openxmlformats.org/wordprocessingml/2006/main" xmlns:w14="http://schemas.microsoft.com/office/word/2010/wordml" xmlns:w15="http://schemas.microsoft.com/office/word/2012/wordml" xmlns:wpg="http://schemas.microsoft.com/office/word/2010/wordprocessingGroup" xmlns:wpi="http://schemas.microsoft.com/office/word/2010/wordprocessingInk" xmlns:wne="http://schemas.microsoft.com/office/word/2006/wordml" xmlns:wps="http://schemas.microsoft.com/office/word/2010/wordprocessingShape" xmlns:wpsCustomData="http://www.wps.cn/officeDocument/2013/wpsCustomData" mc:Ignorable="w14 w15 wp14">
   <w:p>
     <w:pPr>
       <w:spacing w:line="229" w:lineRule="auto"/>
       <w:ind w:left="4275"/>
       <w:rPr>
-        <w:rFonts w:ascii="宋体" w:eastAsia="宋体" w:hAnsi="宋体" w:cs="宋体"/>
+        <w:rFonts w:ascii="宋体" w:hAnsi="宋体" w:eastAsia="宋体" w:cs="宋体"/>
         <w:sz w:val="18"/>
         <w:szCs w:val="18"/>
       </w:rPr>
     </w:pPr>
     <w:r>
       <w:rPr>
-        <w:rFonts w:ascii="宋体" w:eastAsia="宋体" w:hAnsi="宋体" w:cs="宋体"/>
+        <w:rFonts w:ascii="宋体" w:hAnsi="宋体" w:eastAsia="宋体" w:cs="宋体"/>
         <w:sz w:val="18"/>
         <w:szCs w:val="18"/>
       </w:rPr>
@@ -7678,269 +7680,296 @@
 </w:ftr>
 </file>
 
+<file path=word/footnotes.xml><?xml version="1.0" encoding="utf-8"?>
+<w:footnotes xmlns:wpc="http://schemas.microsoft.com/office/word/2010/wordprocessingCanvas" xmlns:mc="http://schemas.openxmlformats.org/markup-compatibility/2006" xmlns:o="urn:schemas-microsoft-com:office:office" xmlns:r="http://schemas.openxmlformats.org/officeDocument/2006/relationships" xmlns:m="http://schemas.openxmlformats.org/officeDocument/2006/math" xmlns:v="urn:schemas-microsoft-com:vml" xmlns:wp14="http://schemas.microsoft.com/office/word/2010/wordprocessingDrawing" xmlns:wp="http://schemas.openxmlformats.org/drawingml/2006/wordprocessingDrawing" xmlns:w="http://schemas.openxmlformats.org/wordprocessingml/2006/main" xmlns:w14="http://schemas.microsoft.com/office/word/2010/wordml" xmlns:w15="http://schemas.microsoft.com/office/word/2012/wordml" xmlns:w10="urn:schemas-microsoft-com:office:word" xmlns:wpg="http://schemas.microsoft.com/office/word/2010/wordprocessingGroup" xmlns:wpi="http://schemas.microsoft.com/office/word/2010/wordprocessingInk" xmlns:wne="http://schemas.microsoft.com/office/word/2006/wordml" xmlns:wps="http://schemas.microsoft.com/office/word/2010/wordprocessingShape" xmlns:wpsCustomData="http://www.wps.cn/officeDocument/2013/wpsCustomData" mc:Ignorable="w14 w15 wp14">
+  <w:footnote w:type="separator" w:id="0">
+    <w:p>
+      <w:pPr>
+        <w:spacing w:line="240" w:lineRule="auto"/>
+      </w:pPr>
+      <w:r>
+        <w:separator/>
+      </w:r>
+    </w:p>
+  </w:footnote>
+  <w:footnote w:type="continuationSeparator" w:id="1">
+    <w:p>
+      <w:pPr>
+        <w:spacing w:line="240" w:lineRule="auto"/>
+      </w:pPr>
+      <w:r>
+        <w:continuationSeparator/>
+      </w:r>
+    </w:p>
+  </w:footnote>
+</w:footnotes>
+</file>
+
 <file path=word/styles.xml><?xml version="1.0" encoding="utf-8"?>
-<w:styles xmlns:mc="http://schemas.openxmlformats.org/markup-compatibility/2006" xmlns:r="http://schemas.openxmlformats.org/officeDocument/2006/relationships" xmlns:w="http://schemas.openxmlformats.org/wordprocessingml/2006/main" xmlns:w14="http://schemas.microsoft.com/office/word/2010/wordml" xmlns:w15="http://schemas.microsoft.com/office/word/2012/wordml" mc:Ignorable="w14 w15">
+<w:styles xmlns:mc="http://schemas.openxmlformats.org/markup-compatibility/2006" xmlns:o="urn:schemas-microsoft-com:office:office" xmlns:r="http://schemas.openxmlformats.org/officeDocument/2006/relationships" xmlns:m="http://schemas.openxmlformats.org/officeDocument/2006/math" xmlns:v="urn:schemas-microsoft-com:vml" xmlns:w="http://schemas.openxmlformats.org/wordprocessingml/2006/main" xmlns:w14="http://schemas.microsoft.com/office/word/2010/wordml" xmlns:w10="urn:schemas-microsoft-com:office:word" xmlns:sl="http://schemas.openxmlformats.org/schemaLibrary/2006/main" xmlns:wpsCustomData="http://www.wps.cn/officeDocument/2013/wpsCustomData" mc:Ignorable="w14">
   <w:docDefaults>
     <w:rPrDefault>
       <w:rPr>
-        <w:rFonts w:ascii="Times New Roman" w:eastAsia="宋体" w:hAnsi="Times New Roman" w:cs="Times New Roman"/>
+        <w:rFonts w:ascii="Times New Roman" w:hAnsi="Times New Roman" w:eastAsia="宋体" w:cs="Times New Roman"/>
       </w:rPr>
     </w:rPrDefault>
     <w:pPrDefault/>
   </w:docDefaults>
-  <w:latentStyles w:defLockedState="0" w:defUIPriority="99" w:defSemiHidden="1" w:defUnhideWhenUsed="1" w:defQFormat="0" w:count="260">
-    <w:lsdException w:name="Normal" w:uiPriority="0" w:unhideWhenUsed="0" w:qFormat="1"/>
-    <w:lsdException w:name="heading 1" w:semiHidden="0" w:uiPriority="0" w:unhideWhenUsed="0" w:qFormat="1"/>
-    <w:lsdException w:name="heading 2" w:uiPriority="0" w:qFormat="1"/>
-    <w:lsdException w:name="heading 3" w:uiPriority="0" w:qFormat="1"/>
-    <w:lsdException w:name="heading 4" w:uiPriority="0" w:qFormat="1"/>
-    <w:lsdException w:name="heading 5" w:uiPriority="0" w:qFormat="1"/>
-    <w:lsdException w:name="heading 6" w:uiPriority="0" w:qFormat="1"/>
-    <w:lsdException w:name="heading 7" w:uiPriority="0" w:qFormat="1"/>
-    <w:lsdException w:name="heading 8" w:uiPriority="0" w:qFormat="1"/>
-    <w:lsdException w:name="heading 9" w:uiPriority="0" w:qFormat="1"/>
-    <w:lsdException w:name="index 1" w:semiHidden="0" w:uiPriority="0" w:unhideWhenUsed="0"/>
-    <w:lsdException w:name="index 2" w:semiHidden="0" w:uiPriority="0" w:unhideWhenUsed="0"/>
-    <w:lsdException w:name="index 3" w:semiHidden="0" w:uiPriority="0" w:unhideWhenUsed="0"/>
-    <w:lsdException w:name="index 4" w:semiHidden="0" w:uiPriority="0" w:unhideWhenUsed="0"/>
-    <w:lsdException w:name="index 5" w:semiHidden="0" w:uiPriority="0" w:unhideWhenUsed="0"/>
-    <w:lsdException w:name="index 6" w:semiHidden="0" w:uiPriority="0" w:unhideWhenUsed="0"/>
-    <w:lsdException w:name="index 7" w:semiHidden="0" w:uiPriority="0" w:unhideWhenUsed="0"/>
-    <w:lsdException w:name="index 8" w:semiHidden="0" w:uiPriority="0" w:unhideWhenUsed="0"/>
-    <w:lsdException w:name="index 9" w:semiHidden="0" w:uiPriority="0" w:unhideWhenUsed="0"/>
-    <w:lsdException w:name="toc 1" w:semiHidden="0" w:uiPriority="0" w:unhideWhenUsed="0"/>
-    <w:lsdException w:name="toc 2" w:semiHidden="0" w:uiPriority="0" w:unhideWhenUsed="0"/>
-    <w:lsdException w:name="toc 3" w:semiHidden="0" w:uiPriority="0" w:unhideWhenUsed="0"/>
-    <w:lsdException w:name="toc 4" w:semiHidden="0" w:uiPriority="0" w:unhideWhenUsed="0"/>
-    <w:lsdException w:name="toc 5" w:semiHidden="0" w:uiPriority="0" w:unhideWhenUsed="0"/>
-    <w:lsdException w:name="toc 6" w:semiHidden="0" w:uiPriority="0" w:unhideWhenUsed="0"/>
-    <w:lsdException w:name="toc 7" w:semiHidden="0" w:uiPriority="0" w:unhideWhenUsed="0"/>
-    <w:lsdException w:name="toc 8" w:semiHidden="0" w:uiPriority="0" w:unhideWhenUsed="0"/>
-    <w:lsdException w:name="toc 9" w:semiHidden="0" w:uiPriority="0" w:unhideWhenUsed="0"/>
-    <w:lsdException w:name="Normal Indent" w:semiHidden="0" w:uiPriority="0" w:unhideWhenUsed="0"/>
-    <w:lsdException w:name="footnote text" w:semiHidden="0" w:uiPriority="0" w:unhideWhenUsed="0"/>
-    <w:lsdException w:name="annotation text" w:semiHidden="0" w:uiPriority="0" w:unhideWhenUsed="0"/>
-    <w:lsdException w:name="header" w:semiHidden="0" w:uiPriority="0" w:unhideWhenUsed="0"/>
-    <w:lsdException w:name="footer" w:semiHidden="0" w:uiPriority="0" w:unhideWhenUsed="0"/>
-    <w:lsdException w:name="index heading" w:semiHidden="0" w:uiPriority="0" w:unhideWhenUsed="0"/>
-    <w:lsdException w:name="caption" w:uiPriority="0" w:qFormat="1"/>
-    <w:lsdException w:name="table of figures" w:semiHidden="0" w:uiPriority="0" w:unhideWhenUsed="0"/>
-    <w:lsdException w:name="envelope address" w:semiHidden="0" w:uiPriority="0" w:unhideWhenUsed="0"/>
-    <w:lsdException w:name="envelope return" w:semiHidden="0" w:uiPriority="0" w:unhideWhenUsed="0"/>
-    <w:lsdException w:name="footnote reference" w:semiHidden="0" w:uiPriority="0" w:unhideWhenUsed="0"/>
-    <w:lsdException w:name="annotation reference" w:semiHidden="0" w:uiPriority="0" w:unhideWhenUsed="0"/>
-    <w:lsdException w:name="line number" w:semiHidden="0" w:uiPriority="0" w:unhideWhenUsed="0"/>
-    <w:lsdException w:name="page number" w:semiHidden="0" w:uiPriority="0" w:unhideWhenUsed="0"/>
-    <w:lsdException w:name="endnote reference" w:semiHidden="0" w:uiPriority="0" w:unhideWhenUsed="0"/>
-    <w:lsdException w:name="endnote text" w:semiHidden="0" w:uiPriority="0" w:unhideWhenUsed="0"/>
-    <w:lsdException w:name="table of authorities" w:semiHidden="0" w:uiPriority="0" w:unhideWhenUsed="0"/>
-    <w:lsdException w:name="macro" w:semiHidden="0" w:uiPriority="0" w:unhideWhenUsed="0"/>
-    <w:lsdException w:name="toa heading" w:semiHidden="0" w:uiPriority="0" w:unhideWhenUsed="0"/>
-    <w:lsdException w:name="List" w:semiHidden="0" w:uiPriority="0" w:unhideWhenUsed="0"/>
-    <w:lsdException w:name="List Bullet" w:semiHidden="0" w:uiPriority="0" w:unhideWhenUsed="0"/>
-    <w:lsdException w:name="List Number" w:semiHidden="0" w:uiPriority="0" w:unhideWhenUsed="0"/>
-    <w:lsdException w:name="List 2" w:semiHidden="0" w:uiPriority="0" w:unhideWhenUsed="0"/>
-    <w:lsdException w:name="List 3" w:semiHidden="0" w:uiPriority="0" w:unhideWhenUsed="0"/>
-    <w:lsdException w:name="List 4" w:semiHidden="0" w:uiPriority="0" w:unhideWhenUsed="0"/>
-    <w:lsdException w:name="List 5" w:semiHidden="0" w:uiPriority="0" w:unhideWhenUsed="0"/>
-    <w:lsdException w:name="List Bullet 2" w:semiHidden="0" w:uiPriority="0" w:unhideWhenUsed="0"/>
-    <w:lsdException w:name="List Bullet 3" w:semiHidden="0" w:uiPriority="0" w:unhideWhenUsed="0"/>
-    <w:lsdException w:name="List Bullet 4" w:semiHidden="0" w:uiPriority="0" w:unhideWhenUsed="0"/>
-    <w:lsdException w:name="List Bullet 5" w:semiHidden="0" w:uiPriority="0" w:unhideWhenUsed="0"/>
-    <w:lsdException w:name="List Number 2" w:semiHidden="0" w:uiPriority="0" w:unhideWhenUsed="0"/>
-    <w:lsdException w:name="List Number 3" w:semiHidden="0" w:uiPriority="0" w:unhideWhenUsed="0"/>
-    <w:lsdException w:name="List Number 4" w:semiHidden="0" w:uiPriority="0" w:unhideWhenUsed="0"/>
-    <w:lsdException w:name="List Number 5" w:semiHidden="0" w:uiPriority="0" w:unhideWhenUsed="0"/>
-    <w:lsdException w:name="Title" w:semiHidden="0" w:uiPriority="0" w:unhideWhenUsed="0" w:qFormat="1"/>
-    <w:lsdException w:name="Closing" w:semiHidden="0" w:uiPriority="0" w:unhideWhenUsed="0"/>
-    <w:lsdException w:name="Signature" w:semiHidden="0" w:uiPriority="0" w:unhideWhenUsed="0"/>
-    <w:lsdException w:name="Default Paragraph Font" w:uiPriority="0" w:unhideWhenUsed="0" w:qFormat="1"/>
-    <w:lsdException w:name="Body Text" w:uiPriority="0" w:unhideWhenUsed="0" w:qFormat="1"/>
-    <w:lsdException w:name="Body Text Indent" w:semiHidden="0" w:uiPriority="0" w:unhideWhenUsed="0"/>
-    <w:lsdException w:name="List Continue" w:semiHidden="0" w:uiPriority="0" w:unhideWhenUsed="0"/>
-    <w:lsdException w:name="List Continue 2" w:semiHidden="0" w:uiPriority="0" w:unhideWhenUsed="0"/>
-    <w:lsdException w:name="List Continue 3" w:semiHidden="0" w:uiPriority="0" w:unhideWhenUsed="0"/>
-    <w:lsdException w:name="List Continue 4" w:semiHidden="0" w:uiPriority="0" w:unhideWhenUsed="0"/>
-    <w:lsdException w:name="List Continue 5" w:semiHidden="0" w:uiPriority="0" w:unhideWhenUsed="0"/>
-    <w:lsdException w:name="Message Header" w:semiHidden="0" w:uiPriority="0" w:unhideWhenUsed="0"/>
-    <w:lsdException w:name="Subtitle" w:semiHidden="0" w:uiPriority="0" w:unhideWhenUsed="0" w:qFormat="1"/>
-    <w:lsdException w:name="Salutation" w:semiHidden="0" w:uiPriority="0" w:unhideWhenUsed="0"/>
-    <w:lsdException w:name="Date" w:semiHidden="0" w:uiPriority="0" w:unhideWhenUsed="0"/>
-    <w:lsdException w:name="Body Text First Indent" w:semiHidden="0" w:uiPriority="0" w:unhideWhenUsed="0"/>
-    <w:lsdException w:name="Body Text First Indent 2" w:semiHidden="0" w:uiPriority="0" w:unhideWhenUsed="0"/>
-    <w:lsdException w:name="Body Text 2" w:semiHidden="0" w:uiPriority="0" w:unhideWhenUsed="0"/>
-    <w:lsdException w:name="Body Text 3" w:semiHidden="0" w:uiPriority="0" w:unhideWhenUsed="0"/>
-    <w:lsdException w:name="Body Text Indent 2" w:semiHidden="0" w:uiPriority="0" w:unhideWhenUsed="0"/>
-    <w:lsdException w:name="Body Text Indent 3" w:semiHidden="0" w:uiPriority="0" w:unhideWhenUsed="0"/>
-    <w:lsdException w:name="Block Text" w:semiHidden="0" w:uiPriority="0" w:unhideWhenUsed="0"/>
-    <w:lsdException w:name="Hyperlink" w:semiHidden="0" w:uiPriority="0" w:unhideWhenUsed="0"/>
-    <w:lsdException w:name="FollowedHyperlink" w:semiHidden="0" w:uiPriority="0" w:unhideWhenUsed="0"/>
-    <w:lsdException w:name="Strong" w:semiHidden="0" w:uiPriority="0" w:unhideWhenUsed="0" w:qFormat="1"/>
-    <w:lsdException w:name="Emphasis" w:semiHidden="0" w:uiPriority="0" w:unhideWhenUsed="0" w:qFormat="1"/>
-    <w:lsdException w:name="Document Map" w:semiHidden="0" w:uiPriority="0" w:unhideWhenUsed="0"/>
-    <w:lsdException w:name="Plain Text" w:semiHidden="0" w:uiPriority="0" w:unhideWhenUsed="0"/>
-    <w:lsdException w:name="E-mail Signature" w:semiHidden="0" w:uiPriority="0" w:unhideWhenUsed="0"/>
-    <w:lsdException w:name="Normal (Web)" w:semiHidden="0" w:uiPriority="0" w:unhideWhenUsed="0"/>
-    <w:lsdException w:name="HTML Acronym" w:semiHidden="0" w:uiPriority="0" w:unhideWhenUsed="0"/>
-    <w:lsdException w:name="HTML Address" w:semiHidden="0" w:uiPriority="0" w:unhideWhenUsed="0"/>
-    <w:lsdException w:name="HTML Cite" w:semiHidden="0" w:uiPriority="0" w:unhideWhenUsed="0"/>
-    <w:lsdException w:name="HTML Code" w:semiHidden="0" w:uiPriority="0" w:unhideWhenUsed="0"/>
-    <w:lsdException w:name="HTML Definition" w:semiHidden="0" w:uiPriority="0" w:unhideWhenUsed="0"/>
-    <w:lsdException w:name="HTML Keyboard" w:semiHidden="0" w:uiPriority="0" w:unhideWhenUsed="0"/>
-    <w:lsdException w:name="HTML Preformatted" w:semiHidden="0" w:uiPriority="0" w:unhideWhenUsed="0"/>
-    <w:lsdException w:name="HTML Sample" w:semiHidden="0" w:uiPriority="0" w:unhideWhenUsed="0"/>
-    <w:lsdException w:name="HTML Typewriter" w:semiHidden="0" w:uiPriority="0" w:unhideWhenUsed="0"/>
-    <w:lsdException w:name="HTML Variable" w:semiHidden="0" w:uiPriority="0" w:unhideWhenUsed="0"/>
-    <w:lsdException w:name="Normal Table" w:uiPriority="0" w:unhideWhenUsed="0" w:qFormat="1"/>
-    <w:lsdException w:name="annotation subject" w:semiHidden="0" w:uiPriority="0" w:unhideWhenUsed="0"/>
-    <w:lsdException w:name="Table Simple 1" w:semiHidden="0" w:uiPriority="0" w:unhideWhenUsed="0"/>
-    <w:lsdException w:name="Table Simple 2" w:semiHidden="0" w:uiPriority="0" w:unhideWhenUsed="0"/>
-    <w:lsdException w:name="Table Simple 3" w:semiHidden="0" w:uiPriority="0" w:unhideWhenUsed="0"/>
-    <w:lsdException w:name="Table Classic 1" w:semiHidden="0" w:uiPriority="0" w:unhideWhenUsed="0"/>
-    <w:lsdException w:name="Table Classic 2" w:semiHidden="0" w:uiPriority="0" w:unhideWhenUsed="0"/>
-    <w:lsdException w:name="Table Classic 3" w:semiHidden="0" w:uiPriority="0" w:unhideWhenUsed="0"/>
-    <w:lsdException w:name="Table Classic 4" w:semiHidden="0" w:uiPriority="0" w:unhideWhenUsed="0"/>
-    <w:lsdException w:name="Table Colorful 1" w:semiHidden="0" w:uiPriority="0" w:unhideWhenUsed="0"/>
-    <w:lsdException w:name="Table Colorful 2" w:semiHidden="0" w:uiPriority="0" w:unhideWhenUsed="0"/>
-    <w:lsdException w:name="Table Colorful 3" w:semiHidden="0" w:uiPriority="0" w:unhideWhenUsed="0"/>
-    <w:lsdException w:name="Table Columns 1" w:semiHidden="0" w:uiPriority="0" w:unhideWhenUsed="0"/>
-    <w:lsdException w:name="Table Columns 2" w:semiHidden="0" w:uiPriority="0" w:unhideWhenUsed="0"/>
-    <w:lsdException w:name="Table Columns 3" w:semiHidden="0" w:uiPriority="0" w:unhideWhenUsed="0"/>
-    <w:lsdException w:name="Table Columns 4" w:semiHidden="0" w:uiPriority="0" w:unhideWhenUsed="0"/>
-    <w:lsdException w:name="Table Columns 5" w:semiHidden="0" w:uiPriority="0" w:unhideWhenUsed="0"/>
-    <w:lsdException w:name="Table Grid 1" w:semiHidden="0" w:uiPriority="0" w:unhideWhenUsed="0"/>
-    <w:lsdException w:name="Table Grid 2" w:semiHidden="0" w:uiPriority="0" w:unhideWhenUsed="0"/>
-    <w:lsdException w:name="Table Grid 3" w:semiHidden="0" w:uiPriority="0" w:unhideWhenUsed="0"/>
-    <w:lsdException w:name="Table Grid 4" w:semiHidden="0" w:uiPriority="0" w:unhideWhenUsed="0"/>
-    <w:lsdException w:name="Table Grid 5" w:semiHidden="0" w:uiPriority="0" w:unhideWhenUsed="0"/>
-    <w:lsdException w:name="Table Grid 6" w:semiHidden="0" w:uiPriority="0" w:unhideWhenUsed="0"/>
-    <w:lsdException w:name="Table Grid 7" w:semiHidden="0" w:uiPriority="0" w:unhideWhenUsed="0"/>
-    <w:lsdException w:name="Table Grid 8" w:semiHidden="0" w:uiPriority="0" w:unhideWhenUsed="0"/>
-    <w:lsdException w:name="Table List 1" w:semiHidden="0" w:uiPriority="0" w:unhideWhenUsed="0"/>
-    <w:lsdException w:name="Table List 2" w:semiHidden="0" w:uiPriority="0" w:unhideWhenUsed="0"/>
-    <w:lsdException w:name="Table List 3" w:semiHidden="0" w:uiPriority="0" w:unhideWhenUsed="0"/>
-    <w:lsdException w:name="Table List 4" w:semiHidden="0" w:uiPriority="0" w:unhideWhenUsed="0"/>
-    <w:lsdException w:name="Table List 5" w:semiHidden="0" w:uiPriority="0" w:unhideWhenUsed="0"/>
-    <w:lsdException w:name="Table List 6" w:semiHidden="0" w:uiPriority="0" w:unhideWhenUsed="0"/>
-    <w:lsdException w:name="Table List 7" w:semiHidden="0" w:uiPriority="0" w:unhideWhenUsed="0"/>
-    <w:lsdException w:name="Table List 8" w:semiHidden="0" w:uiPriority="0" w:unhideWhenUsed="0"/>
-    <w:lsdException w:name="Table 3D effects 1" w:semiHidden="0" w:uiPriority="0" w:unhideWhenUsed="0"/>
-    <w:lsdException w:name="Table 3D effects 2" w:semiHidden="0" w:uiPriority="0" w:unhideWhenUsed="0"/>
-    <w:lsdException w:name="Table 3D effects 3" w:semiHidden="0" w:uiPriority="0" w:unhideWhenUsed="0"/>
-    <w:lsdException w:name="Table Contemporary" w:semiHidden="0" w:uiPriority="0" w:unhideWhenUsed="0"/>
-    <w:lsdException w:name="Table Elegant" w:semiHidden="0" w:uiPriority="0" w:unhideWhenUsed="0"/>
-    <w:lsdException w:name="Table Professional" w:semiHidden="0" w:uiPriority="0" w:unhideWhenUsed="0"/>
-    <w:lsdException w:name="Table Subtle 1" w:semiHidden="0" w:uiPriority="0" w:unhideWhenUsed="0"/>
-    <w:lsdException w:name="Table Subtle 2" w:semiHidden="0" w:uiPriority="0" w:unhideWhenUsed="0"/>
-    <w:lsdException w:name="Table Web 1" w:semiHidden="0" w:uiPriority="0" w:unhideWhenUsed="0"/>
-    <w:lsdException w:name="Table Web 2" w:semiHidden="0" w:uiPriority="0" w:unhideWhenUsed="0"/>
-    <w:lsdException w:name="Table Web 3" w:semiHidden="0" w:uiPriority="0" w:unhideWhenUsed="0"/>
-    <w:lsdException w:name="Balloon Text" w:semiHidden="0" w:uiPriority="0" w:unhideWhenUsed="0"/>
-    <w:lsdException w:name="Table Grid" w:semiHidden="0" w:uiPriority="0" w:unhideWhenUsed="0"/>
-    <w:lsdException w:name="Table Theme" w:semiHidden="0" w:uiPriority="0" w:unhideWhenUsed="0"/>
-    <w:lsdException w:name="Light Shading" w:semiHidden="0" w:uiPriority="60" w:unhideWhenUsed="0"/>
-    <w:lsdException w:name="Light List" w:semiHidden="0" w:uiPriority="61" w:unhideWhenUsed="0"/>
-    <w:lsdException w:name="Light Grid" w:semiHidden="0" w:uiPriority="62" w:unhideWhenUsed="0"/>
-    <w:lsdException w:name="Medium Shading 1" w:semiHidden="0" w:uiPriority="63" w:unhideWhenUsed="0"/>
-    <w:lsdException w:name="Medium Shading 2" w:semiHidden="0" w:uiPriority="64" w:unhideWhenUsed="0"/>
-    <w:lsdException w:name="Medium List 1" w:semiHidden="0" w:uiPriority="65" w:unhideWhenUsed="0"/>
-    <w:lsdException w:name="Medium List 2" w:semiHidden="0" w:uiPriority="66" w:unhideWhenUsed="0"/>
-    <w:lsdException w:name="Medium Grid 1" w:semiHidden="0" w:uiPriority="67" w:unhideWhenUsed="0"/>
-    <w:lsdException w:name="Medium Grid 2" w:semiHidden="0" w:uiPriority="68" w:unhideWhenUsed="0"/>
-    <w:lsdException w:name="Medium Grid 3" w:semiHidden="0" w:uiPriority="69" w:unhideWhenUsed="0"/>
-    <w:lsdException w:name="Dark List" w:semiHidden="0" w:uiPriority="70" w:unhideWhenUsed="0"/>
-    <w:lsdException w:name="Colorful Shading" w:semiHidden="0" w:uiPriority="71" w:unhideWhenUsed="0"/>
-    <w:lsdException w:name="Colorful List" w:semiHidden="0" w:uiPriority="72" w:unhideWhenUsed="0"/>
-    <w:lsdException w:name="Colorful Grid" w:semiHidden="0" w:uiPriority="73" w:unhideWhenUsed="0"/>
-    <w:lsdException w:name="Light Shading Accent 1" w:semiHidden="0" w:uiPriority="60" w:unhideWhenUsed="0"/>
-    <w:lsdException w:name="Light List Accent 1" w:semiHidden="0" w:uiPriority="61" w:unhideWhenUsed="0"/>
-    <w:lsdException w:name="Light Grid Accent 1" w:semiHidden="0" w:uiPriority="62" w:unhideWhenUsed="0"/>
-    <w:lsdException w:name="Medium Shading 1 Accent 1" w:semiHidden="0" w:uiPriority="63" w:unhideWhenUsed="0"/>
-    <w:lsdException w:name="Medium Shading 2 Accent 1" w:semiHidden="0" w:uiPriority="64" w:unhideWhenUsed="0"/>
-    <w:lsdException w:name="Medium List 1 Accent 1" w:semiHidden="0" w:uiPriority="65" w:unhideWhenUsed="0"/>
-    <w:lsdException w:name="Medium List 2 Accent 1" w:semiHidden="0" w:uiPriority="66" w:unhideWhenUsed="0"/>
-    <w:lsdException w:name="Medium Grid 1 Accent 1" w:semiHidden="0" w:uiPriority="67" w:unhideWhenUsed="0"/>
-    <w:lsdException w:name="Medium Grid 2 Accent 1" w:semiHidden="0" w:uiPriority="68" w:unhideWhenUsed="0"/>
-    <w:lsdException w:name="Medium Grid 3 Accent 1" w:semiHidden="0" w:uiPriority="69" w:unhideWhenUsed="0"/>
-    <w:lsdException w:name="Dark List Accent 1" w:semiHidden="0" w:uiPriority="70" w:unhideWhenUsed="0"/>
-    <w:lsdException w:name="Colorful Shading Accent 1" w:semiHidden="0" w:uiPriority="71" w:unhideWhenUsed="0"/>
-    <w:lsdException w:name="Colorful List Accent 1" w:semiHidden="0" w:uiPriority="72" w:unhideWhenUsed="0"/>
-    <w:lsdException w:name="Colorful Grid Accent 1" w:semiHidden="0" w:uiPriority="73" w:unhideWhenUsed="0"/>
-    <w:lsdException w:name="Light Shading Accent 2" w:semiHidden="0" w:uiPriority="60" w:unhideWhenUsed="0"/>
-    <w:lsdException w:name="Light List Accent 2" w:semiHidden="0" w:uiPriority="61" w:unhideWhenUsed="0"/>
-    <w:lsdException w:name="Light Grid Accent 2" w:semiHidden="0" w:uiPriority="62" w:unhideWhenUsed="0"/>
-    <w:lsdException w:name="Medium Shading 1 Accent 2" w:semiHidden="0" w:uiPriority="63" w:unhideWhenUsed="0"/>
-    <w:lsdException w:name="Medium Shading 2 Accent 2" w:semiHidden="0" w:uiPriority="64" w:unhideWhenUsed="0"/>
-    <w:lsdException w:name="Medium List 1 Accent 2" w:semiHidden="0" w:uiPriority="65" w:unhideWhenUsed="0"/>
-    <w:lsdException w:name="Medium List 2 Accent 2" w:semiHidden="0" w:uiPriority="66" w:unhideWhenUsed="0"/>
-    <w:lsdException w:name="Medium Grid 1 Accent 2" w:semiHidden="0" w:uiPriority="67" w:unhideWhenUsed="0"/>
-    <w:lsdException w:name="Medium Grid 2 Accent 2" w:semiHidden="0" w:uiPriority="68" w:unhideWhenUsed="0"/>
-    <w:lsdException w:name="Medium Grid 3 Accent 2" w:semiHidden="0" w:uiPriority="69" w:unhideWhenUsed="0"/>
-    <w:lsdException w:name="Dark List Accent 2" w:semiHidden="0" w:uiPriority="70" w:unhideWhenUsed="0"/>
-    <w:lsdException w:name="Colorful Shading Accent 2" w:semiHidden="0" w:uiPriority="71" w:unhideWhenUsed="0"/>
-    <w:lsdException w:name="Colorful List Accent 2" w:semiHidden="0" w:uiPriority="72" w:unhideWhenUsed="0"/>
-    <w:lsdException w:name="Colorful Grid Accent 2" w:semiHidden="0" w:uiPriority="73" w:unhideWhenUsed="0"/>
-    <w:lsdException w:name="Light Shading Accent 3" w:semiHidden="0" w:uiPriority="60" w:unhideWhenUsed="0"/>
-    <w:lsdException w:name="Light List Accent 3" w:semiHidden="0" w:uiPriority="61" w:unhideWhenUsed="0"/>
-    <w:lsdException w:name="Light Grid Accent 3" w:semiHidden="0" w:uiPriority="62" w:unhideWhenUsed="0"/>
-    <w:lsdException w:name="Medium Shading 1 Accent 3" w:semiHidden="0" w:uiPriority="63" w:unhideWhenUsed="0"/>
-    <w:lsdException w:name="Medium Shading 2 Accent 3" w:semiHidden="0" w:uiPriority="64" w:unhideWhenUsed="0"/>
-    <w:lsdException w:name="Medium List 1 Accent 3" w:semiHidden="0" w:uiPriority="65" w:unhideWhenUsed="0"/>
-    <w:lsdException w:name="Medium List 2 Accent 3" w:semiHidden="0" w:uiPriority="66" w:unhideWhenUsed="0"/>
-    <w:lsdException w:name="Medium Grid 1 Accent 3" w:semiHidden="0" w:uiPriority="67" w:unhideWhenUsed="0"/>
-    <w:lsdException w:name="Medium Grid 2 Accent 3" w:semiHidden="0" w:uiPriority="68" w:unhideWhenUsed="0"/>
-    <w:lsdException w:name="Medium Grid 3 Accent 3" w:semiHidden="0" w:uiPriority="69" w:unhideWhenUsed="0"/>
-    <w:lsdException w:name="Dark List Accent 3" w:semiHidden="0" w:uiPriority="70" w:unhideWhenUsed="0"/>
-    <w:lsdException w:name="Colorful Shading Accent 3" w:semiHidden="0" w:uiPriority="71" w:unhideWhenUsed="0"/>
-    <w:lsdException w:name="Colorful List Accent 3" w:semiHidden="0" w:uiPriority="72" w:unhideWhenUsed="0"/>
-    <w:lsdException w:name="Colorful Grid Accent 3" w:semiHidden="0" w:uiPriority="73" w:unhideWhenUsed="0"/>
-    <w:lsdException w:name="Light Shading Accent 4" w:semiHidden="0" w:uiPriority="60" w:unhideWhenUsed="0"/>
-    <w:lsdException w:name="Light List Accent 4" w:semiHidden="0" w:uiPriority="61" w:unhideWhenUsed="0"/>
-    <w:lsdException w:name="Light Grid Accent 4" w:semiHidden="0" w:uiPriority="62" w:unhideWhenUsed="0"/>
-    <w:lsdException w:name="Medium Shading 1 Accent 4" w:semiHidden="0" w:uiPriority="63" w:unhideWhenUsed="0"/>
-    <w:lsdException w:name="Medium Shading 2 Accent 4" w:semiHidden="0" w:uiPriority="64" w:unhideWhenUsed="0"/>
-    <w:lsdException w:name="Medium List 1 Accent 4" w:semiHidden="0" w:uiPriority="65" w:unhideWhenUsed="0"/>
-    <w:lsdException w:name="Medium List 2 Accent 4" w:semiHidden="0" w:uiPriority="66" w:unhideWhenUsed="0"/>
-    <w:lsdException w:name="Medium Grid 1 Accent 4" w:semiHidden="0" w:uiPriority="67" w:unhideWhenUsed="0"/>
-    <w:lsdException w:name="Medium Grid 2 Accent 4" w:semiHidden="0" w:uiPriority="68" w:unhideWhenUsed="0"/>
-    <w:lsdException w:name="Medium Grid 3 Accent 4" w:semiHidden="0" w:uiPriority="69" w:unhideWhenUsed="0"/>
-    <w:lsdException w:name="Dark List Accent 4" w:semiHidden="0" w:uiPriority="70" w:unhideWhenUsed="0"/>
-    <w:lsdException w:name="Colorful Shading Accent 4" w:semiHidden="0" w:uiPriority="71" w:unhideWhenUsed="0"/>
-    <w:lsdException w:name="Colorful List Accent 4" w:semiHidden="0" w:uiPriority="72" w:unhideWhenUsed="0"/>
-    <w:lsdException w:name="Colorful Grid Accent 4" w:semiHidden="0" w:uiPriority="73" w:unhideWhenUsed="0"/>
-    <w:lsdException w:name="Light Shading Accent 5" w:semiHidden="0" w:uiPriority="60" w:unhideWhenUsed="0"/>
-    <w:lsdException w:name="Light List Accent 5" w:semiHidden="0" w:uiPriority="61" w:unhideWhenUsed="0"/>
-    <w:lsdException w:name="Light Grid Accent 5" w:semiHidden="0" w:uiPriority="62" w:unhideWhenUsed="0"/>
-    <w:lsdException w:name="Medium Shading 1 Accent 5" w:semiHidden="0" w:uiPriority="63" w:unhideWhenUsed="0"/>
-    <w:lsdException w:name="Medium Shading 2 Accent 5" w:semiHidden="0" w:uiPriority="64" w:unhideWhenUsed="0"/>
-    <w:lsdException w:name="Medium List 1 Accent 5" w:semiHidden="0" w:uiPriority="65" w:unhideWhenUsed="0"/>
-    <w:lsdException w:name="Medium List 2 Accent 5" w:semiHidden="0" w:uiPriority="66" w:unhideWhenUsed="0"/>
-    <w:lsdException w:name="Medium Grid 1 Accent 5" w:semiHidden="0" w:uiPriority="67" w:unhideWhenUsed="0"/>
-    <w:lsdException w:name="Medium Grid 2 Accent 5" w:semiHidden="0" w:uiPriority="68" w:unhideWhenUsed="0"/>
-    <w:lsdException w:name="Medium Grid 3 Accent 5" w:semiHidden="0" w:uiPriority="69" w:unhideWhenUsed="0"/>
-    <w:lsdException w:name="Dark List Accent 5" w:semiHidden="0" w:uiPriority="70" w:unhideWhenUsed="0"/>
-    <w:lsdException w:name="Colorful Shading Accent 5" w:semiHidden="0" w:uiPriority="71" w:unhideWhenUsed="0"/>
-    <w:lsdException w:name="Colorful List Accent 5" w:semiHidden="0" w:uiPriority="72" w:unhideWhenUsed="0"/>
-    <w:lsdException w:name="Colorful Grid Accent 5" w:semiHidden="0" w:uiPriority="73" w:unhideWhenUsed="0"/>
-    <w:lsdException w:name="Light Shading Accent 6" w:semiHidden="0" w:uiPriority="60" w:unhideWhenUsed="0"/>
-    <w:lsdException w:name="Light List Accent 6" w:semiHidden="0" w:uiPriority="61" w:unhideWhenUsed="0"/>
-    <w:lsdException w:name="Light Grid Accent 6" w:semiHidden="0" w:uiPriority="62" w:unhideWhenUsed="0"/>
-    <w:lsdException w:name="Medium Shading 1 Accent 6" w:semiHidden="0" w:uiPriority="63" w:unhideWhenUsed="0"/>
-    <w:lsdException w:name="Medium Shading 2 Accent 6" w:semiHidden="0" w:uiPriority="64" w:unhideWhenUsed="0"/>
-    <w:lsdException w:name="Medium List 1 Accent 6" w:semiHidden="0" w:uiPriority="65" w:unhideWhenUsed="0"/>
-    <w:lsdException w:name="Medium List 2 Accent 6" w:semiHidden="0" w:uiPriority="66" w:unhideWhenUsed="0"/>
-    <w:lsdException w:name="Medium Grid 1 Accent 6" w:semiHidden="0" w:uiPriority="67" w:unhideWhenUsed="0"/>
-    <w:lsdException w:name="Medium Grid 2 Accent 6" w:semiHidden="0" w:uiPriority="68" w:unhideWhenUsed="0"/>
-    <w:lsdException w:name="Medium Grid 3 Accent 6" w:semiHidden="0" w:uiPriority="69" w:unhideWhenUsed="0"/>
-    <w:lsdException w:name="Dark List Accent 6" w:semiHidden="0" w:uiPriority="70" w:unhideWhenUsed="0"/>
-    <w:lsdException w:name="Colorful Shading Accent 6" w:semiHidden="0" w:uiPriority="71" w:unhideWhenUsed="0"/>
-    <w:lsdException w:name="Colorful List Accent 6" w:semiHidden="0" w:uiPriority="72" w:unhideWhenUsed="0"/>
-    <w:lsdException w:name="Colorful Grid Accent 6" w:semiHidden="0" w:uiPriority="73" w:unhideWhenUsed="0"/>
+  <w:latentStyles w:count="260" w:defQFormat="0" w:defUnhideWhenUsed="1" w:defSemiHidden="1" w:defUIPriority="99" w:defLockedState="0">
+    <w:lsdException w:qFormat="1" w:unhideWhenUsed="0" w:uiPriority="0" w:name="Normal"/>
+    <w:lsdException w:qFormat="1" w:unhideWhenUsed="0" w:uiPriority="0" w:semiHidden="0" w:name="heading 1"/>
+    <w:lsdException w:qFormat="1" w:uiPriority="0" w:name="heading 2"/>
+    <w:lsdException w:qFormat="1" w:uiPriority="0" w:name="heading 3"/>
+    <w:lsdException w:qFormat="1" w:uiPriority="0" w:name="heading 4"/>
+    <w:lsdException w:qFormat="1" w:uiPriority="0" w:name="heading 5"/>
+    <w:lsdException w:qFormat="1" w:uiPriority="0" w:name="heading 6"/>
+    <w:lsdException w:qFormat="1" w:uiPriority="0" w:name="heading 7"/>
+    <w:lsdException w:qFormat="1" w:uiPriority="0" w:name="heading 8"/>
+    <w:lsdException w:qFormat="1" w:uiPriority="0" w:name="heading 9"/>
+    <w:lsdException w:unhideWhenUsed="0" w:uiPriority="0" w:semiHidden="0" w:name="index 1"/>
+    <w:lsdException w:unhideWhenUsed="0" w:uiPriority="0" w:semiHidden="0" w:name="index 2"/>
+    <w:lsdException w:unhideWhenUsed="0" w:uiPriority="0" w:semiHidden="0" w:name="index 3"/>
+    <w:lsdException w:unhideWhenUsed="0" w:uiPriority="0" w:semiHidden="0" w:name="index 4"/>
+    <w:lsdException w:unhideWhenUsed="0" w:uiPriority="0" w:semiHidden="0" w:name="index 5"/>
+    <w:lsdException w:unhideWhenUsed="0" w:uiPriority="0" w:semiHidden="0" w:name="index 6"/>
+    <w:lsdException w:unhideWhenUsed="0" w:uiPriority="0" w:semiHidden="0" w:name="index 7"/>
+    <w:lsdException w:unhideWhenUsed="0" w:uiPriority="0" w:semiHidden="0" w:name="index 8"/>
+    <w:lsdException w:unhideWhenUsed="0" w:uiPriority="0" w:semiHidden="0" w:name="index 9"/>
+    <w:lsdException w:unhideWhenUsed="0" w:uiPriority="0" w:semiHidden="0" w:name="toc 1"/>
+    <w:lsdException w:unhideWhenUsed="0" w:uiPriority="0" w:semiHidden="0" w:name="toc 2"/>
+    <w:lsdException w:unhideWhenUsed="0" w:uiPriority="0" w:semiHidden="0" w:name="toc 3"/>
+    <w:lsdException w:unhideWhenUsed="0" w:uiPriority="0" w:semiHidden="0" w:name="toc 4"/>
+    <w:lsdException w:unhideWhenUsed="0" w:uiPriority="0" w:semiHidden="0" w:name="toc 5"/>
+    <w:lsdException w:unhideWhenUsed="0" w:uiPriority="0" w:semiHidden="0" w:name="toc 6"/>
+    <w:lsdException w:unhideWhenUsed="0" w:uiPriority="0" w:semiHidden="0" w:name="toc 7"/>
+    <w:lsdException w:unhideWhenUsed="0" w:uiPriority="0" w:semiHidden="0" w:name="toc 8"/>
+    <w:lsdException w:unhideWhenUsed="0" w:uiPriority="0" w:semiHidden="0" w:name="toc 9"/>
+    <w:lsdException w:unhideWhenUsed="0" w:uiPriority="0" w:semiHidden="0" w:name="Normal Indent"/>
+    <w:lsdException w:unhideWhenUsed="0" w:uiPriority="0" w:semiHidden="0" w:name="footnote text"/>
+    <w:lsdException w:unhideWhenUsed="0" w:uiPriority="0" w:semiHidden="0" w:name="annotation text"/>
+    <w:lsdException w:unhideWhenUsed="0" w:uiPriority="0" w:semiHidden="0" w:name="header"/>
+    <w:lsdException w:unhideWhenUsed="0" w:uiPriority="0" w:semiHidden="0" w:name="footer"/>
+    <w:lsdException w:unhideWhenUsed="0" w:uiPriority="0" w:semiHidden="0" w:name="index heading"/>
+    <w:lsdException w:qFormat="1" w:uiPriority="0" w:name="caption"/>
+    <w:lsdException w:unhideWhenUsed="0" w:uiPriority="0" w:semiHidden="0" w:name="table of figures"/>
+    <w:lsdException w:unhideWhenUsed="0" w:uiPriority="0" w:semiHidden="0" w:name="envelope address"/>
+    <w:lsdException w:unhideWhenUsed="0" w:uiPriority="0" w:semiHidden="0" w:name="envelope return"/>
+    <w:lsdException w:unhideWhenUsed="0" w:uiPriority="0" w:semiHidden="0" w:name="footnote reference"/>
+    <w:lsdException w:unhideWhenUsed="0" w:uiPriority="0" w:semiHidden="0" w:name="annotation reference"/>
+    <w:lsdException w:unhideWhenUsed="0" w:uiPriority="0" w:semiHidden="0" w:name="line number"/>
+    <w:lsdException w:unhideWhenUsed="0" w:uiPriority="0" w:semiHidden="0" w:name="page number"/>
+    <w:lsdException w:unhideWhenUsed="0" w:uiPriority="0" w:semiHidden="0" w:name="endnote reference"/>
+    <w:lsdException w:unhideWhenUsed="0" w:uiPriority="0" w:semiHidden="0" w:name="endnote text"/>
+    <w:lsdException w:unhideWhenUsed="0" w:uiPriority="0" w:semiHidden="0" w:name="table of authorities"/>
+    <w:lsdException w:unhideWhenUsed="0" w:uiPriority="0" w:semiHidden="0" w:name="macro"/>
+    <w:lsdException w:unhideWhenUsed="0" w:uiPriority="0" w:semiHidden="0" w:name="toa heading"/>
+    <w:lsdException w:unhideWhenUsed="0" w:uiPriority="0" w:semiHidden="0" w:name="List"/>
+    <w:lsdException w:unhideWhenUsed="0" w:uiPriority="0" w:semiHidden="0" w:name="List Bullet"/>
+    <w:lsdException w:unhideWhenUsed="0" w:uiPriority="0" w:semiHidden="0" w:name="List Number"/>
+    <w:lsdException w:unhideWhenUsed="0" w:uiPriority="0" w:semiHidden="0" w:name="List 2"/>
+    <w:lsdException w:unhideWhenUsed="0" w:uiPriority="0" w:semiHidden="0" w:name="List 3"/>
+    <w:lsdException w:unhideWhenUsed="0" w:uiPriority="0" w:semiHidden="0" w:name="List 4"/>
+    <w:lsdException w:unhideWhenUsed="0" w:uiPriority="0" w:semiHidden="0" w:name="List 5"/>
+    <w:lsdException w:unhideWhenUsed="0" w:uiPriority="0" w:semiHidden="0" w:name="List Bullet 2"/>
+    <w:lsdException w:unhideWhenUsed="0" w:uiPriority="0" w:semiHidden="0" w:name="List Bullet 3"/>
+    <w:lsdException w:unhideWhenUsed="0" w:uiPriority="0" w:semiHidden="0" w:name="List Bullet 4"/>
+    <w:lsdException w:unhideWhenUsed="0" w:uiPriority="0" w:semiHidden="0" w:name="List Bullet 5"/>
+    <w:lsdException w:unhideWhenUsed="0" w:uiPriority="0" w:semiHidden="0" w:name="List Number 2"/>
+    <w:lsdException w:unhideWhenUsed="0" w:uiPriority="0" w:semiHidden="0" w:name="List Number 3"/>
+    <w:lsdException w:unhideWhenUsed="0" w:uiPriority="0" w:semiHidden="0" w:name="List Number 4"/>
+    <w:lsdException w:unhideWhenUsed="0" w:uiPriority="0" w:semiHidden="0" w:name="List Number 5"/>
+    <w:lsdException w:qFormat="1" w:unhideWhenUsed="0" w:uiPriority="0" w:semiHidden="0" w:name="Title"/>
+    <w:lsdException w:unhideWhenUsed="0" w:uiPriority="0" w:semiHidden="0" w:name="Closing"/>
+    <w:lsdException w:unhideWhenUsed="0" w:uiPriority="0" w:semiHidden="0" w:name="Signature"/>
+    <w:lsdException w:qFormat="1" w:unhideWhenUsed="0" w:uiPriority="0" w:name="Default Paragraph Font"/>
+    <w:lsdException w:qFormat="1" w:unhideWhenUsed="0" w:uiPriority="0" w:name="Body Text"/>
+    <w:lsdException w:unhideWhenUsed="0" w:uiPriority="0" w:semiHidden="0" w:name="Body Text Indent"/>
+    <w:lsdException w:unhideWhenUsed="0" w:uiPriority="0" w:semiHidden="0" w:name="List Continue"/>
+    <w:lsdException w:unhideWhenUsed="0" w:uiPriority="0" w:semiHidden="0" w:name="List Continue 2"/>
+    <w:lsdException w:unhideWhenUsed="0" w:uiPriority="0" w:semiHidden="0" w:name="List Continue 3"/>
+    <w:lsdException w:unhideWhenUsed="0" w:uiPriority="0" w:semiHidden="0" w:name="List Continue 4"/>
+    <w:lsdException w:unhideWhenUsed="0" w:uiPriority="0" w:semiHidden="0" w:name="List Continue 5"/>
+    <w:lsdException w:unhideWhenUsed="0" w:uiPriority="0" w:semiHidden="0" w:name="Message Header"/>
+    <w:lsdException w:qFormat="1" w:unhideWhenUsed="0" w:uiPriority="0" w:semiHidden="0" w:name="Subtitle"/>
+    <w:lsdException w:unhideWhenUsed="0" w:uiPriority="0" w:semiHidden="0" w:name="Salutation"/>
+    <w:lsdException w:unhideWhenUsed="0" w:uiPriority="0" w:semiHidden="0" w:name="Date"/>
+    <w:lsdException w:unhideWhenUsed="0" w:uiPriority="0" w:semiHidden="0" w:name="Body Text First Indent"/>
+    <w:lsdException w:unhideWhenUsed="0" w:uiPriority="0" w:semiHidden="0" w:name="Body Text First Indent 2"/>
+    <w:lsdException w:uiPriority="99" w:name="Note Heading"/>
+    <w:lsdException w:unhideWhenUsed="0" w:uiPriority="0" w:semiHidden="0" w:name="Body Text 2"/>
+    <w:lsdException w:unhideWhenUsed="0" w:uiPriority="0" w:semiHidden="0" w:name="Body Text 3"/>
+    <w:lsdException w:unhideWhenUsed="0" w:uiPriority="0" w:semiHidden="0" w:name="Body Text Indent 2"/>
+    <w:lsdException w:unhideWhenUsed="0" w:uiPriority="0" w:semiHidden="0" w:name="Body Text Indent 3"/>
+    <w:lsdException w:unhideWhenUsed="0" w:uiPriority="0" w:semiHidden="0" w:name="Block Text"/>
+    <w:lsdException w:unhideWhenUsed="0" w:uiPriority="0" w:semiHidden="0" w:name="Hyperlink"/>
+    <w:lsdException w:unhideWhenUsed="0" w:uiPriority="0" w:semiHidden="0" w:name="FollowedHyperlink"/>
+    <w:lsdException w:qFormat="1" w:unhideWhenUsed="0" w:uiPriority="0" w:semiHidden="0" w:name="Strong"/>
+    <w:lsdException w:qFormat="1" w:unhideWhenUsed="0" w:uiPriority="0" w:semiHidden="0" w:name="Emphasis"/>
+    <w:lsdException w:unhideWhenUsed="0" w:uiPriority="0" w:semiHidden="0" w:name="Document Map"/>
+    <w:lsdException w:unhideWhenUsed="0" w:uiPriority="0" w:semiHidden="0" w:name="Plain Text"/>
+    <w:lsdException w:unhideWhenUsed="0" w:uiPriority="0" w:semiHidden="0" w:name="E-mail Signature"/>
+    <w:lsdException w:unhideWhenUsed="0" w:uiPriority="0" w:semiHidden="0" w:name="Normal (Web)"/>
+    <w:lsdException w:unhideWhenUsed="0" w:uiPriority="0" w:semiHidden="0" w:name="HTML Acronym"/>
+    <w:lsdException w:unhideWhenUsed="0" w:uiPriority="0" w:semiHidden="0" w:name="HTML Address"/>
+    <w:lsdException w:unhideWhenUsed="0" w:uiPriority="0" w:semiHidden="0" w:name="HTML Cite"/>
+    <w:lsdException w:unhideWhenUsed="0" w:uiPriority="0" w:semiHidden="0" w:name="HTML Code"/>
+    <w:lsdException w:unhideWhenUsed="0" w:uiPriority="0" w:semiHidden="0" w:name="HTML Definition"/>
+    <w:lsdException w:unhideWhenUsed="0" w:uiPriority="0" w:semiHidden="0" w:name="HTML Keyboard"/>
+    <w:lsdException w:unhideWhenUsed="0" w:uiPriority="0" w:semiHidden="0" w:name="HTML Preformatted"/>
+    <w:lsdException w:unhideWhenUsed="0" w:uiPriority="0" w:semiHidden="0" w:name="HTML Sample"/>
+    <w:lsdException w:unhideWhenUsed="0" w:uiPriority="0" w:semiHidden="0" w:name="HTML Typewriter"/>
+    <w:lsdException w:unhideWhenUsed="0" w:uiPriority="0" w:semiHidden="0" w:name="HTML Variable"/>
+    <w:lsdException w:qFormat="1" w:unhideWhenUsed="0" w:uiPriority="0" w:name="Normal Table"/>
+    <w:lsdException w:unhideWhenUsed="0" w:uiPriority="0" w:semiHidden="0" w:name="annotation subject"/>
+    <w:lsdException w:unhideWhenUsed="0" w:uiPriority="0" w:semiHidden="0" w:name="Table Simple 1"/>
+    <w:lsdException w:unhideWhenUsed="0" w:uiPriority="0" w:semiHidden="0" w:name="Table Simple 2"/>
+    <w:lsdException w:unhideWhenUsed="0" w:uiPriority="0" w:semiHidden="0" w:name="Table Simple 3"/>
+    <w:lsdException w:unhideWhenUsed="0" w:uiPriority="0" w:semiHidden="0" w:name="Table Classic 1"/>
+    <w:lsdException w:unhideWhenUsed="0" w:uiPriority="0" w:semiHidden="0" w:name="Table Classic 2"/>
+    <w:lsdException w:unhideWhenUsed="0" w:uiPriority="0" w:semiHidden="0" w:name="Table Classic 3"/>
+    <w:lsdException w:unhideWhenUsed="0" w:uiPriority="0" w:semiHidden="0" w:name="Table Classic 4"/>
+    <w:lsdException w:unhideWhenUsed="0" w:uiPriority="0" w:semiHidden="0" w:name="Table Colorful 1"/>
+    <w:lsdException w:unhideWhenUsed="0" w:uiPriority="0" w:semiHidden="0" w:name="Table Colorful 2"/>
+    <w:lsdException w:unhideWhenUsed="0" w:uiPriority="0" w:semiHidden="0" w:name="Table Colorful 3"/>
+    <w:lsdException w:unhideWhenUsed="0" w:uiPriority="0" w:semiHidden="0" w:name="Table Columns 1"/>
+    <w:lsdException w:unhideWhenUsed="0" w:uiPriority="0" w:semiHidden="0" w:name="Table Columns 2"/>
+    <w:lsdException w:unhideWhenUsed="0" w:uiPriority="0" w:semiHidden="0" w:name="Table Columns 3"/>
+    <w:lsdException w:unhideWhenUsed="0" w:uiPriority="0" w:semiHidden="0" w:name="Table Columns 4"/>
+    <w:lsdException w:unhideWhenUsed="0" w:uiPriority="0" w:semiHidden="0" w:name="Table Columns 5"/>
+    <w:lsdException w:unhideWhenUsed="0" w:uiPriority="0" w:semiHidden="0" w:name="Table Grid 1"/>
+    <w:lsdException w:unhideWhenUsed="0" w:uiPriority="0" w:semiHidden="0" w:name="Table Grid 2"/>
+    <w:lsdException w:unhideWhenUsed="0" w:uiPriority="0" w:semiHidden="0" w:name="Table Grid 3"/>
+    <w:lsdException w:unhideWhenUsed="0" w:uiPriority="0" w:semiHidden="0" w:name="Table Grid 4"/>
+    <w:lsdException w:unhideWhenUsed="0" w:uiPriority="0" w:semiHidden="0" w:name="Table Grid 5"/>
+    <w:lsdException w:unhideWhenUsed="0" w:uiPriority="0" w:semiHidden="0" w:name="Table Grid 6"/>
+    <w:lsdException w:unhideWhenUsed="0" w:uiPriority="0" w:semiHidden="0" w:name="Table Grid 7"/>
+    <w:lsdException w:unhideWhenUsed="0" w:uiPriority="0" w:semiHidden="0" w:name="Table Grid 8"/>
+    <w:lsdException w:unhideWhenUsed="0" w:uiPriority="0" w:semiHidden="0" w:name="Table List 1"/>
+    <w:lsdException w:unhideWhenUsed="0" w:uiPriority="0" w:semiHidden="0" w:name="Table List 2"/>
+    <w:lsdException w:unhideWhenUsed="0" w:uiPriority="0" w:semiHidden="0" w:name="Table List 3"/>
+    <w:lsdException w:unhideWhenUsed="0" w:uiPriority="0" w:semiHidden="0" w:name="Table List 4"/>
+    <w:lsdException w:unhideWhenUsed="0" w:uiPriority="0" w:semiHidden="0" w:name="Table List 5"/>
+    <w:lsdException w:unhideWhenUsed="0" w:uiPriority="0" w:semiHidden="0" w:name="Table List 6"/>
+    <w:lsdException w:unhideWhenUsed="0" w:uiPriority="0" w:semiHidden="0" w:name="Table List 7"/>
+    <w:lsdException w:unhideWhenUsed="0" w:uiPriority="0" w:semiHidden="0" w:name="Table List 8"/>
+    <w:lsdException w:unhideWhenUsed="0" w:uiPriority="0" w:semiHidden="0" w:name="Table 3D effects 1"/>
+    <w:lsdException w:unhideWhenUsed="0" w:uiPriority="0" w:semiHidden="0" w:name="Table 3D effects 2"/>
+    <w:lsdException w:unhideWhenUsed="0" w:uiPriority="0" w:semiHidden="0" w:name="Table 3D effects 3"/>
+    <w:lsdException w:unhideWhenUsed="0" w:uiPriority="0" w:semiHidden="0" w:name="Table Contemporary"/>
+    <w:lsdException w:unhideWhenUsed="0" w:uiPriority="0" w:semiHidden="0" w:name="Table Elegant"/>
+    <w:lsdException w:unhideWhenUsed="0" w:uiPriority="0" w:semiHidden="0" w:name="Table Professional"/>
+    <w:lsdException w:unhideWhenUsed="0" w:uiPriority="0" w:semiHidden="0" w:name="Table Subtle 1"/>
+    <w:lsdException w:unhideWhenUsed="0" w:uiPriority="0" w:semiHidden="0" w:name="Table Subtle 2"/>
+    <w:lsdException w:unhideWhenUsed="0" w:uiPriority="0" w:semiHidden="0" w:name="Table Web 1"/>
+    <w:lsdException w:unhideWhenUsed="0" w:uiPriority="0" w:semiHidden="0" w:name="Table Web 2"/>
+    <w:lsdException w:unhideWhenUsed="0" w:uiPriority="0" w:semiHidden="0" w:name="Table Web 3"/>
+    <w:lsdException w:unhideWhenUsed="0" w:uiPriority="0" w:semiHidden="0" w:name="Balloon Text"/>
+    <w:lsdException w:unhideWhenUsed="0" w:uiPriority="0" w:semiHidden="0" w:name="Table Grid"/>
+    <w:lsdException w:unhideWhenUsed="0" w:uiPriority="0" w:semiHidden="0" w:name="Table Theme"/>
+    <w:lsdException w:unhideWhenUsed="0" w:uiPriority="60" w:semiHidden="0" w:name="Light Shading"/>
+    <w:lsdException w:unhideWhenUsed="0" w:uiPriority="61" w:semiHidden="0" w:name="Light List"/>
+    <w:lsdException w:unhideWhenUsed="0" w:uiPriority="62" w:semiHidden="0" w:name="Light Grid"/>
+    <w:lsdException w:unhideWhenUsed="0" w:uiPriority="63" w:semiHidden="0" w:name="Medium Shading 1"/>
+    <w:lsdException w:unhideWhenUsed="0" w:uiPriority="64" w:semiHidden="0" w:name="Medium Shading 2"/>
+    <w:lsdException w:unhideWhenUsed="0" w:uiPriority="65" w:semiHidden="0" w:name="Medium List 1"/>
+    <w:lsdException w:unhideWhenUsed="0" w:uiPriority="66" w:semiHidden="0" w:name="Medium List 2"/>
+    <w:lsdException w:unhideWhenUsed="0" w:uiPriority="67" w:semiHidden="0" w:name="Medium Grid 1"/>
+    <w:lsdException w:unhideWhenUsed="0" w:uiPriority="68" w:semiHidden="0" w:name="Medium Grid 2"/>
+    <w:lsdException w:unhideWhenUsed="0" w:uiPriority="69" w:semiHidden="0" w:name="Medium Grid 3"/>
+    <w:lsdException w:unhideWhenUsed="0" w:uiPriority="70" w:semiHidden="0" w:name="Dark List"/>
+    <w:lsdException w:unhideWhenUsed="0" w:uiPriority="71" w:semiHidden="0" w:name="Colorful Shading"/>
+    <w:lsdException w:unhideWhenUsed="0" w:uiPriority="72" w:semiHidden="0" w:name="Colorful List"/>
+    <w:lsdException w:unhideWhenUsed="0" w:uiPriority="73" w:semiHidden="0" w:name="Colorful Grid"/>
+    <w:lsdException w:unhideWhenUsed="0" w:uiPriority="60" w:semiHidden="0" w:name="Light Shading Accent 1"/>
+    <w:lsdException w:unhideWhenUsed="0" w:uiPriority="61" w:semiHidden="0" w:name="Light List Accent 1"/>
+    <w:lsdException w:unhideWhenUsed="0" w:uiPriority="62" w:semiHidden="0" w:name="Light Grid Accent 1"/>
+    <w:lsdException w:unhideWhenUsed="0" w:uiPriority="63" w:semiHidden="0" w:name="Medium Shading 1 Accent 1"/>
+    <w:lsdException w:unhideWhenUsed="0" w:uiPriority="64" w:semiHidden="0" w:name="Medium Shading 2 Accent 1"/>
+    <w:lsdException w:unhideWhenUsed="0" w:uiPriority="65" w:semiHidden="0" w:name="Medium List 1 Accent 1"/>
+    <w:lsdException w:unhideWhenUsed="0" w:uiPriority="66" w:semiHidden="0" w:name="Medium List 2 Accent 1"/>
+    <w:lsdException w:unhideWhenUsed="0" w:uiPriority="67" w:semiHidden="0" w:name="Medium Grid 1 Accent 1"/>
+    <w:lsdException w:unhideWhenUsed="0" w:uiPriority="68" w:semiHidden="0" w:name="Medium Grid 2 Accent 1"/>
+    <w:lsdException w:unhideWhenUsed="0" w:uiPriority="69" w:semiHidden="0" w:name="Medium Grid 3 Accent 1"/>
+    <w:lsdException w:unhideWhenUsed="0" w:uiPriority="70" w:semiHidden="0" w:name="Dark List Accent 1"/>
+    <w:lsdException w:unhideWhenUsed="0" w:uiPriority="71" w:semiHidden="0" w:name="Colorful Shading Accent 1"/>
+    <w:lsdException w:unhideWhenUsed="0" w:uiPriority="72" w:semiHidden="0" w:name="Colorful List Accent 1"/>
+    <w:lsdException w:unhideWhenUsed="0" w:uiPriority="73" w:semiHidden="0" w:name="Colorful Grid Accent 1"/>
+    <w:lsdException w:unhideWhenUsed="0" w:uiPriority="60" w:semiHidden="0" w:name="Light Shading Accent 2"/>
+    <w:lsdException w:unhideWhenUsed="0" w:uiPriority="61" w:semiHidden="0" w:name="Light List Accent 2"/>
+    <w:lsdException w:unhideWhenUsed="0" w:uiPriority="62" w:semiHidden="0" w:name="Light Grid Accent 2"/>
+    <w:lsdException w:unhideWhenUsed="0" w:uiPriority="63" w:semiHidden="0" w:name="Medium Shading 1 Accent 2"/>
+    <w:lsdException w:unhideWhenUsed="0" w:uiPriority="64" w:semiHidden="0" w:name="Medium Shading 2 Accent 2"/>
+    <w:lsdException w:unhideWhenUsed="0" w:uiPriority="65" w:semiHidden="0" w:name="Medium List 1 Accent 2"/>
+    <w:lsdException w:unhideWhenUsed="0" w:uiPriority="66" w:semiHidden="0" w:name="Medium List 2 Accent 2"/>
+    <w:lsdException w:unhideWhenUsed="0" w:uiPriority="67" w:semiHidden="0" w:name="Medium Grid 1 Accent 2"/>
+    <w:lsdException w:unhideWhenUsed="0" w:uiPriority="68" w:semiHidden="0" w:name="Medium Grid 2 Accent 2"/>
+    <w:lsdException w:unhideWhenUsed="0" w:uiPriority="69" w:semiHidden="0" w:name="Medium Grid 3 Accent 2"/>
+    <w:lsdException w:unhideWhenUsed="0" w:uiPriority="70" w:semiHidden="0" w:name="Dark List Accent 2"/>
+    <w:lsdException w:unhideWhenUsed="0" w:uiPriority="71" w:semiHidden="0" w:name="Colorful Shading Accent 2"/>
+    <w:lsdException w:unhideWhenUsed="0" w:uiPriority="72" w:semiHidden="0" w:name="Colorful List Accent 2"/>
+    <w:lsdException w:unhideWhenUsed="0" w:uiPriority="73" w:semiHidden="0" w:name="Colorful Grid Accent 2"/>
+    <w:lsdException w:unhideWhenUsed="0" w:uiPriority="60" w:semiHidden="0" w:name="Light Shading Accent 3"/>
+    <w:lsdException w:unhideWhenUsed="0" w:uiPriority="61" w:semiHidden="0" w:name="Light List Accent 3"/>
+    <w:lsdException w:unhideWhenUsed="0" w:uiPriority="62" w:semiHidden="0" w:name="Light Grid Accent 3"/>
+    <w:lsdException w:unhideWhenUsed="0" w:uiPriority="63" w:semiHidden="0" w:name="Medium Shading 1 Accent 3"/>
+    <w:lsdException w:unhideWhenUsed="0" w:uiPriority="64" w:semiHidden="0" w:name="Medium Shading 2 Accent 3"/>
+    <w:lsdException w:unhideWhenUsed="0" w:uiPriority="65" w:semiHidden="0" w:name="Medium List 1 Accent 3"/>
+    <w:lsdException w:unhideWhenUsed="0" w:uiPriority="66" w:semiHidden="0" w:name="Medium List 2 Accent 3"/>
+    <w:lsdException w:unhideWhenUsed="0" w:uiPriority="67" w:semiHidden="0" w:name="Medium Grid 1 Accent 3"/>
+    <w:lsdException w:unhideWhenUsed="0" w:uiPriority="68" w:semiHidden="0" w:name="Medium Grid 2 Accent 3"/>
+    <w:lsdException w:unhideWhenUsed="0" w:uiPriority="69" w:semiHidden="0" w:name="Medium Grid 3 Accent 3"/>
+    <w:lsdException w:unhideWhenUsed="0" w:uiPriority="70" w:semiHidden="0" w:name="Dark List Accent 3"/>
+    <w:lsdException w:unhideWhenUsed="0" w:uiPriority="71" w:semiHidden="0" w:name="Colorful Shading Accent 3"/>
+    <w:lsdException w:unhideWhenUsed="0" w:uiPriority="72" w:semiHidden="0" w:name="Colorful List Accent 3"/>
+    <w:lsdException w:unhideWhenUsed="0" w:uiPriority="73" w:semiHidden="0" w:name="Colorful Grid Accent 3"/>
+    <w:lsdException w:unhideWhenUsed="0" w:uiPriority="60" w:semiHidden="0" w:name="Light Shading Accent 4"/>
+    <w:lsdException w:unhideWhenUsed="0" w:uiPriority="61" w:semiHidden="0" w:name="Light List Accent 4"/>
+    <w:lsdException w:unhideWhenUsed="0" w:uiPriority="62" w:semiHidden="0" w:name="Light Grid Accent 4"/>
+    <w:lsdException w:unhideWhenUsed="0" w:uiPriority="63" w:semiHidden="0" w:name="Medium Shading 1 Accent 4"/>
+    <w:lsdException w:unhideWhenUsed="0" w:uiPriority="64" w:semiHidden="0" w:name="Medium Shading 2 Accent 4"/>
+    <w:lsdException w:unhideWhenUsed="0" w:uiPriority="65" w:semiHidden="0" w:name="Medium List 1 Accent 4"/>
+    <w:lsdException w:unhideWhenUsed="0" w:uiPriority="66" w:semiHidden="0" w:name="Medium List 2 Accent 4"/>
+    <w:lsdException w:unhideWhenUsed="0" w:uiPriority="67" w:semiHidden="0" w:name="Medium Grid 1 Accent 4"/>
+    <w:lsdException w:unhideWhenUsed="0" w:uiPriority="68" w:semiHidden="0" w:name="Medium Grid 2 Accent 4"/>
+    <w:lsdException w:unhideWhenUsed="0" w:uiPriority="69" w:semiHidden="0" w:name="Medium Grid 3 Accent 4"/>
+    <w:lsdException w:unhideWhenUsed="0" w:uiPriority="70" w:semiHidden="0" w:name="Dark List Accent 4"/>
+    <w:lsdException w:unhideWhenUsed="0" w:uiPriority="71" w:semiHidden="0" w:name="Colorful Shading Accent 4"/>
+    <w:lsdException w:unhideWhenUsed="0" w:uiPriority="72" w:semiHidden="0" w:name="Colorful List Accent 4"/>
+    <w:lsdException w:unhideWhenUsed="0" w:uiPriority="73" w:semiHidden="0" w:name="Colorful Grid Accent 4"/>
+    <w:lsdException w:unhideWhenUsed="0" w:uiPriority="60" w:semiHidden="0" w:name="Light Shading Accent 5"/>
+    <w:lsdException w:unhideWhenUsed="0" w:uiPriority="61" w:semiHidden="0" w:name="Light List Accent 5"/>
+    <w:lsdException w:unhideWhenUsed="0" w:uiPriority="62" w:semiHidden="0" w:name="Light Grid Accent 5"/>
+    <w:lsdException w:unhideWhenUsed="0" w:uiPriority="63" w:semiHidden="0" w:name="Medium Shading 1 Accent 5"/>
+    <w:lsdException w:unhideWhenUsed="0" w:uiPriority="64" w:semiHidden="0" w:name="Medium Shading 2 Accent 5"/>
+    <w:lsdException w:unhideWhenUsed="0" w:uiPriority="65" w:semiHidden="0" w:name="Medium List 1 Accent 5"/>
+    <w:lsdException w:unhideWhenUsed="0" w:uiPriority="66" w:semiHidden="0" w:name="Medium List 2 Accent 5"/>
+    <w:lsdException w:unhideWhenUsed="0" w:uiPriority="67" w:semiHidden="0" w:name="Medium Grid 1 Accent 5"/>
+    <w:lsdException w:unhideWhenUsed="0" w:uiPriority="68" w:semiHidden="0" w:name="Medium Grid 2 Accent 5"/>
+    <w:lsdException w:unhideWhenUsed="0" w:uiPriority="69" w:semiHidden="0" w:name="Medium Grid 3 Accent 5"/>
+    <w:lsdException w:unhideWhenUsed="0" w:uiPriority="70" w:semiHidden="0" w:name="Dark List Accent 5"/>
+    <w:lsdException w:unhideWhenUsed="0" w:uiPriority="71" w:semiHidden="0" w:name="Colorful Shading Accent 5"/>
+    <w:lsdException w:unhideWhenUsed="0" w:uiPriority="72" w:semiHidden="0" w:name="Colorful List Accent 5"/>
+    <w:lsdException w:unhideWhenUsed="0" w:uiPriority="73" w:semiHidden="0" w:name="Colorful Grid Accent 5"/>
+    <w:lsdException w:unhideWhenUsed="0" w:uiPriority="60" w:semiHidden="0" w:name="Light Shading Accent 6"/>
+    <w:lsdException w:unhideWhenUsed="0" w:uiPriority="61" w:semiHidden="0" w:name="Light List Accent 6"/>
+    <w:lsdException w:unhideWhenUsed="0" w:uiPriority="62" w:semiHidden="0" w:name="Light Grid Accent 6"/>
+    <w:lsdException w:unhideWhenUsed="0" w:uiPriority="63" w:semiHidden="0" w:name="Medium Shading 1 Accent 6"/>
+    <w:lsdException w:unhideWhenUsed="0" w:uiPriority="64" w:semiHidden="0" w:name="Medium Shading 2 Accent 6"/>
+    <w:lsdException w:unhideWhenUsed="0" w:uiPriority="65" w:semiHidden="0" w:name="Medium List 1 Accent 6"/>
+    <w:lsdException w:unhideWhenUsed="0" w:uiPriority="66" w:semiHidden="0" w:name="Medium List 2 Accent 6"/>
+    <w:lsdException w:unhideWhenUsed="0" w:uiPriority="67" w:semiHidden="0" w:name="Medium Grid 1 Accent 6"/>
+    <w:lsdException w:unhideWhenUsed="0" w:uiPriority="68" w:semiHidden="0" w:name="Medium Grid 2 Accent 6"/>
+    <w:lsdException w:unhideWhenUsed="0" w:uiPriority="69" w:semiHidden="0" w:name="Medium Grid 3 Accent 6"/>
+    <w:lsdException w:unhideWhenUsed="0" w:uiPriority="70" w:semiHidden="0" w:name="Dark List Accent 6"/>
+    <w:lsdException w:unhideWhenUsed="0" w:uiPriority="71" w:semiHidden="0" w:name="Colorful Shading Accent 6"/>
+    <w:lsdException w:unhideWhenUsed="0" w:uiPriority="72" w:semiHidden="0" w:name="Colorful List Accent 6"/>
+    <w:lsdException w:unhideWhenUsed="0" w:uiPriority="73" w:semiHidden="0" w:name="Colorful Grid Accent 6"/>
   </w:latentStyles>
-  <w:style w:type="paragraph" w:default="1" w:styleId="Normal">
+  <w:style w:type="paragraph" w:default="1" w:styleId="1">
     <w:name w:val="Normal"/>
     <w:semiHidden/>
     <w:qFormat/>
+    <w:uiPriority w:val="0"/>
     <w:pPr>
       <w:kinsoku w:val="0"/>
       <w:autoSpaceDE w:val="0"/>
@@ -7952,7 +7981,7 @@
       <w:textAlignment w:val="baseline"/>
     </w:pPr>
     <w:rPr>
-      <w:rFonts w:ascii="Arial" w:eastAsia="Arial" w:hAnsi="Arial" w:cs="Arial"/>
+      <w:rFonts w:ascii="Arial" w:hAnsi="Arial" w:eastAsia="Arial" w:cs="Arial"/>
       <w:snapToGrid w:val="0"/>
       <w:color w:val="000000"/>
       <w:kern w:val="0"/>
@@ -7961,15 +7990,17 @@
       <w:lang w:val="en-US" w:eastAsia="en-US" w:bidi="ar-SA"/>
     </w:rPr>
   </w:style>
-  <w:style w:type="character" w:default="1" w:styleId="DefaultParagraphFont">
+  <w:style w:type="character" w:default="1" w:styleId="8">
     <w:name w:val="Default Paragraph Font"/>
     <w:semiHidden/>
     <w:qFormat/>
+    <w:uiPriority w:val="0"/>
   </w:style>
-  <w:style w:type="table" w:default="1" w:styleId="TableNormal">
+  <w:style w:type="table" w:default="1" w:styleId="7">
     <w:name w:val="Normal Table"/>
     <w:semiHidden/>
     <w:qFormat/>
+    <w:uiPriority w:val="0"/>
     <w:tblPr>
       <w:tblCellMar>
         <w:top w:w="0" w:type="dxa"/>
@@ -7979,59 +8010,66 @@
       </w:tblCellMar>
     </w:tblPr>
   </w:style>
-  <w:style w:type="paragraph" w:styleId="BodyText">
+  <w:style w:type="paragraph" w:styleId="2">
     <w:name w:val="Body Text"/>
-    <w:basedOn w:val="Normal"/>
+    <w:basedOn w:val="1"/>
     <w:semiHidden/>
     <w:qFormat/>
+    <w:uiPriority w:val="0"/>
     <w:rPr>
-      <w:rFonts w:ascii="Arial" w:eastAsia="Arial" w:hAnsi="Arial" w:cs="Arial"/>
+      <w:rFonts w:ascii="Arial" w:hAnsi="Arial" w:eastAsia="Arial" w:cs="Arial"/>
       <w:sz w:val="21"/>
       <w:szCs w:val="21"/>
       <w:lang w:val="en-US" w:eastAsia="en-US" w:bidi="ar-SA"/>
     </w:rPr>
   </w:style>
-  <w:style w:type="paragraph" w:styleId="TOC3">
+  <w:style w:type="paragraph" w:styleId="3">
     <w:name w:val="toc 3"/>
-    <w:basedOn w:val="Normal"/>
-    <w:next w:val="Normal"/>
+    <w:basedOn w:val="1"/>
+    <w:next w:val="1"/>
+    <w:uiPriority w:val="0"/>
     <w:pPr>
       <w:ind w:left="840" w:leftChars="400"/>
     </w:pPr>
   </w:style>
-  <w:style w:type="paragraph" w:styleId="TOC1">
+  <w:style w:type="paragraph" w:styleId="4">
     <w:name w:val="toc 1"/>
-    <w:basedOn w:val="Normal"/>
-    <w:next w:val="Normal"/>
+    <w:basedOn w:val="1"/>
+    <w:next w:val="1"/>
+    <w:uiPriority w:val="0"/>
   </w:style>
-  <w:style w:type="paragraph" w:styleId="TOC2">
+  <w:style w:type="paragraph" w:styleId="5">
     <w:name w:val="toc 2"/>
-    <w:basedOn w:val="Normal"/>
-    <w:next w:val="Normal"/>
+    <w:basedOn w:val="1"/>
+    <w:next w:val="1"/>
+    <w:uiPriority w:val="0"/>
     <w:pPr>
       <w:ind w:left="420" w:leftChars="200"/>
     </w:pPr>
   </w:style>
-  <w:style w:type="paragraph" w:styleId="NormalWeb">
+  <w:style w:type="paragraph" w:styleId="6">
     <w:name w:val="Normal (Web)"/>
-    <w:basedOn w:val="Normal"/>
+    <w:basedOn w:val="1"/>
+    <w:uiPriority w:val="0"/>
     <w:rPr>
       <w:sz w:val="24"/>
     </w:rPr>
   </w:style>
-  <w:style w:type="character" w:styleId="Strong">
+  <w:style w:type="character" w:styleId="9">
     <w:name w:val="Strong"/>
-    <w:basedOn w:val="DefaultParagraphFont"/>
+    <w:basedOn w:val="8"/>
     <w:qFormat/>
+    <w:uiPriority w:val="0"/>
     <w:rPr>
       <w:b/>
     </w:rPr>
   </w:style>
-  <w:style w:type="table" w:customStyle="1" w:styleId="TableNormal0">
+  <w:style w:type="table" w:customStyle="1" w:styleId="10">
     <w:name w:val="Table Normal_0"/>
     <w:semiHidden/>
     <w:unhideWhenUsed/>
     <w:qFormat/>
+    <w:uiPriority w:val="0"/>
     <w:tblPr>
       <w:tblCellMar>
         <w:top w:w="0" w:type="dxa"/>
@@ -8041,13 +8079,14 @@
       </w:tblCellMar>
     </w:tblPr>
   </w:style>
-  <w:style w:type="paragraph" w:customStyle="1" w:styleId="TableText">
+  <w:style w:type="paragraph" w:customStyle="1" w:styleId="11">
     <w:name w:val="Table Text"/>
-    <w:basedOn w:val="Normal"/>
+    <w:basedOn w:val="1"/>
     <w:semiHidden/>
     <w:qFormat/>
+    <w:uiPriority w:val="0"/>
     <w:rPr>
-      <w:rFonts w:ascii="Arial" w:eastAsia="Arial" w:hAnsi="Arial" w:cs="Arial"/>
+      <w:rFonts w:ascii="Arial" w:hAnsi="Arial" w:eastAsia="Arial" w:cs="Arial"/>
       <w:sz w:val="21"/>
       <w:szCs w:val="21"/>
       <w:lang w:val="en-US" w:eastAsia="en-US" w:bidi="ar-SA"/>
